--- a/PW_3_G3/solution/_web2025_group03_pw3_document.docx
+++ b/PW_3_G3/solution/_web2025_group03_pw3_document.docx
@@ -549,7 +549,7 @@
         <w:fldChar w:fldCharType="begin"/>
       </w:r>
       <w:r>
-        <w:instrText xml:space="preserve"> PAGEREF _Toc197364520 \h </w:instrText>
+        <w:instrText xml:space="preserve"> PAGEREF _Toc197365172 \h </w:instrText>
       </w:r>
       <w:r>
         <w:fldChar w:fldCharType="separate"/>
@@ -605,7 +605,7 @@
         <w:fldChar w:fldCharType="begin"/>
       </w:r>
       <w:r>
-        <w:instrText xml:space="preserve"> PAGEREF _Toc197364521 \h </w:instrText>
+        <w:instrText xml:space="preserve"> PAGEREF _Toc197365173 \h </w:instrText>
       </w:r>
       <w:r>
         <w:fldChar w:fldCharType="separate"/>
@@ -659,7 +659,7 @@
         <w:fldChar w:fldCharType="begin"/>
       </w:r>
       <w:r>
-        <w:instrText xml:space="preserve"> PAGEREF _Toc197364522 \h </w:instrText>
+        <w:instrText xml:space="preserve"> PAGEREF _Toc197365174 \h </w:instrText>
       </w:r>
       <w:r>
         <w:fldChar w:fldCharType="separate"/>
@@ -713,7 +713,7 @@
         <w:fldChar w:fldCharType="begin"/>
       </w:r>
       <w:r>
-        <w:instrText xml:space="preserve"> PAGEREF _Toc197364523 \h </w:instrText>
+        <w:instrText xml:space="preserve"> PAGEREF _Toc197365175 \h </w:instrText>
       </w:r>
       <w:r>
         <w:fldChar w:fldCharType="separate"/>
@@ -767,7 +767,7 @@
         <w:fldChar w:fldCharType="begin"/>
       </w:r>
       <w:r>
-        <w:instrText xml:space="preserve"> PAGEREF _Toc197364524 \h </w:instrText>
+        <w:instrText xml:space="preserve"> PAGEREF _Toc197365176 \h </w:instrText>
       </w:r>
       <w:r>
         <w:fldChar w:fldCharType="separate"/>
@@ -823,7 +823,7 @@
         <w:fldChar w:fldCharType="begin"/>
       </w:r>
       <w:r>
-        <w:instrText xml:space="preserve"> PAGEREF _Toc197364525 \h </w:instrText>
+        <w:instrText xml:space="preserve"> PAGEREF _Toc197365177 \h </w:instrText>
       </w:r>
       <w:r>
         <w:fldChar w:fldCharType="separate"/>
@@ -877,7 +877,7 @@
         <w:fldChar w:fldCharType="begin"/>
       </w:r>
       <w:r>
-        <w:instrText xml:space="preserve"> PAGEREF _Toc197364526 \h </w:instrText>
+        <w:instrText xml:space="preserve"> PAGEREF _Toc197365178 \h </w:instrText>
       </w:r>
       <w:r>
         <w:fldChar w:fldCharType="separate"/>
@@ -886,6 +886,85 @@
         <w:t>4</w:t>
       </w:r>
       <w:r>
+        <w:fldChar w:fldCharType="end"/>
+      </w:r>
+    </w:p>
+    <w:p>
+      <w:pPr>
+        <w:pStyle w:val="TOC3"/>
+        <w:rPr>
+          <w:noProof/>
+          <w:kern w:val="2"/>
+          <w:sz w:val="24"/>
+          <w:szCs w:val="24"/>
+          <w:lang w:eastAsia="en-US"/>
+          <w14:ligatures w14:val="standardContextual"/>
+        </w:rPr>
+      </w:pPr>
+      <w:r>
+        <w:rPr>
+          <w:rFonts w:cs="Arial"/>
+          <w:noProof/>
+        </w:rPr>
+        <w:t>3.1.1</w:t>
+      </w:r>
+      <w:r>
+        <w:rPr>
+          <w:noProof/>
+          <w:kern w:val="2"/>
+          <w:sz w:val="24"/>
+          <w:szCs w:val="24"/>
+          <w:lang w:eastAsia="en-US"/>
+          <w14:ligatures w14:val="standardContextual"/>
+        </w:rPr>
+        <w:tab/>
+      </w:r>
+      <w:r>
+        <w:rPr>
+          <w:rFonts w:cs="Arial"/>
+          <w:noProof/>
+        </w:rPr>
+        <w:t>Register.php image</w:t>
+      </w:r>
+      <w:r>
+        <w:rPr>
+          <w:noProof/>
+        </w:rPr>
+        <w:tab/>
+      </w:r>
+      <w:r>
+        <w:rPr>
+          <w:noProof/>
+        </w:rPr>
+        <w:fldChar w:fldCharType="begin"/>
+      </w:r>
+      <w:r>
+        <w:rPr>
+          <w:noProof/>
+        </w:rPr>
+        <w:instrText xml:space="preserve"> PAGEREF _Toc197365179 \h </w:instrText>
+      </w:r>
+      <w:r>
+        <w:rPr>
+          <w:noProof/>
+        </w:rPr>
+      </w:r>
+      <w:r>
+        <w:rPr>
+          <w:noProof/>
+        </w:rPr>
+        <w:fldChar w:fldCharType="separate"/>
+      </w:r>
+      <w:r>
+        <w:rPr>
+          <w:noProof/>
+        </w:rPr>
+        <w:t>5</w:t>
+      </w:r>
+      <w:r>
+        <w:rPr>
+          <w:noProof/>
+        </w:rPr>
         <w:fldChar w:fldCharType="end"/>
       </w:r>
     </w:p>
@@ -931,7 +1010,7 @@
         <w:fldChar w:fldCharType="begin"/>
       </w:r>
       <w:r>
-        <w:instrText xml:space="preserve"> PAGEREF _Toc197364527 \h </w:instrText>
+        <w:instrText xml:space="preserve"> PAGEREF _Toc197365180 \h </w:instrText>
       </w:r>
       <w:r>
         <w:fldChar w:fldCharType="separate"/>
@@ -940,6 +1019,85 @@
         <w:t>5</w:t>
       </w:r>
       <w:r>
+        <w:fldChar w:fldCharType="end"/>
+      </w:r>
+    </w:p>
+    <w:p>
+      <w:pPr>
+        <w:pStyle w:val="TOC3"/>
+        <w:rPr>
+          <w:noProof/>
+          <w:kern w:val="2"/>
+          <w:sz w:val="24"/>
+          <w:szCs w:val="24"/>
+          <w:lang w:eastAsia="en-US"/>
+          <w14:ligatures w14:val="standardContextual"/>
+        </w:rPr>
+      </w:pPr>
+      <w:r>
+        <w:rPr>
+          <w:rFonts w:cs="Arial"/>
+          <w:noProof/>
+        </w:rPr>
+        <w:t>3.2.1</w:t>
+      </w:r>
+      <w:r>
+        <w:rPr>
+          <w:noProof/>
+          <w:kern w:val="2"/>
+          <w:sz w:val="24"/>
+          <w:szCs w:val="24"/>
+          <w:lang w:eastAsia="en-US"/>
+          <w14:ligatures w14:val="standardContextual"/>
+        </w:rPr>
+        <w:tab/>
+      </w:r>
+      <w:r>
+        <w:rPr>
+          <w:rFonts w:cs="Arial"/>
+          <w:noProof/>
+        </w:rPr>
+        <w:t>Login.php image</w:t>
+      </w:r>
+      <w:r>
+        <w:rPr>
+          <w:noProof/>
+        </w:rPr>
+        <w:tab/>
+      </w:r>
+      <w:r>
+        <w:rPr>
+          <w:noProof/>
+        </w:rPr>
+        <w:fldChar w:fldCharType="begin"/>
+      </w:r>
+      <w:r>
+        <w:rPr>
+          <w:noProof/>
+        </w:rPr>
+        <w:instrText xml:space="preserve"> PAGEREF _Toc197365181 \h </w:instrText>
+      </w:r>
+      <w:r>
+        <w:rPr>
+          <w:noProof/>
+        </w:rPr>
+      </w:r>
+      <w:r>
+        <w:rPr>
+          <w:noProof/>
+        </w:rPr>
+        <w:fldChar w:fldCharType="separate"/>
+      </w:r>
+      <w:r>
+        <w:rPr>
+          <w:noProof/>
+        </w:rPr>
+        <w:t>5</w:t>
+      </w:r>
+      <w:r>
+        <w:rPr>
+          <w:noProof/>
+        </w:rPr>
         <w:fldChar w:fldCharType="end"/>
       </w:r>
     </w:p>
@@ -985,7 +1143,7 @@
         <w:fldChar w:fldCharType="begin"/>
       </w:r>
       <w:r>
-        <w:instrText xml:space="preserve"> PAGEREF _Toc197364528 \h </w:instrText>
+        <w:instrText xml:space="preserve"> PAGEREF _Toc197365182 \h </w:instrText>
       </w:r>
       <w:r>
         <w:fldChar w:fldCharType="separate"/>
@@ -1039,13 +1197,13 @@
         <w:fldChar w:fldCharType="begin"/>
       </w:r>
       <w:r>
-        <w:instrText xml:space="preserve"> PAGEREF _Toc197364529 \h </w:instrText>
+        <w:instrText xml:space="preserve"> PAGEREF _Toc197365183 \h </w:instrText>
       </w:r>
       <w:r>
         <w:fldChar w:fldCharType="separate"/>
       </w:r>
       <w:r>
-        <w:t>5</w:t>
+        <w:t>6</w:t>
       </w:r>
       <w:r>
         <w:fldChar w:fldCharType="end"/>
@@ -1084,7 +1242,7 @@
         <w:rPr>
           <w:noProof/>
         </w:rPr>
-        <w:t>Add_service.php</w:t>
+        <w:t>Services.php</w:t>
       </w:r>
       <w:r>
         <w:rPr>
@@ -1102,7 +1260,7 @@
         <w:rPr>
           <w:noProof/>
         </w:rPr>
-        <w:instrText xml:space="preserve"> PAGEREF _Toc197364530 \h </w:instrText>
+        <w:instrText xml:space="preserve"> PAGEREF _Toc197365184 \h </w:instrText>
       </w:r>
       <w:r>
         <w:rPr>
@@ -1119,7 +1277,7 @@
         <w:rPr>
           <w:noProof/>
         </w:rPr>
-        <w:t>5</w:t>
+        <w:t>6</w:t>
       </w:r>
       <w:r>
         <w:rPr>
@@ -1161,6 +1319,83 @@
         <w:rPr>
           <w:noProof/>
         </w:rPr>
+        <w:t>Add_service.php</w:t>
+      </w:r>
+      <w:r>
+        <w:rPr>
+          <w:noProof/>
+        </w:rPr>
+        <w:tab/>
+      </w:r>
+      <w:r>
+        <w:rPr>
+          <w:noProof/>
+        </w:rPr>
+        <w:fldChar w:fldCharType="begin"/>
+      </w:r>
+      <w:r>
+        <w:rPr>
+          <w:noProof/>
+        </w:rPr>
+        <w:instrText xml:space="preserve"> PAGEREF _Toc197365185 \h </w:instrText>
+      </w:r>
+      <w:r>
+        <w:rPr>
+          <w:noProof/>
+        </w:rPr>
+      </w:r>
+      <w:r>
+        <w:rPr>
+          <w:noProof/>
+        </w:rPr>
+        <w:fldChar w:fldCharType="separate"/>
+      </w:r>
+      <w:r>
+        <w:rPr>
+          <w:noProof/>
+        </w:rPr>
+        <w:t>6</w:t>
+      </w:r>
+      <w:r>
+        <w:rPr>
+          <w:noProof/>
+        </w:rPr>
+        <w:fldChar w:fldCharType="end"/>
+      </w:r>
+    </w:p>
+    <w:p>
+      <w:pPr>
+        <w:pStyle w:val="TOC3"/>
+        <w:rPr>
+          <w:noProof/>
+          <w:kern w:val="2"/>
+          <w:sz w:val="24"/>
+          <w:szCs w:val="24"/>
+          <w:lang w:eastAsia="en-US"/>
+          <w14:ligatures w14:val="standardContextual"/>
+        </w:rPr>
+      </w:pPr>
+      <w:r>
+        <w:rPr>
+          <w:noProof/>
+        </w:rPr>
+        <w:t>3.4.3</w:t>
+      </w:r>
+      <w:r>
+        <w:rPr>
+          <w:noProof/>
+          <w:kern w:val="2"/>
+          <w:sz w:val="24"/>
+          <w:szCs w:val="24"/>
+          <w:lang w:eastAsia="en-US"/>
+          <w14:ligatures w14:val="standardContextual"/>
+        </w:rPr>
+        <w:tab/>
+      </w:r>
+      <w:r>
+        <w:rPr>
+          <w:noProof/>
+        </w:rPr>
         <w:t>Edit_service.php</w:t>
       </w:r>
       <w:r>
@@ -1179,7 +1414,7 @@
         <w:rPr>
           <w:noProof/>
         </w:rPr>
-        <w:instrText xml:space="preserve"> PAGEREF _Toc197364531 \h </w:instrText>
+        <w:instrText xml:space="preserve"> PAGEREF _Toc197365186 \h </w:instrText>
       </w:r>
       <w:r>
         <w:rPr>
@@ -1196,7 +1431,84 @@
         <w:rPr>
           <w:noProof/>
         </w:rPr>
-        <w:t>5</w:t>
+        <w:t>6</w:t>
+      </w:r>
+      <w:r>
+        <w:rPr>
+          <w:noProof/>
+        </w:rPr>
+        <w:fldChar w:fldCharType="end"/>
+      </w:r>
+    </w:p>
+    <w:p>
+      <w:pPr>
+        <w:pStyle w:val="TOC3"/>
+        <w:rPr>
+          <w:noProof/>
+          <w:kern w:val="2"/>
+          <w:sz w:val="24"/>
+          <w:szCs w:val="24"/>
+          <w:lang w:eastAsia="en-US"/>
+          <w14:ligatures w14:val="standardContextual"/>
+        </w:rPr>
+      </w:pPr>
+      <w:r>
+        <w:rPr>
+          <w:noProof/>
+        </w:rPr>
+        <w:t>3.4.4</w:t>
+      </w:r>
+      <w:r>
+        <w:rPr>
+          <w:noProof/>
+          <w:kern w:val="2"/>
+          <w:sz w:val="24"/>
+          <w:szCs w:val="24"/>
+          <w:lang w:eastAsia="en-US"/>
+          <w14:ligatures w14:val="standardContextual"/>
+        </w:rPr>
+        <w:tab/>
+      </w:r>
+      <w:r>
+        <w:rPr>
+          <w:noProof/>
+        </w:rPr>
+        <w:t>Service Image</w:t>
+      </w:r>
+      <w:r>
+        <w:rPr>
+          <w:noProof/>
+        </w:rPr>
+        <w:tab/>
+      </w:r>
+      <w:r>
+        <w:rPr>
+          <w:noProof/>
+        </w:rPr>
+        <w:fldChar w:fldCharType="begin"/>
+      </w:r>
+      <w:r>
+        <w:rPr>
+          <w:noProof/>
+        </w:rPr>
+        <w:instrText xml:space="preserve"> PAGEREF _Toc197365187 \h </w:instrText>
+      </w:r>
+      <w:r>
+        <w:rPr>
+          <w:noProof/>
+        </w:rPr>
+      </w:r>
+      <w:r>
+        <w:rPr>
+          <w:noProof/>
+        </w:rPr>
+        <w:fldChar w:fldCharType="separate"/>
+      </w:r>
+      <w:r>
+        <w:rPr>
+          <w:noProof/>
+        </w:rPr>
+        <w:t>6</w:t>
       </w:r>
       <w:r>
         <w:rPr>
@@ -1241,15 +1553,92 @@
         <w:fldChar w:fldCharType="begin"/>
       </w:r>
       <w:r>
-        <w:instrText xml:space="preserve"> PAGEREF _Toc197364532 \h </w:instrText>
+        <w:instrText xml:space="preserve"> PAGEREF _Toc197365188 \h </w:instrText>
       </w:r>
       <w:r>
         <w:fldChar w:fldCharType="separate"/>
       </w:r>
       <w:r>
-        <w:t>5</w:t>
-      </w:r>
-      <w:r>
+        <w:t>6</w:t>
+      </w:r>
+      <w:r>
+        <w:fldChar w:fldCharType="end"/>
+      </w:r>
+    </w:p>
+    <w:p>
+      <w:pPr>
+        <w:pStyle w:val="TOC3"/>
+        <w:rPr>
+          <w:noProof/>
+          <w:kern w:val="2"/>
+          <w:sz w:val="24"/>
+          <w:szCs w:val="24"/>
+          <w:lang w:eastAsia="en-US"/>
+          <w14:ligatures w14:val="standardContextual"/>
+        </w:rPr>
+      </w:pPr>
+      <w:r>
+        <w:rPr>
+          <w:noProof/>
+        </w:rPr>
+        <w:t>3.5.1</w:t>
+      </w:r>
+      <w:r>
+        <w:rPr>
+          <w:noProof/>
+          <w:kern w:val="2"/>
+          <w:sz w:val="24"/>
+          <w:szCs w:val="24"/>
+          <w:lang w:eastAsia="en-US"/>
+          <w14:ligatures w14:val="standardContextual"/>
+        </w:rPr>
+        <w:tab/>
+      </w:r>
+      <w:r>
+        <w:rPr>
+          <w:noProof/>
+        </w:rPr>
+        <w:t>Dashboard.php image</w:t>
+      </w:r>
+      <w:r>
+        <w:rPr>
+          <w:noProof/>
+        </w:rPr>
+        <w:tab/>
+      </w:r>
+      <w:r>
+        <w:rPr>
+          <w:noProof/>
+        </w:rPr>
+        <w:fldChar w:fldCharType="begin"/>
+      </w:r>
+      <w:r>
+        <w:rPr>
+          <w:noProof/>
+        </w:rPr>
+        <w:instrText xml:space="preserve"> PAGEREF _Toc197365189 \h </w:instrText>
+      </w:r>
+      <w:r>
+        <w:rPr>
+          <w:noProof/>
+        </w:rPr>
+      </w:r>
+      <w:r>
+        <w:rPr>
+          <w:noProof/>
+        </w:rPr>
+        <w:fldChar w:fldCharType="separate"/>
+      </w:r>
+      <w:r>
+        <w:rPr>
+          <w:noProof/>
+        </w:rPr>
+        <w:t>7</w:t>
+      </w:r>
+      <w:r>
+        <w:rPr>
+          <w:noProof/>
+        </w:rPr>
         <w:fldChar w:fldCharType="end"/>
       </w:r>
     </w:p>
@@ -1280,7 +1669,7 @@
         <w:tab/>
       </w:r>
       <w:r>
-        <w:t>Services.php</w:t>
+        <w:t>Contact.php</w:t>
       </w:r>
       <w:r>
         <w:tab/>
@@ -1289,15 +1678,92 @@
         <w:fldChar w:fldCharType="begin"/>
       </w:r>
       <w:r>
-        <w:instrText xml:space="preserve"> PAGEREF _Toc197364533 \h </w:instrText>
+        <w:instrText xml:space="preserve"> PAGEREF _Toc197365190 \h </w:instrText>
       </w:r>
       <w:r>
         <w:fldChar w:fldCharType="separate"/>
       </w:r>
       <w:r>
-        <w:t>5</w:t>
-      </w:r>
-      <w:r>
+        <w:t>7</w:t>
+      </w:r>
+      <w:r>
+        <w:fldChar w:fldCharType="end"/>
+      </w:r>
+    </w:p>
+    <w:p>
+      <w:pPr>
+        <w:pStyle w:val="TOC3"/>
+        <w:rPr>
+          <w:noProof/>
+          <w:kern w:val="2"/>
+          <w:sz w:val="24"/>
+          <w:szCs w:val="24"/>
+          <w:lang w:eastAsia="en-US"/>
+          <w14:ligatures w14:val="standardContextual"/>
+        </w:rPr>
+      </w:pPr>
+      <w:r>
+        <w:rPr>
+          <w:noProof/>
+        </w:rPr>
+        <w:t>3.6.1</w:t>
+      </w:r>
+      <w:r>
+        <w:rPr>
+          <w:noProof/>
+          <w:kern w:val="2"/>
+          <w:sz w:val="24"/>
+          <w:szCs w:val="24"/>
+          <w:lang w:eastAsia="en-US"/>
+          <w14:ligatures w14:val="standardContextual"/>
+        </w:rPr>
+        <w:tab/>
+      </w:r>
+      <w:r>
+        <w:rPr>
+          <w:noProof/>
+        </w:rPr>
+        <w:t>Contact.php image</w:t>
+      </w:r>
+      <w:r>
+        <w:rPr>
+          <w:noProof/>
+        </w:rPr>
+        <w:tab/>
+      </w:r>
+      <w:r>
+        <w:rPr>
+          <w:noProof/>
+        </w:rPr>
+        <w:fldChar w:fldCharType="begin"/>
+      </w:r>
+      <w:r>
+        <w:rPr>
+          <w:noProof/>
+        </w:rPr>
+        <w:instrText xml:space="preserve"> PAGEREF _Toc197365191 \h </w:instrText>
+      </w:r>
+      <w:r>
+        <w:rPr>
+          <w:noProof/>
+        </w:rPr>
+      </w:r>
+      <w:r>
+        <w:rPr>
+          <w:noProof/>
+        </w:rPr>
+        <w:fldChar w:fldCharType="separate"/>
+      </w:r>
+      <w:r>
+        <w:rPr>
+          <w:noProof/>
+        </w:rPr>
+        <w:t>7</w:t>
+      </w:r>
+      <w:r>
+        <w:rPr>
+          <w:noProof/>
+        </w:rPr>
         <w:fldChar w:fldCharType="end"/>
       </w:r>
     </w:p>
@@ -1328,7 +1794,7 @@
         <w:tab/>
       </w:r>
       <w:r>
-        <w:t>Contact.php</w:t>
+        <w:t>Index.php</w:t>
       </w:r>
       <w:r>
         <w:tab/>
@@ -1337,13 +1803,13 @@
         <w:fldChar w:fldCharType="begin"/>
       </w:r>
       <w:r>
-        <w:instrText xml:space="preserve"> PAGEREF _Toc197364534 \h </w:instrText>
+        <w:instrText xml:space="preserve"> PAGEREF _Toc197365192 \h </w:instrText>
       </w:r>
       <w:r>
         <w:fldChar w:fldCharType="separate"/>
       </w:r>
       <w:r>
-        <w:t>5</w:t>
+        <w:t>7</w:t>
       </w:r>
       <w:r>
         <w:fldChar w:fldCharType="end"/>
@@ -1351,9 +1817,9 @@
     </w:p>
     <w:p>
       <w:pPr>
-        <w:pStyle w:val="TOC2"/>
-        <w:rPr>
-          <w:rFonts w:asciiTheme="minorHAnsi" w:eastAsiaTheme="minorEastAsia" w:hAnsiTheme="minorHAnsi" w:cstheme="minorBidi"/>
+        <w:pStyle w:val="TOC3"/>
+        <w:rPr>
+          <w:noProof/>
           <w:kern w:val="2"/>
           <w:sz w:val="24"/>
           <w:szCs w:val="24"/>
@@ -1362,11 +1828,14 @@
         </w:rPr>
       </w:pPr>
       <w:r>
-        <w:t>3.8</w:t>
-      </w:r>
-      <w:r>
-        <w:rPr>
-          <w:rFonts w:asciiTheme="minorHAnsi" w:eastAsiaTheme="minorEastAsia" w:hAnsiTheme="minorHAnsi" w:cstheme="minorBidi"/>
+        <w:rPr>
+          <w:noProof/>
+        </w:rPr>
+        <w:t>3.7.1</w:t>
+      </w:r>
+      <w:r>
+        <w:rPr>
+          <w:noProof/>
           <w:kern w:val="2"/>
           <w:sz w:val="24"/>
           <w:szCs w:val="24"/>
@@ -1376,24 +1845,50 @@
         <w:tab/>
       </w:r>
       <w:r>
-        <w:t>Index.php</w:t>
-      </w:r>
-      <w:r>
+        <w:rPr>
+          <w:noProof/>
+        </w:rPr>
+        <w:t>Index.php image</w:t>
+      </w:r>
+      <w:r>
+        <w:rPr>
+          <w:noProof/>
+        </w:rPr>
         <w:tab/>
       </w:r>
       <w:r>
+        <w:rPr>
+          <w:noProof/>
+        </w:rPr>
         <w:fldChar w:fldCharType="begin"/>
       </w:r>
       <w:r>
-        <w:instrText xml:space="preserve"> PAGEREF _Toc197364535 \h </w:instrText>
-      </w:r>
-      <w:r>
+        <w:rPr>
+          <w:noProof/>
+        </w:rPr>
+        <w:instrText xml:space="preserve"> PAGEREF _Toc197365193 \h </w:instrText>
+      </w:r>
+      <w:r>
+        <w:rPr>
+          <w:noProof/>
+        </w:rPr>
+      </w:r>
+      <w:r>
+        <w:rPr>
+          <w:noProof/>
+        </w:rPr>
         <w:fldChar w:fldCharType="separate"/>
       </w:r>
       <w:r>
-        <w:t>5</w:t>
-      </w:r>
-      <w:r>
+        <w:rPr>
+          <w:noProof/>
+        </w:rPr>
+        <w:t>8</w:t>
+      </w:r>
+      <w:r>
+        <w:rPr>
+          <w:noProof/>
+        </w:rPr>
         <w:fldChar w:fldCharType="end"/>
       </w:r>
     </w:p>
@@ -1423,13 +1918,13 @@
         <w:fldChar w:fldCharType="begin"/>
       </w:r>
       <w:r>
-        <w:instrText xml:space="preserve"> PAGEREF _Toc197364536 \h </w:instrText>
+        <w:instrText xml:space="preserve"> PAGEREF _Toc197365194 \h </w:instrText>
       </w:r>
       <w:r>
         <w:fldChar w:fldCharType="separate"/>
       </w:r>
       <w:r>
-        <w:t>6</w:t>
+        <w:t>9</w:t>
       </w:r>
       <w:r>
         <w:fldChar w:fldCharType="end"/>
@@ -1461,13 +1956,13 @@
         <w:fldChar w:fldCharType="begin"/>
       </w:r>
       <w:r>
-        <w:instrText xml:space="preserve"> PAGEREF _Toc197364537 \h </w:instrText>
+        <w:instrText xml:space="preserve"> PAGEREF _Toc197365195 \h </w:instrText>
       </w:r>
       <w:r>
         <w:fldChar w:fldCharType="separate"/>
       </w:r>
       <w:r>
-        <w:t>7</w:t>
+        <w:t>10</w:t>
       </w:r>
       <w:r>
         <w:fldChar w:fldCharType="end"/>
@@ -2483,7 +2978,7 @@
           <w:rFonts w:cs="Arial"/>
         </w:rPr>
       </w:pPr>
-      <w:bookmarkStart w:id="3" w:name="_Toc197364520"/>
+      <w:bookmarkStart w:id="3" w:name="_Toc197365172"/>
       <w:r>
         <w:rPr>
           <w:rFonts w:cs="Arial"/>
@@ -2942,7 +3437,7 @@
           <w:rFonts w:cs="Arial"/>
         </w:rPr>
       </w:pPr>
-      <w:bookmarkStart w:id="4" w:name="_Toc197364521"/>
+      <w:bookmarkStart w:id="4" w:name="_Toc197365173"/>
       <w:r>
         <w:rPr>
           <w:rFonts w:cs="Arial"/>
@@ -2958,7 +3453,7 @@
           <w:rFonts w:cs="Arial"/>
         </w:rPr>
       </w:pPr>
-      <w:bookmarkStart w:id="5" w:name="_Toc197364522"/>
+      <w:bookmarkStart w:id="5" w:name="_Toc197365174"/>
       <w:proofErr w:type="spellStart"/>
       <w:r>
         <w:rPr>
@@ -3018,7 +3513,7 @@
           <w:rFonts w:cs="Arial"/>
         </w:rPr>
       </w:pPr>
-      <w:bookmarkStart w:id="6" w:name="_Toc197364523"/>
+      <w:bookmarkStart w:id="6" w:name="_Toc197365175"/>
       <w:proofErr w:type="spellStart"/>
       <w:r>
         <w:rPr>
@@ -3054,19 +3549,7 @@
         <w:rPr>
           <w:rFonts w:ascii="Arial" w:hAnsi="Arial" w:cs="Arial"/>
         </w:rPr>
-        <w:t>to the project’s database using PHP Data Objects (PDO)</w:t>
-      </w:r>
-      <w:r>
-        <w:rPr>
-          <w:rFonts w:ascii="Arial" w:hAnsi="Arial" w:cs="Arial"/>
-        </w:rPr>
-        <w:t>. It is in</w:t>
-      </w:r>
-      <w:r>
-        <w:rPr>
-          <w:rFonts w:ascii="Arial" w:hAnsi="Arial" w:cs="Arial"/>
-        </w:rPr>
-        <w:t xml:space="preserve"> the includes/ directory. By centralizing the connection logic, any changes to the database credentials or configuration only need to be made in one place, reducing the risk of inconsistencies or hardcoded values across multiple files.</w:t>
+        <w:t>to the project’s database using PHP Data Objects (PDO). It is in the includes/ directory. By centralizing the connection logic, any changes to the database credentials or configuration only need to be made in one place, reducing the risk of inconsistencies or hardcoded values across multiple files.</w:t>
       </w:r>
     </w:p>
     <w:p>
@@ -3076,7 +3559,7 @@
           <w:rFonts w:cs="Arial"/>
         </w:rPr>
       </w:pPr>
-      <w:bookmarkStart w:id="7" w:name="_Toc197364524"/>
+      <w:bookmarkStart w:id="7" w:name="_Toc197365176"/>
       <w:proofErr w:type="spellStart"/>
       <w:r>
         <w:rPr>
@@ -3117,7 +3600,7 @@
           <w:rFonts w:cs="Arial"/>
         </w:rPr>
       </w:pPr>
-      <w:bookmarkStart w:id="8" w:name="_Toc197364525"/>
+      <w:bookmarkStart w:id="8" w:name="_Toc197365177"/>
       <w:r>
         <w:rPr>
           <w:rFonts w:cs="Arial"/>
@@ -3128,39 +3611,12 @@
     </w:p>
     <w:p>
       <w:pPr>
-        <w:rPr>
-          <w:lang w:eastAsia="fi-FI"/>
-        </w:rPr>
-      </w:pPr>
-      <w:r>
-        <w:rPr>
-          <w:lang w:eastAsia="fi-FI"/>
-        </w:rPr>
-        <w:t xml:space="preserve">The base of the webpage is created from 9 </w:t>
-      </w:r>
-      <w:proofErr w:type="spellStart"/>
-      <w:r>
-        <w:rPr>
-          <w:lang w:eastAsia="fi-FI"/>
-        </w:rPr>
-        <w:t>php</w:t>
-      </w:r>
-      <w:proofErr w:type="spellEnd"/>
-      <w:r>
-        <w:rPr>
-          <w:lang w:eastAsia="fi-FI"/>
-        </w:rPr>
-        <w:t xml:space="preserve"> files.</w:t>
-      </w:r>
-    </w:p>
-    <w:p>
-      <w:pPr>
         <w:pStyle w:val="Heading2"/>
         <w:rPr>
           <w:rFonts w:cs="Arial"/>
         </w:rPr>
       </w:pPr>
-      <w:bookmarkStart w:id="9" w:name="_Toc197364526"/>
+      <w:bookmarkStart w:id="9" w:name="_Toc197365178"/>
       <w:proofErr w:type="spellStart"/>
       <w:r>
         <w:rPr>
@@ -3307,146 +3763,288 @@
     </w:p>
     <w:p>
       <w:pPr>
+        <w:pStyle w:val="Heading3"/>
+        <w:rPr>
+          <w:rFonts w:cs="Arial"/>
+        </w:rPr>
+      </w:pPr>
+      <w:bookmarkStart w:id="10" w:name="_Toc197365179"/>
+      <w:proofErr w:type="spellStart"/>
+      <w:r>
+        <w:rPr>
+          <w:rFonts w:cs="Arial"/>
+        </w:rPr>
+        <w:lastRenderedPageBreak/>
+        <w:t>Register.php</w:t>
+      </w:r>
+      <w:proofErr w:type="spellEnd"/>
+      <w:r>
+        <w:rPr>
+          <w:rFonts w:cs="Arial"/>
+        </w:rPr>
+        <w:t xml:space="preserve"> image</w:t>
+      </w:r>
+      <w:bookmarkEnd w:id="10"/>
+    </w:p>
+    <w:p>
+      <w:pPr>
+        <w:rPr>
+          <w:lang w:eastAsia="fi-FI"/>
+        </w:rPr>
+      </w:pPr>
+      <w:r>
+        <w:rPr>
+          <w:lang w:eastAsia="fi-FI"/>
+        </w:rPr>
+        <w:drawing>
+          <wp:inline distT="0" distB="0" distL="0" distR="0" wp14:anchorId="3CFBCF8F" wp14:editId="4BA800A4">
+            <wp:extent cx="6120765" cy="2914015"/>
+            <wp:effectExtent l="0" t="0" r="0" b="635"/>
+            <wp:docPr id="1273494297" name="Picture 1" descr="A screenshot of a computer&#10;&#10;AI-generated content may be incorrect."/>
+            <wp:cNvGraphicFramePr>
+              <a:graphicFrameLocks xmlns:a="http://schemas.openxmlformats.org/drawingml/2006/main" noChangeAspect="1"/>
+            </wp:cNvGraphicFramePr>
+            <a:graphic xmlns:a="http://schemas.openxmlformats.org/drawingml/2006/main">
+              <a:graphicData uri="http://schemas.openxmlformats.org/drawingml/2006/picture">
+                <pic:pic xmlns:pic="http://schemas.openxmlformats.org/drawingml/2006/picture">
+                  <pic:nvPicPr>
+                    <pic:cNvPr id="1273494297" name="Picture 1" descr="A screenshot of a computer&#10;&#10;AI-generated content may be incorrect."/>
+                    <pic:cNvPicPr/>
+                  </pic:nvPicPr>
+                  <pic:blipFill>
+                    <a:blip r:embed="rId11"/>
+                    <a:stretch>
+                      <a:fillRect/>
+                    </a:stretch>
+                  </pic:blipFill>
+                  <pic:spPr>
+                    <a:xfrm>
+                      <a:off x="0" y="0"/>
+                      <a:ext cx="6120765" cy="2914015"/>
+                    </a:xfrm>
+                    <a:prstGeom prst="rect">
+                      <a:avLst/>
+                    </a:prstGeom>
+                  </pic:spPr>
+                </pic:pic>
+              </a:graphicData>
+            </a:graphic>
+          </wp:inline>
+        </w:drawing>
+      </w:r>
+    </w:p>
+    <w:p>
+      <w:pPr>
         <w:pStyle w:val="Heading2"/>
         <w:rPr>
           <w:rFonts w:cs="Arial"/>
         </w:rPr>
       </w:pPr>
-      <w:bookmarkStart w:id="10" w:name="_Toc197364527"/>
+      <w:bookmarkStart w:id="11" w:name="_Toc197365180"/>
       <w:proofErr w:type="spellStart"/>
       <w:r>
         <w:rPr>
           <w:rFonts w:cs="Arial"/>
         </w:rPr>
-        <w:lastRenderedPageBreak/>
         <w:t>Login.php</w:t>
-      </w:r>
-      <w:bookmarkEnd w:id="10"/>
-      <w:proofErr w:type="spellEnd"/>
-    </w:p>
-    <w:p>
-      <w:pPr>
-        <w:jc w:val="both"/>
-        <w:rPr>
-          <w:rFonts w:ascii="Arial" w:hAnsi="Arial" w:cs="Arial"/>
-          <w:lang w:eastAsia="fi-FI"/>
-        </w:rPr>
-      </w:pPr>
-      <w:r>
-        <w:rPr>
-          <w:rFonts w:ascii="Arial" w:hAnsi="Arial" w:cs="Arial"/>
-          <w:lang w:eastAsia="fi-FI"/>
-        </w:rPr>
-        <w:t xml:space="preserve">The </w:t>
-      </w:r>
-      <w:proofErr w:type="spellStart"/>
-      <w:r>
-        <w:rPr>
-          <w:rFonts w:ascii="Arial" w:hAnsi="Arial" w:cs="Arial"/>
-          <w:lang w:eastAsia="fi-FI"/>
-        </w:rPr>
-        <w:t>login.php</w:t>
-      </w:r>
-      <w:proofErr w:type="spellEnd"/>
-      <w:r>
-        <w:rPr>
-          <w:rFonts w:ascii="Arial" w:hAnsi="Arial" w:cs="Arial"/>
-          <w:lang w:eastAsia="fi-FI"/>
-        </w:rPr>
-        <w:t xml:space="preserve"> file is made for the authentication of users, allowing registered users to access their accounts, while providing a clean login interface for the user. When clicking on the login button the script verifies the credentials by checking the stored values in the database then initiates a session if the login was successful.</w:t>
-      </w:r>
-    </w:p>
-    <w:p>
-      <w:pPr>
-        <w:jc w:val="both"/>
-        <w:rPr>
-          <w:rFonts w:ascii="Arial" w:hAnsi="Arial" w:cs="Arial"/>
-          <w:lang w:eastAsia="fi-FI"/>
-        </w:rPr>
-      </w:pPr>
-      <w:r>
-        <w:rPr>
-          <w:rFonts w:ascii="Arial" w:hAnsi="Arial" w:cs="Arial"/>
-          <w:lang w:eastAsia="fi-FI"/>
-        </w:rPr>
-        <w:t xml:space="preserve">If the login is </w:t>
-      </w:r>
-      <w:proofErr w:type="gramStart"/>
-      <w:r>
-        <w:rPr>
-          <w:rFonts w:ascii="Arial" w:hAnsi="Arial" w:cs="Arial"/>
-          <w:lang w:eastAsia="fi-FI"/>
-        </w:rPr>
-        <w:t>successful</w:t>
-      </w:r>
-      <w:proofErr w:type="gramEnd"/>
-      <w:r>
-        <w:rPr>
-          <w:rFonts w:ascii="Arial" w:hAnsi="Arial" w:cs="Arial"/>
-          <w:lang w:eastAsia="fi-FI"/>
-        </w:rPr>
-        <w:t xml:space="preserve"> it sets a cookie which stores the username for a set duration. Which makes it so on future visits upon logging in the cookie will be read and used to display a greeting “Welcome back, ‘Name of the user’ </w:t>
-      </w:r>
-      <w:proofErr w:type="gramStart"/>
-      <w:r>
-        <w:rPr>
-          <w:rFonts w:ascii="Arial" w:hAnsi="Arial" w:cs="Arial"/>
-          <w:lang w:eastAsia="fi-FI"/>
-        </w:rPr>
-        <w:t>“</w:t>
-      </w:r>
-      <w:r>
-        <w:rPr>
-          <w:rFonts w:ascii="Arial" w:hAnsi="Arial" w:cs="Arial"/>
-          <w:lang w:eastAsia="fi-FI"/>
-        </w:rPr>
-        <w:t xml:space="preserve"> on</w:t>
-      </w:r>
-      <w:proofErr w:type="gramEnd"/>
-      <w:r>
-        <w:rPr>
-          <w:rFonts w:ascii="Arial" w:hAnsi="Arial" w:cs="Arial"/>
-          <w:lang w:eastAsia="fi-FI"/>
-        </w:rPr>
-        <w:t xml:space="preserve"> the home page.</w:t>
-      </w:r>
-    </w:p>
-    <w:p>
-      <w:pPr>
-        <w:pStyle w:val="Heading2"/>
-        <w:rPr>
-          <w:rFonts w:cs="Arial"/>
-        </w:rPr>
-      </w:pPr>
-      <w:bookmarkStart w:id="11" w:name="_Toc197364528"/>
-      <w:proofErr w:type="spellStart"/>
-      <w:r>
-        <w:rPr>
-          <w:rFonts w:cs="Arial"/>
-        </w:rPr>
-        <w:t>Logout.php</w:t>
       </w:r>
       <w:bookmarkEnd w:id="11"/>
       <w:proofErr w:type="spellEnd"/>
     </w:p>
     <w:p>
       <w:pPr>
-        <w:rPr>
+        <w:jc w:val="both"/>
+        <w:rPr>
+          <w:rFonts w:ascii="Arial" w:hAnsi="Arial" w:cs="Arial"/>
           <w:lang w:eastAsia="fi-FI"/>
         </w:rPr>
       </w:pPr>
+      <w:r>
+        <w:rPr>
+          <w:rFonts w:ascii="Arial" w:hAnsi="Arial" w:cs="Arial"/>
+          <w:lang w:eastAsia="fi-FI"/>
+        </w:rPr>
+        <w:t xml:space="preserve">The </w:t>
+      </w:r>
       <w:proofErr w:type="spellStart"/>
       <w:r>
         <w:rPr>
+          <w:rFonts w:ascii="Arial" w:hAnsi="Arial" w:cs="Arial"/>
           <w:lang w:eastAsia="fi-FI"/>
         </w:rPr>
+        <w:t>login.php</w:t>
+      </w:r>
+      <w:proofErr w:type="spellEnd"/>
+      <w:r>
+        <w:rPr>
+          <w:rFonts w:ascii="Arial" w:hAnsi="Arial" w:cs="Arial"/>
+          <w:lang w:eastAsia="fi-FI"/>
+        </w:rPr>
+        <w:t xml:space="preserve"> file is made for the authentication of users, allowing registered users to access their accounts, while providing a clean login interface for the user. When clicking on the login button the script verifies the credentials by checking the stored values in the database then initiates a session if the login was successful.</w:t>
+      </w:r>
+    </w:p>
+    <w:p>
+      <w:pPr>
+        <w:jc w:val="both"/>
+        <w:rPr>
+          <w:rFonts w:ascii="Arial" w:hAnsi="Arial" w:cs="Arial"/>
+          <w:lang w:eastAsia="fi-FI"/>
+        </w:rPr>
+      </w:pPr>
+      <w:r>
+        <w:rPr>
+          <w:rFonts w:ascii="Arial" w:hAnsi="Arial" w:cs="Arial"/>
+          <w:lang w:eastAsia="fi-FI"/>
+        </w:rPr>
+        <w:t xml:space="preserve">If the login is </w:t>
+      </w:r>
+      <w:proofErr w:type="gramStart"/>
+      <w:r>
+        <w:rPr>
+          <w:rFonts w:ascii="Arial" w:hAnsi="Arial" w:cs="Arial"/>
+          <w:lang w:eastAsia="fi-FI"/>
+        </w:rPr>
+        <w:t>successful</w:t>
+      </w:r>
+      <w:proofErr w:type="gramEnd"/>
+      <w:r>
+        <w:rPr>
+          <w:rFonts w:ascii="Arial" w:hAnsi="Arial" w:cs="Arial"/>
+          <w:lang w:eastAsia="fi-FI"/>
+        </w:rPr>
+        <w:t xml:space="preserve"> it sets a cookie which stores the username for a set duration. Which makes it so on future visits upon logging in the cookie will be read and used to display a greeting “Welcome back, ‘Name of the user’ </w:t>
+      </w:r>
+      <w:proofErr w:type="gramStart"/>
+      <w:r>
+        <w:rPr>
+          <w:rFonts w:ascii="Arial" w:hAnsi="Arial" w:cs="Arial"/>
+          <w:lang w:eastAsia="fi-FI"/>
+        </w:rPr>
+        <w:t>“</w:t>
+      </w:r>
+      <w:r>
+        <w:rPr>
+          <w:rFonts w:ascii="Arial" w:hAnsi="Arial" w:cs="Arial"/>
+          <w:lang w:eastAsia="fi-FI"/>
+        </w:rPr>
+        <w:t xml:space="preserve"> on</w:t>
+      </w:r>
+      <w:proofErr w:type="gramEnd"/>
+      <w:r>
+        <w:rPr>
+          <w:rFonts w:ascii="Arial" w:hAnsi="Arial" w:cs="Arial"/>
+          <w:lang w:eastAsia="fi-FI"/>
+        </w:rPr>
+        <w:t xml:space="preserve"> the home page.</w:t>
+      </w:r>
+    </w:p>
+    <w:p>
+      <w:pPr>
+        <w:pStyle w:val="Heading3"/>
+        <w:rPr>
+          <w:rFonts w:cs="Arial"/>
+        </w:rPr>
+      </w:pPr>
+      <w:bookmarkStart w:id="12" w:name="_Toc197365181"/>
+      <w:proofErr w:type="spellStart"/>
+      <w:r>
+        <w:rPr>
+          <w:rFonts w:cs="Arial"/>
+        </w:rPr>
+        <w:t>Login.php</w:t>
+      </w:r>
+      <w:proofErr w:type="spellEnd"/>
+      <w:r>
+        <w:rPr>
+          <w:rFonts w:cs="Arial"/>
+        </w:rPr>
+        <w:t xml:space="preserve"> image</w:t>
+      </w:r>
+      <w:bookmarkEnd w:id="12"/>
+    </w:p>
+    <w:p>
+      <w:pPr>
+        <w:rPr>
+          <w:lang w:eastAsia="fi-FI"/>
+        </w:rPr>
+      </w:pPr>
+      <w:r>
+        <w:rPr>
+          <w:lang w:eastAsia="fi-FI"/>
+        </w:rPr>
+        <w:drawing>
+          <wp:inline distT="0" distB="0" distL="0" distR="0" wp14:anchorId="41B28FCE" wp14:editId="5D4F7859">
+            <wp:extent cx="6120765" cy="2314575"/>
+            <wp:effectExtent l="0" t="0" r="0" b="9525"/>
+            <wp:docPr id="434626489" name="Picture 1" descr="A screenshot of a computer&#10;&#10;AI-generated content may be incorrect."/>
+            <wp:cNvGraphicFramePr>
+              <a:graphicFrameLocks xmlns:a="http://schemas.openxmlformats.org/drawingml/2006/main" noChangeAspect="1"/>
+            </wp:cNvGraphicFramePr>
+            <a:graphic xmlns:a="http://schemas.openxmlformats.org/drawingml/2006/main">
+              <a:graphicData uri="http://schemas.openxmlformats.org/drawingml/2006/picture">
+                <pic:pic xmlns:pic="http://schemas.openxmlformats.org/drawingml/2006/picture">
+                  <pic:nvPicPr>
+                    <pic:cNvPr id="434626489" name="Picture 1" descr="A screenshot of a computer&#10;&#10;AI-generated content may be incorrect."/>
+                    <pic:cNvPicPr/>
+                  </pic:nvPicPr>
+                  <pic:blipFill>
+                    <a:blip r:embed="rId12"/>
+                    <a:stretch>
+                      <a:fillRect/>
+                    </a:stretch>
+                  </pic:blipFill>
+                  <pic:spPr>
+                    <a:xfrm>
+                      <a:off x="0" y="0"/>
+                      <a:ext cx="6120765" cy="2314575"/>
+                    </a:xfrm>
+                    <a:prstGeom prst="rect">
+                      <a:avLst/>
+                    </a:prstGeom>
+                  </pic:spPr>
+                </pic:pic>
+              </a:graphicData>
+            </a:graphic>
+          </wp:inline>
+        </w:drawing>
+      </w:r>
+    </w:p>
+    <w:p>
+      <w:pPr>
+        <w:pStyle w:val="Heading2"/>
+        <w:rPr>
+          <w:rFonts w:cs="Arial"/>
+        </w:rPr>
+      </w:pPr>
+      <w:bookmarkStart w:id="13" w:name="_Toc197365182"/>
+      <w:proofErr w:type="spellStart"/>
+      <w:r>
+        <w:rPr>
+          <w:rFonts w:cs="Arial"/>
+        </w:rPr>
         <w:t>Logout.php</w:t>
       </w:r>
+      <w:bookmarkEnd w:id="13"/>
       <w:proofErr w:type="spellEnd"/>
-      <w:r>
+    </w:p>
+    <w:p>
+      <w:pPr>
         <w:rPr>
           <w:lang w:eastAsia="fi-FI"/>
         </w:rPr>
+      </w:pPr>
+      <w:proofErr w:type="spellStart"/>
+      <w:r>
+        <w:rPr>
+          <w:lang w:eastAsia="fi-FI"/>
+        </w:rPr>
+        <w:t>Logout.php</w:t>
+      </w:r>
+      <w:proofErr w:type="spellEnd"/>
+      <w:r>
+        <w:rPr>
+          <w:lang w:eastAsia="fi-FI"/>
+        </w:rPr>
         <w:t xml:space="preserve"> securely logs out the user from the webpage, by clearing the session data and redirecting the user back to the login page.</w:t>
       </w:r>
     </w:p>
@@ -3457,15 +4055,16 @@
           <w:rFonts w:cs="Arial"/>
         </w:rPr>
       </w:pPr>
-      <w:bookmarkStart w:id="12" w:name="_Toc197364529"/>
+      <w:bookmarkStart w:id="14" w:name="_Toc197365183"/>
       <w:proofErr w:type="spellStart"/>
       <w:r>
         <w:rPr>
           <w:rFonts w:cs="Arial"/>
         </w:rPr>
+        <w:lastRenderedPageBreak/>
         <w:t>Service.php</w:t>
       </w:r>
-      <w:bookmarkEnd w:id="12"/>
+      <w:bookmarkEnd w:id="14"/>
       <w:proofErr w:type="spellEnd"/>
     </w:p>
     <w:p>
@@ -3526,6 +4125,54 @@
           <w:lang w:eastAsia="fi-FI"/>
         </w:rPr>
         <w:t>interaction with the database using PDO.</w:t>
+      </w:r>
+    </w:p>
+    <w:p>
+      <w:pPr>
+        <w:pStyle w:val="Heading3"/>
+      </w:pPr>
+      <w:bookmarkStart w:id="15" w:name="_Toc197365184"/>
+      <w:proofErr w:type="spellStart"/>
+      <w:r>
+        <w:t>Services.php</w:t>
+      </w:r>
+      <w:bookmarkEnd w:id="15"/>
+      <w:proofErr w:type="spellEnd"/>
+    </w:p>
+    <w:p>
+      <w:pPr>
+        <w:jc w:val="both"/>
+        <w:rPr>
+          <w:lang w:eastAsia="fi-FI"/>
+        </w:rPr>
+      </w:pPr>
+      <w:proofErr w:type="spellStart"/>
+      <w:r>
+        <w:rPr>
+          <w:lang w:eastAsia="fi-FI"/>
+        </w:rPr>
+        <w:t>Services.php</w:t>
+      </w:r>
+      <w:proofErr w:type="spellEnd"/>
+      <w:r>
+        <w:rPr>
+          <w:lang w:eastAsia="fi-FI"/>
+        </w:rPr>
+        <w:t xml:space="preserve"> is responsible for displaying the services that are currently available in the system. It acts as the view that fetches data from the Service </w:t>
+      </w:r>
+      <w:proofErr w:type="gramStart"/>
+      <w:r>
+        <w:rPr>
+          <w:lang w:eastAsia="fi-FI"/>
+        </w:rPr>
+        <w:t>class, and</w:t>
+      </w:r>
+      <w:proofErr w:type="gramEnd"/>
+      <w:r>
+        <w:rPr>
+          <w:lang w:eastAsia="fi-FI"/>
+        </w:rPr>
+        <w:t xml:space="preserve"> displays them as bootstrap cards to the end user.</w:t>
       </w:r>
     </w:p>
     <w:p>
@@ -3533,12 +4180,12 @@
         <w:pStyle w:val="Heading3"/>
         <w:jc w:val="both"/>
       </w:pPr>
-      <w:bookmarkStart w:id="13" w:name="_Toc197364530"/>
+      <w:bookmarkStart w:id="16" w:name="_Toc197365185"/>
       <w:proofErr w:type="spellStart"/>
       <w:r>
         <w:t>Add_service.php</w:t>
       </w:r>
-      <w:bookmarkEnd w:id="13"/>
+      <w:bookmarkEnd w:id="16"/>
       <w:proofErr w:type="spellEnd"/>
     </w:p>
     <w:p>
@@ -3582,12 +4229,12 @@
         <w:pStyle w:val="Heading3"/>
         <w:jc w:val="both"/>
       </w:pPr>
-      <w:bookmarkStart w:id="14" w:name="_Toc197364531"/>
+      <w:bookmarkStart w:id="17" w:name="_Toc197365186"/>
       <w:proofErr w:type="spellStart"/>
       <w:r>
         <w:t>Edit_service.php</w:t>
       </w:r>
-      <w:bookmarkEnd w:id="14"/>
+      <w:bookmarkEnd w:id="17"/>
       <w:proofErr w:type="spellEnd"/>
     </w:p>
     <w:p>
@@ -3610,6 +4257,63 @@
           <w:lang w:eastAsia="fi-FI"/>
         </w:rPr>
         <w:t xml:space="preserve"> allows an administrator to modify existing services, by fetching the service data based on an identifier, adding the current data into the form and allowing the user to update the details.</w:t>
+      </w:r>
+    </w:p>
+    <w:p>
+      <w:pPr>
+        <w:pStyle w:val="Heading3"/>
+      </w:pPr>
+      <w:bookmarkStart w:id="18" w:name="_Toc197365187"/>
+      <w:r>
+        <w:t>Service Image</w:t>
+      </w:r>
+      <w:bookmarkEnd w:id="18"/>
+    </w:p>
+    <w:p>
+      <w:pPr>
+        <w:rPr>
+          <w:lang w:eastAsia="fi-FI"/>
+        </w:rPr>
+      </w:pPr>
+      <w:r>
+        <w:rPr>
+          <w:lang w:eastAsia="fi-FI"/>
+        </w:rPr>
+        <w:drawing>
+          <wp:inline distT="0" distB="0" distL="0" distR="0" wp14:anchorId="06B07556" wp14:editId="6B94DF28">
+            <wp:extent cx="6120765" cy="2403475"/>
+            <wp:effectExtent l="0" t="0" r="0" b="0"/>
+            <wp:docPr id="1857163223" name="Picture 1" descr="A screenshot of a computer&#10;&#10;AI-generated content may be incorrect."/>
+            <wp:cNvGraphicFramePr>
+              <a:graphicFrameLocks xmlns:a="http://schemas.openxmlformats.org/drawingml/2006/main" noChangeAspect="1"/>
+            </wp:cNvGraphicFramePr>
+            <a:graphic xmlns:a="http://schemas.openxmlformats.org/drawingml/2006/main">
+              <a:graphicData uri="http://schemas.openxmlformats.org/drawingml/2006/picture">
+                <pic:pic xmlns:pic="http://schemas.openxmlformats.org/drawingml/2006/picture">
+                  <pic:nvPicPr>
+                    <pic:cNvPr id="1857163223" name="Picture 1" descr="A screenshot of a computer&#10;&#10;AI-generated content may be incorrect."/>
+                    <pic:cNvPicPr/>
+                  </pic:nvPicPr>
+                  <pic:blipFill>
+                    <a:blip r:embed="rId13"/>
+                    <a:stretch>
+                      <a:fillRect/>
+                    </a:stretch>
+                  </pic:blipFill>
+                  <pic:spPr>
+                    <a:xfrm>
+                      <a:off x="0" y="0"/>
+                      <a:ext cx="6120765" cy="2403475"/>
+                    </a:xfrm>
+                    <a:prstGeom prst="rect">
+                      <a:avLst/>
+                    </a:prstGeom>
+                  </pic:spPr>
+                </pic:pic>
+              </a:graphicData>
+            </a:graphic>
+          </wp:inline>
+        </w:drawing>
       </w:r>
     </w:p>
     <w:p>
@@ -3617,12 +4321,12 @@
         <w:pStyle w:val="Heading2"/>
         <w:jc w:val="both"/>
       </w:pPr>
-      <w:bookmarkStart w:id="15" w:name="_Toc197364532"/>
+      <w:bookmarkStart w:id="19" w:name="_Toc197365188"/>
       <w:proofErr w:type="spellStart"/>
       <w:r>
         <w:t>Dashboard.php</w:t>
       </w:r>
-      <w:bookmarkEnd w:id="15"/>
+      <w:bookmarkEnd w:id="19"/>
       <w:proofErr w:type="spellEnd"/>
     </w:p>
     <w:p>
@@ -3655,20 +4359,81 @@
     </w:p>
     <w:p>
       <w:pPr>
+        <w:pStyle w:val="Heading3"/>
+      </w:pPr>
+      <w:bookmarkStart w:id="20" w:name="_Toc197365189"/>
+      <w:proofErr w:type="spellStart"/>
+      <w:r>
+        <w:lastRenderedPageBreak/>
+        <w:t>Dashboard.php</w:t>
+      </w:r>
+      <w:proofErr w:type="spellEnd"/>
+      <w:r>
+        <w:t xml:space="preserve"> image</w:t>
+      </w:r>
+      <w:bookmarkEnd w:id="20"/>
+    </w:p>
+    <w:p>
+      <w:pPr>
+        <w:rPr>
+          <w:lang w:eastAsia="fi-FI"/>
+        </w:rPr>
+      </w:pPr>
+      <w:r>
+        <w:rPr>
+          <w:lang w:eastAsia="fi-FI"/>
+        </w:rPr>
+        <w:drawing>
+          <wp:inline distT="0" distB="0" distL="0" distR="0" wp14:anchorId="50990763" wp14:editId="05337F86">
+            <wp:extent cx="6120765" cy="2429510"/>
+            <wp:effectExtent l="0" t="0" r="0" b="8890"/>
+            <wp:docPr id="598368810" name="Picture 1" descr="A screenshot of a computer&#10;&#10;AI-generated content may be incorrect."/>
+            <wp:cNvGraphicFramePr>
+              <a:graphicFrameLocks xmlns:a="http://schemas.openxmlformats.org/drawingml/2006/main" noChangeAspect="1"/>
+            </wp:cNvGraphicFramePr>
+            <a:graphic xmlns:a="http://schemas.openxmlformats.org/drawingml/2006/main">
+              <a:graphicData uri="http://schemas.openxmlformats.org/drawingml/2006/picture">
+                <pic:pic xmlns:pic="http://schemas.openxmlformats.org/drawingml/2006/picture">
+                  <pic:nvPicPr>
+                    <pic:cNvPr id="598368810" name="Picture 1" descr="A screenshot of a computer&#10;&#10;AI-generated content may be incorrect."/>
+                    <pic:cNvPicPr/>
+                  </pic:nvPicPr>
+                  <pic:blipFill>
+                    <a:blip r:embed="rId14"/>
+                    <a:stretch>
+                      <a:fillRect/>
+                    </a:stretch>
+                  </pic:blipFill>
+                  <pic:spPr>
+                    <a:xfrm>
+                      <a:off x="0" y="0"/>
+                      <a:ext cx="6120765" cy="2429510"/>
+                    </a:xfrm>
+                    <a:prstGeom prst="rect">
+                      <a:avLst/>
+                    </a:prstGeom>
+                  </pic:spPr>
+                </pic:pic>
+              </a:graphicData>
+            </a:graphic>
+          </wp:inline>
+        </w:drawing>
+      </w:r>
+    </w:p>
+    <w:p>
+      <w:pPr>
         <w:pStyle w:val="Heading2"/>
-        <w:jc w:val="both"/>
-      </w:pPr>
-      <w:bookmarkStart w:id="16" w:name="_Toc197364533"/>
+      </w:pPr>
+      <w:bookmarkStart w:id="21" w:name="_Toc197365190"/>
       <w:proofErr w:type="spellStart"/>
       <w:r>
-        <w:t>Services.php</w:t>
-      </w:r>
-      <w:bookmarkEnd w:id="16"/>
+        <w:t>Contact.php</w:t>
+      </w:r>
+      <w:bookmarkEnd w:id="21"/>
       <w:proofErr w:type="spellEnd"/>
     </w:p>
     <w:p>
       <w:pPr>
-        <w:jc w:val="both"/>
         <w:rPr>
           <w:lang w:eastAsia="fi-FI"/>
         </w:rPr>
@@ -3678,156 +4443,186 @@
         <w:rPr>
           <w:lang w:eastAsia="fi-FI"/>
         </w:rPr>
-        <w:t>S</w:t>
-      </w:r>
+        <w:t>Contact.php</w:t>
+      </w:r>
+      <w:proofErr w:type="spellEnd"/>
       <w:r>
         <w:rPr>
           <w:lang w:eastAsia="fi-FI"/>
         </w:rPr>
-        <w:t>ervices.php</w:t>
+        <w:t xml:space="preserve"> handles the contact form </w:t>
+      </w:r>
+      <w:proofErr w:type="gramStart"/>
+      <w:r>
+        <w:rPr>
+          <w:lang w:eastAsia="fi-FI"/>
+        </w:rPr>
+        <w:t>submission,  by</w:t>
+      </w:r>
+      <w:proofErr w:type="gramEnd"/>
+      <w:r>
+        <w:rPr>
+          <w:lang w:eastAsia="fi-FI"/>
+        </w:rPr>
+        <w:t xml:space="preserve"> performing user input validation, processing the data while also providing feedback to the user based on the outcome of the submission.</w:t>
+      </w:r>
+    </w:p>
+    <w:p>
+      <w:pPr>
+        <w:pStyle w:val="Heading3"/>
+      </w:pPr>
+      <w:bookmarkStart w:id="22" w:name="_Toc197365191"/>
+      <w:proofErr w:type="spellStart"/>
+      <w:r>
+        <w:t>Contact.php</w:t>
       </w:r>
       <w:proofErr w:type="spellEnd"/>
       <w:r>
+        <w:t xml:space="preserve"> image</w:t>
+      </w:r>
+      <w:bookmarkEnd w:id="22"/>
+    </w:p>
+    <w:p>
+      <w:pPr>
         <w:rPr>
           <w:lang w:eastAsia="fi-FI"/>
         </w:rPr>
-        <w:t xml:space="preserve"> </w:t>
-      </w:r>
+      </w:pPr>
       <w:r>
         <w:rPr>
           <w:lang w:eastAsia="fi-FI"/>
         </w:rPr>
-        <w:t xml:space="preserve">is </w:t>
-      </w:r>
-      <w:r>
+        <w:drawing>
+          <wp:inline distT="0" distB="0" distL="0" distR="0" wp14:anchorId="1F36BA4F" wp14:editId="60CA680B">
+            <wp:extent cx="6120765" cy="2847975"/>
+            <wp:effectExtent l="0" t="0" r="0" b="9525"/>
+            <wp:docPr id="1194781887" name="Picture 1" descr="A screenshot of a contact us&#10;&#10;AI-generated content may be incorrect."/>
+            <wp:cNvGraphicFramePr>
+              <a:graphicFrameLocks xmlns:a="http://schemas.openxmlformats.org/drawingml/2006/main" noChangeAspect="1"/>
+            </wp:cNvGraphicFramePr>
+            <a:graphic xmlns:a="http://schemas.openxmlformats.org/drawingml/2006/main">
+              <a:graphicData uri="http://schemas.openxmlformats.org/drawingml/2006/picture">
+                <pic:pic xmlns:pic="http://schemas.openxmlformats.org/drawingml/2006/picture">
+                  <pic:nvPicPr>
+                    <pic:cNvPr id="1194781887" name="Picture 1" descr="A screenshot of a contact us&#10;&#10;AI-generated content may be incorrect."/>
+                    <pic:cNvPicPr/>
+                  </pic:nvPicPr>
+                  <pic:blipFill>
+                    <a:blip r:embed="rId15"/>
+                    <a:stretch>
+                      <a:fillRect/>
+                    </a:stretch>
+                  </pic:blipFill>
+                  <pic:spPr>
+                    <a:xfrm>
+                      <a:off x="0" y="0"/>
+                      <a:ext cx="6120765" cy="2847975"/>
+                    </a:xfrm>
+                    <a:prstGeom prst="rect">
+                      <a:avLst/>
+                    </a:prstGeom>
+                  </pic:spPr>
+                </pic:pic>
+              </a:graphicData>
+            </a:graphic>
+          </wp:inline>
+        </w:drawing>
+      </w:r>
+    </w:p>
+    <w:p>
+      <w:pPr>
+        <w:pStyle w:val="Heading2"/>
+      </w:pPr>
+      <w:bookmarkStart w:id="23" w:name="_Toc197365192"/>
+      <w:proofErr w:type="spellStart"/>
+      <w:r>
+        <w:t>Index.php</w:t>
+      </w:r>
+      <w:bookmarkEnd w:id="23"/>
+      <w:proofErr w:type="spellEnd"/>
+    </w:p>
+    <w:p>
+      <w:pPr>
         <w:rPr>
           <w:lang w:eastAsia="fi-FI"/>
         </w:rPr>
-        <w:t xml:space="preserve">responsible for displaying </w:t>
-      </w:r>
+      </w:pPr>
+      <w:proofErr w:type="spellStart"/>
       <w:r>
         <w:rPr>
           <w:lang w:eastAsia="fi-FI"/>
         </w:rPr>
-        <w:t>the services that are currently available</w:t>
-      </w:r>
+        <w:t>Index.php</w:t>
+      </w:r>
+      <w:proofErr w:type="spellEnd"/>
       <w:r>
         <w:rPr>
           <w:lang w:eastAsia="fi-FI"/>
         </w:rPr>
-        <w:t xml:space="preserve"> in the system. It acts as the view that fetches data from the Service </w:t>
-      </w:r>
-      <w:proofErr w:type="gramStart"/>
-      <w:r>
+        <w:t xml:space="preserve"> serves as the home page of the website. It checks if the user is logged in or not. If the user is logged in it will display a welcome message, otherwise it will prompt the user to login or register.</w:t>
+      </w:r>
+    </w:p>
+    <w:p>
+      <w:pPr>
+        <w:pStyle w:val="Heading3"/>
+      </w:pPr>
+      <w:bookmarkStart w:id="24" w:name="_Toc197365193"/>
+      <w:proofErr w:type="spellStart"/>
+      <w:r>
+        <w:lastRenderedPageBreak/>
+        <w:t>Index.php</w:t>
+      </w:r>
+      <w:proofErr w:type="spellEnd"/>
+      <w:r>
+        <w:t xml:space="preserve"> image</w:t>
+      </w:r>
+      <w:bookmarkEnd w:id="24"/>
+    </w:p>
+    <w:p>
+      <w:pPr>
         <w:rPr>
           <w:lang w:eastAsia="fi-FI"/>
         </w:rPr>
-        <w:t>class</w:t>
-      </w:r>
+      </w:pPr>
       <w:r>
         <w:rPr>
           <w:lang w:eastAsia="fi-FI"/>
         </w:rPr>
-        <w:t xml:space="preserve">, </w:t>
-      </w:r>
-      <w:r>
-        <w:rPr>
-          <w:lang w:eastAsia="fi-FI"/>
-        </w:rPr>
-        <w:t>and</w:t>
-      </w:r>
-      <w:proofErr w:type="gramEnd"/>
-      <w:r>
-        <w:rPr>
-          <w:lang w:eastAsia="fi-FI"/>
-        </w:rPr>
-        <w:t xml:space="preserve"> </w:t>
-      </w:r>
-      <w:r>
-        <w:rPr>
-          <w:lang w:eastAsia="fi-FI"/>
-        </w:rPr>
-        <w:t>displays them as bootstrap cards to the end user.</w:t>
-      </w:r>
-    </w:p>
-    <w:p>
-      <w:pPr>
-        <w:pStyle w:val="Heading2"/>
-      </w:pPr>
-      <w:bookmarkStart w:id="17" w:name="_Toc197364534"/>
-      <w:proofErr w:type="spellStart"/>
-      <w:r>
-        <w:t>Contact.php</w:t>
-      </w:r>
-      <w:bookmarkEnd w:id="17"/>
-      <w:proofErr w:type="spellEnd"/>
-    </w:p>
-    <w:p>
-      <w:pPr>
-        <w:rPr>
-          <w:lang w:eastAsia="fi-FI"/>
-        </w:rPr>
-      </w:pPr>
-      <w:proofErr w:type="spellStart"/>
-      <w:r>
-        <w:rPr>
-          <w:lang w:eastAsia="fi-FI"/>
-        </w:rPr>
-        <w:t>Contact.php</w:t>
-      </w:r>
-      <w:proofErr w:type="spellEnd"/>
-      <w:r>
-        <w:rPr>
-          <w:lang w:eastAsia="fi-FI"/>
-        </w:rPr>
-        <w:t xml:space="preserve"> handles the contact form </w:t>
-      </w:r>
-      <w:proofErr w:type="gramStart"/>
-      <w:r>
-        <w:rPr>
-          <w:lang w:eastAsia="fi-FI"/>
-        </w:rPr>
-        <w:t>submission,  by</w:t>
-      </w:r>
-      <w:proofErr w:type="gramEnd"/>
-      <w:r>
-        <w:rPr>
-          <w:lang w:eastAsia="fi-FI"/>
-        </w:rPr>
-        <w:t xml:space="preserve"> performing user input validation, processing the data while also providing feedback to the user based on the outcome of the submission.</w:t>
-      </w:r>
-    </w:p>
-    <w:p>
-      <w:pPr>
-        <w:pStyle w:val="Heading2"/>
-      </w:pPr>
-      <w:bookmarkStart w:id="18" w:name="_Toc197364535"/>
-      <w:proofErr w:type="spellStart"/>
-      <w:r>
-        <w:t>Index.php</w:t>
-      </w:r>
-      <w:bookmarkEnd w:id="18"/>
-      <w:proofErr w:type="spellEnd"/>
-    </w:p>
-    <w:p>
-      <w:pPr>
-        <w:rPr>
-          <w:lang w:eastAsia="fi-FI"/>
-        </w:rPr>
-      </w:pPr>
-      <w:proofErr w:type="spellStart"/>
-      <w:r>
-        <w:rPr>
-          <w:lang w:eastAsia="fi-FI"/>
-        </w:rPr>
-        <w:t>Index.php</w:t>
-      </w:r>
-      <w:proofErr w:type="spellEnd"/>
-      <w:r>
-        <w:rPr>
-          <w:lang w:eastAsia="fi-FI"/>
-        </w:rPr>
-        <w:t xml:space="preserve"> serves as the home page of the website. It checks if the user is logged in or not. If the user is logged in it will display a welcome message, otherwise it will prompt the user to login or register.</w:t>
+        <w:drawing>
+          <wp:inline distT="0" distB="0" distL="0" distR="0" wp14:anchorId="23EE2B1B" wp14:editId="5EF758E4">
+            <wp:extent cx="6120765" cy="1504950"/>
+            <wp:effectExtent l="0" t="0" r="0" b="0"/>
+            <wp:docPr id="1694628447" name="Picture 1" descr="A screenshot of a computer&#10;&#10;AI-generated content may be incorrect."/>
+            <wp:cNvGraphicFramePr>
+              <a:graphicFrameLocks xmlns:a="http://schemas.openxmlformats.org/drawingml/2006/main" noChangeAspect="1"/>
+            </wp:cNvGraphicFramePr>
+            <a:graphic xmlns:a="http://schemas.openxmlformats.org/drawingml/2006/main">
+              <a:graphicData uri="http://schemas.openxmlformats.org/drawingml/2006/picture">
+                <pic:pic xmlns:pic="http://schemas.openxmlformats.org/drawingml/2006/picture">
+                  <pic:nvPicPr>
+                    <pic:cNvPr id="1694628447" name="Picture 1" descr="A screenshot of a computer&#10;&#10;AI-generated content may be incorrect."/>
+                    <pic:cNvPicPr/>
+                  </pic:nvPicPr>
+                  <pic:blipFill>
+                    <a:blip r:embed="rId16"/>
+                    <a:stretch>
+                      <a:fillRect/>
+                    </a:stretch>
+                  </pic:blipFill>
+                  <pic:spPr>
+                    <a:xfrm>
+                      <a:off x="0" y="0"/>
+                      <a:ext cx="6120765" cy="1504950"/>
+                    </a:xfrm>
+                    <a:prstGeom prst="rect">
+                      <a:avLst/>
+                    </a:prstGeom>
+                  </pic:spPr>
+                </pic:pic>
+              </a:graphicData>
+            </a:graphic>
+          </wp:inline>
+        </w:drawing>
       </w:r>
     </w:p>
     <w:p>
@@ -3855,7 +4650,7 @@
           <w:rFonts w:cs="Arial"/>
         </w:rPr>
       </w:pPr>
-      <w:bookmarkStart w:id="19" w:name="_Toc197364536"/>
+      <w:bookmarkStart w:id="25" w:name="_Toc197365194"/>
       <w:r>
         <w:rPr>
           <w:rFonts w:cs="Arial"/>
@@ -3863,7 +4658,7 @@
         <w:lastRenderedPageBreak/>
         <w:t>List of used resources</w:t>
       </w:r>
-      <w:bookmarkEnd w:id="19"/>
+      <w:bookmarkEnd w:id="25"/>
     </w:p>
     <w:p>
       <w:pPr>
@@ -3876,7 +4671,7 @@
       <w:pPr>
         <w:jc w:val="both"/>
       </w:pPr>
-      <w:hyperlink r:id="rId11" w:history="1">
+      <w:hyperlink r:id="rId17" w:history="1">
         <w:r>
           <w:rPr>
             <w:rStyle w:val="Hyperlink"/>
@@ -3889,7 +4684,7 @@
       <w:pPr>
         <w:jc w:val="both"/>
       </w:pPr>
-      <w:hyperlink r:id="rId12" w:history="1">
+      <w:hyperlink r:id="rId18" w:history="1">
         <w:r>
           <w:rPr>
             <w:rStyle w:val="Hyperlink"/>
@@ -3944,7 +4739,7 @@
           <w:rFonts w:cs="Arial"/>
         </w:rPr>
       </w:pPr>
-      <w:bookmarkStart w:id="20" w:name="_Toc197364537"/>
+      <w:bookmarkStart w:id="26" w:name="_Toc197365195"/>
       <w:r>
         <w:rPr>
           <w:rFonts w:cs="Arial"/>
@@ -3957,7 +4752,7 @@
         </w:rPr>
         <w:t xml:space="preserve"> 1</w:t>
       </w:r>
-      <w:bookmarkEnd w:id="20"/>
+      <w:bookmarkEnd w:id="26"/>
     </w:p>
     <w:p>
       <w:pPr>
@@ -3975,8 +4770,8 @@
       </w:pPr>
     </w:p>
     <w:sectPr>
-      <w:headerReference w:type="default" r:id="rId13"/>
-      <w:footerReference w:type="default" r:id="rId14"/>
+      <w:headerReference w:type="default" r:id="rId19"/>
+      <w:footerReference w:type="default" r:id="rId20"/>
       <w:pgSz w:w="11906" w:h="16838"/>
       <w:pgMar w:top="1132" w:right="849" w:bottom="1135" w:left="1418" w:header="426" w:footer="419" w:gutter="0"/>
       <w:cols w:space="708"/>
@@ -4031,6 +4826,7 @@
     </w:pPr>
     <w:r>
       <w:rPr>
+        <w:noProof/>
         <w:lang w:eastAsia="en-US"/>
       </w:rPr>
       <mc:AlternateContent>
@@ -4095,7 +4891,7 @@
                             </w:pBdr>
                             <w:jc w:val="center"/>
                             <w:rPr>
-                              <w:color w:val="C0504D" w:themeColor="accent2"/>
+                              <w:color w:val="1F497D" w:themeColor="text2"/>
                             </w:rPr>
                           </w:pPr>
                           <w:r>
@@ -4138,8 +4934,19 @@
                             <w:rPr>
                               <w:color w:val="1F497D" w:themeColor="text2"/>
                             </w:rPr>
-                            <w:t>22</w:t>
+                            <w:t>10</w:t>
                           </w:r>
+                        </w:p>
+                        <w:p>
+                          <w:pPr>
+                            <w:pBdr>
+                              <w:top w:val="single" w:sz="4" w:space="1" w:color="7F7F7F" w:themeColor="background1" w:themeShade="7F"/>
+                            </w:pBdr>
+                            <w:jc w:val="center"/>
+                            <w:rPr>
+                              <w:color w:val="C0504D" w:themeColor="accent2"/>
+                            </w:rPr>
+                          </w:pPr>
                         </w:p>
                       </w:txbxContent>
                     </wps:txbx>
@@ -4170,7 +4977,7 @@
                       </w:pBdr>
                       <w:jc w:val="center"/>
                       <w:rPr>
-                        <w:color w:val="C0504D" w:themeColor="accent2"/>
+                        <w:color w:val="1F497D" w:themeColor="text2"/>
                       </w:rPr>
                     </w:pPr>
                     <w:r>
@@ -4213,8 +5020,19 @@
                       <w:rPr>
                         <w:color w:val="1F497D" w:themeColor="text2"/>
                       </w:rPr>
-                      <w:t>22</w:t>
+                      <w:t>10</w:t>
                     </w:r>
+                  </w:p>
+                  <w:p>
+                    <w:pPr>
+                      <w:pBdr>
+                        <w:top w:val="single" w:sz="4" w:space="1" w:color="7F7F7F" w:themeColor="background1" w:themeShade="7F"/>
+                      </w:pBdr>
+                      <w:jc w:val="center"/>
+                      <w:rPr>
+                        <w:color w:val="C0504D" w:themeColor="accent2"/>
+                      </w:rPr>
+                    </w:pPr>
                   </w:p>
                 </w:txbxContent>
               </v:textbox>
@@ -4465,6 +5283,7 @@
           </w:pPr>
           <w:r>
             <w:rPr>
+              <w:noProof/>
               <w:sz w:val="24"/>
               <w:szCs w:val="24"/>
               <w:lang w:eastAsia="en-US"/>
@@ -6419,6 +7238,36 @@
   </w:num>
   <w:num w:numId="17" w16cid:durableId="1679885682">
     <w:abstractNumId w:val="10"/>
+  </w:num>
+  <w:num w:numId="18" w16cid:durableId="1649744045">
+    <w:abstractNumId w:val="0"/>
+    <w:lvlOverride w:ilvl="0">
+      <w:startOverride w:val="1"/>
+    </w:lvlOverride>
+    <w:lvlOverride w:ilvl="1">
+      <w:startOverride w:val="1"/>
+    </w:lvlOverride>
+    <w:lvlOverride w:ilvl="2">
+      <w:startOverride w:val="1"/>
+    </w:lvlOverride>
+    <w:lvlOverride w:ilvl="3">
+      <w:startOverride w:val="1"/>
+    </w:lvlOverride>
+    <w:lvlOverride w:ilvl="4">
+      <w:startOverride w:val="1"/>
+    </w:lvlOverride>
+    <w:lvlOverride w:ilvl="5">
+      <w:startOverride w:val="1"/>
+    </w:lvlOverride>
+    <w:lvlOverride w:ilvl="6">
+      <w:startOverride w:val="1"/>
+    </w:lvlOverride>
+    <w:lvlOverride w:ilvl="7">
+      <w:startOverride w:val="1"/>
+    </w:lvlOverride>
+    <w:lvlOverride w:ilvl="8">
+      <w:startOverride w:val="1"/>
+    </w:lvlOverride>
   </w:num>
 </w:numbering>
 </file>
@@ -6980,6 +7829,7 @@
   <w:style w:type="character" w:default="1" w:styleId="DefaultParagraphFont">
     <w:name w:val="Default Paragraph Font"/>
     <w:uiPriority w:val="1"/>
+    <w:semiHidden/>
     <w:unhideWhenUsed/>
   </w:style>
   <w:style w:type="table" w:default="1" w:styleId="TableNormal">
@@ -7659,10 +8509,6 @@
 </file>
 
 <file path=customXml/item1.xml><?xml version="1.0" encoding="utf-8"?>
-<b:Sources xmlns:b="http://schemas.openxmlformats.org/officeDocument/2006/bibliography" xmlns="http://schemas.openxmlformats.org/officeDocument/2006/bibliography" SelectedStyle="\APASixthEditionOfficeOnline.xsl" StyleName="APA" Version="6"/>
-</file>
-
-<file path=customXml/item2.xml><?xml version="1.0" encoding="utf-8"?>
 <p:properties xmlns:p="http://schemas.microsoft.com/office/2006/metadata/properties" xmlns:xsi="http://www.w3.org/2001/XMLSchema-instance" xmlns:pc="http://schemas.microsoft.com/office/infopath/2007/PartnerControls">
   <documentManagement>
     <_activity xmlns="cbdc5970-8358-4c50-a4d9-cf73fd1a39ad" xsi:nil="true"/>
@@ -7670,16 +8516,11 @@
 </p:properties>
 </file>
 
-<file path=customXml/item3.xml><?xml version="1.0" encoding="utf-8"?>
-<?mso-contentType ?>
-<FormTemplates xmlns="http://schemas.microsoft.com/sharepoint/v3/contenttype/forms">
-  <Display>DocumentLibraryForm</Display>
-  <Edit>DocumentLibraryForm</Edit>
-  <New>DocumentLibraryForm</New>
-</FormTemplates>
+<file path=customXml/item2.xml><?xml version="1.0" encoding="utf-8"?>
+<b:Sources xmlns:b="http://schemas.openxmlformats.org/officeDocument/2006/bibliography" xmlns="http://schemas.openxmlformats.org/officeDocument/2006/bibliography" SelectedStyle="\APASixthEditionOfficeOnline.xsl" StyleName="APA" Version="6"/>
 </file>
 
-<file path=customXml/item4.xml><?xml version="1.0" encoding="utf-8"?>
+<file path=customXml/item3.xml><?xml version="1.0" encoding="utf-8"?>
 <ct:contentTypeSchema xmlns:ct="http://schemas.microsoft.com/office/2006/metadata/contentType" xmlns:ma="http://schemas.microsoft.com/office/2006/metadata/properties/metaAttributes" ct:_="" ma:_="" ma:contentTypeName="Dokuments" ma:contentTypeID="0x010100C8F7F01F6D0CC149A9B7150A3C686759" ma:contentTypeVersion="10" ma:contentTypeDescription="Izveidot jaunu dokumentu." ma:contentTypeScope="" ma:versionID="95b33dc7268e725ae5589559759ad6dd">
   <xsd:schema xmlns:xsd="http://www.w3.org/2001/XMLSchema" xmlns:xs="http://www.w3.org/2001/XMLSchema" xmlns:p="http://schemas.microsoft.com/office/2006/metadata/properties" xmlns:ns3="cbdc5970-8358-4c50-a4d9-cf73fd1a39ad" targetNamespace="http://schemas.microsoft.com/office/2006/metadata/properties" ma:root="true" ma:fieldsID="b57b4ef460c3e42f1c0e119126d6c3fc" ns3:_="">
     <xsd:import namespace="cbdc5970-8358-4c50-a4d9-cf73fd1a39ad"/>
@@ -7861,15 +8702,16 @@
 </ct:contentTypeSchema>
 </file>
 
-<file path=customXml/itemProps1.xml><?xml version="1.0" encoding="utf-8"?>
-<ds:datastoreItem xmlns:ds="http://schemas.openxmlformats.org/officeDocument/2006/customXml" ds:itemID="{63E0AE4A-CA37-4FDA-8666-4209C6E1B665}">
-  <ds:schemaRefs>
-    <ds:schemaRef ds:uri="http://schemas.openxmlformats.org/officeDocument/2006/bibliography"/>
-  </ds:schemaRefs>
-</ds:datastoreItem>
+<file path=customXml/item4.xml><?xml version="1.0" encoding="utf-8"?>
+<?mso-contentType ?>
+<FormTemplates xmlns="http://schemas.microsoft.com/sharepoint/v3/contenttype/forms">
+  <Display>DocumentLibraryForm</Display>
+  <Edit>DocumentLibraryForm</Edit>
+  <New>DocumentLibraryForm</New>
+</FormTemplates>
 </file>
 
-<file path=customXml/itemProps2.xml><?xml version="1.0" encoding="utf-8"?>
+<file path=customXml/itemProps1.xml><?xml version="1.0" encoding="utf-8"?>
 <ds:datastoreItem xmlns:ds="http://schemas.openxmlformats.org/officeDocument/2006/customXml" ds:itemID="{C9C7DABB-59BD-475A-831A-DCCF91DDA573}">
   <ds:schemaRefs>
     <ds:schemaRef ds:uri="http://schemas.microsoft.com/office/2006/metadata/properties"/>
@@ -7879,15 +8721,15 @@
 </ds:datastoreItem>
 </file>
 
-<file path=customXml/itemProps3.xml><?xml version="1.0" encoding="utf-8"?>
-<ds:datastoreItem xmlns:ds="http://schemas.openxmlformats.org/officeDocument/2006/customXml" ds:itemID="{C9DEB3EC-A595-4E8A-B420-8F3DC5E6997C}">
+<file path=customXml/itemProps2.xml><?xml version="1.0" encoding="utf-8"?>
+<ds:datastoreItem xmlns:ds="http://schemas.openxmlformats.org/officeDocument/2006/customXml" ds:itemID="{63E0AE4A-CA37-4FDA-8666-4209C6E1B665}">
   <ds:schemaRefs>
-    <ds:schemaRef ds:uri="http://schemas.microsoft.com/sharepoint/v3/contenttype/forms"/>
+    <ds:schemaRef ds:uri="http://schemas.openxmlformats.org/officeDocument/2006/bibliography"/>
   </ds:schemaRefs>
 </ds:datastoreItem>
 </file>
 
-<file path=customXml/itemProps4.xml><?xml version="1.0" encoding="utf-8"?>
+<file path=customXml/itemProps3.xml><?xml version="1.0" encoding="utf-8"?>
 <ds:datastoreItem xmlns:ds="http://schemas.openxmlformats.org/officeDocument/2006/customXml" ds:itemID="{427C2474-2844-48C1-B12B-E2BDC4433181}">
   <ds:schemaRefs>
     <ds:schemaRef ds:uri="http://schemas.microsoft.com/office/2006/metadata/contentType"/>
@@ -7903,4 +8745,12 @@
     <ds:schemaRef ds:uri="http://schemas.microsoft.com/internal/obd"/>
   </ds:schemaRefs>
 </ds:datastoreItem>
+</file>
+
+<file path=customXml/itemProps4.xml><?xml version="1.0" encoding="utf-8"?>
+<ds:datastoreItem xmlns:ds="http://schemas.openxmlformats.org/officeDocument/2006/customXml" ds:itemID="{C9DEB3EC-A595-4E8A-B420-8F3DC5E6997C}">
+  <ds:schemaRefs>
+    <ds:schemaRef ds:uri="http://schemas.microsoft.com/sharepoint/v3/contenttype/forms"/>
+  </ds:schemaRefs>
+</ds:datastoreItem>
 </file>
--- a/PW_3_G3/solution/_web2025_group03_pw3_document.docx
+++ b/PW_3_G3/solution/_web2025_group03_pw3_document.docx
@@ -284,7 +284,6 @@
         </w:rPr>
         <w:t xml:space="preserve"> </w:t>
       </w:r>
-      <w:proofErr w:type="gramStart"/>
       <w:r>
         <w:rPr>
           <w:rFonts w:ascii="Arial" w:hAnsi="Arial" w:cs="Arial"/>
@@ -305,7 +304,6 @@
         </w:rPr>
         <w:t xml:space="preserve">  #</w:t>
       </w:r>
-      <w:proofErr w:type="gramEnd"/>
       <w:r>
         <w:rPr>
           <w:rFonts w:ascii="Arial" w:hAnsi="Arial" w:cs="Arial"/>
@@ -490,7 +488,7 @@
           <w:kern w:val="2"/>
           <w:sz w:val="24"/>
           <w:szCs w:val="24"/>
-          <w:lang w:eastAsia="en-US"/>
+          <w:lang w:val="lv-LV" w:eastAsia="lv-LV"/>
           <w14:ligatures w14:val="standardContextual"/>
         </w:rPr>
       </w:pPr>
@@ -531,7 +529,7 @@
           <w:kern w:val="2"/>
           <w:sz w:val="24"/>
           <w:szCs w:val="24"/>
-          <w:lang w:eastAsia="en-US"/>
+          <w:lang w:val="lv-LV" w:eastAsia="lv-LV"/>
           <w14:ligatures w14:val="standardContextual"/>
         </w:rPr>
         <w:tab/>
@@ -549,7 +547,7 @@
         <w:fldChar w:fldCharType="begin"/>
       </w:r>
       <w:r>
-        <w:instrText xml:space="preserve"> PAGEREF _Toc197365172 \h </w:instrText>
+        <w:instrText xml:space="preserve"> PAGEREF _Toc197373411 \h </w:instrText>
       </w:r>
       <w:r>
         <w:fldChar w:fldCharType="separate"/>
@@ -570,7 +568,7 @@
           <w:kern w:val="2"/>
           <w:sz w:val="24"/>
           <w:szCs w:val="24"/>
-          <w:lang w:eastAsia="en-US"/>
+          <w:lang w:val="lv-LV" w:eastAsia="lv-LV"/>
           <w14:ligatures w14:val="standardContextual"/>
         </w:rPr>
       </w:pPr>
@@ -587,7 +585,7 @@
           <w:kern w:val="2"/>
           <w:sz w:val="24"/>
           <w:szCs w:val="24"/>
-          <w:lang w:eastAsia="en-US"/>
+          <w:lang w:val="lv-LV" w:eastAsia="lv-LV"/>
           <w14:ligatures w14:val="standardContextual"/>
         </w:rPr>
         <w:tab/>
@@ -605,7 +603,7 @@
         <w:fldChar w:fldCharType="begin"/>
       </w:r>
       <w:r>
-        <w:instrText xml:space="preserve"> PAGEREF _Toc197365173 \h </w:instrText>
+        <w:instrText xml:space="preserve"> PAGEREF _Toc197373412 \h </w:instrText>
       </w:r>
       <w:r>
         <w:fldChar w:fldCharType="separate"/>
@@ -625,7 +623,7 @@
           <w:kern w:val="2"/>
           <w:sz w:val="24"/>
           <w:szCs w:val="24"/>
-          <w:lang w:eastAsia="en-US"/>
+          <w:lang w:val="lv-LV" w:eastAsia="lv-LV"/>
           <w14:ligatures w14:val="standardContextual"/>
         </w:rPr>
       </w:pPr>
@@ -641,7 +639,7 @@
           <w:kern w:val="2"/>
           <w:sz w:val="24"/>
           <w:szCs w:val="24"/>
-          <w:lang w:eastAsia="en-US"/>
+          <w:lang w:val="lv-LV" w:eastAsia="lv-LV"/>
           <w14:ligatures w14:val="standardContextual"/>
         </w:rPr>
         <w:tab/>
@@ -659,7 +657,7 @@
         <w:fldChar w:fldCharType="begin"/>
       </w:r>
       <w:r>
-        <w:instrText xml:space="preserve"> PAGEREF _Toc197365174 \h </w:instrText>
+        <w:instrText xml:space="preserve"> PAGEREF _Toc197373413 \h </w:instrText>
       </w:r>
       <w:r>
         <w:fldChar w:fldCharType="separate"/>
@@ -679,7 +677,7 @@
           <w:kern w:val="2"/>
           <w:sz w:val="24"/>
           <w:szCs w:val="24"/>
-          <w:lang w:eastAsia="en-US"/>
+          <w:lang w:val="lv-LV" w:eastAsia="lv-LV"/>
           <w14:ligatures w14:val="standardContextual"/>
         </w:rPr>
       </w:pPr>
@@ -695,7 +693,7 @@
           <w:kern w:val="2"/>
           <w:sz w:val="24"/>
           <w:szCs w:val="24"/>
-          <w:lang w:eastAsia="en-US"/>
+          <w:lang w:val="lv-LV" w:eastAsia="lv-LV"/>
           <w14:ligatures w14:val="standardContextual"/>
         </w:rPr>
         <w:tab/>
@@ -713,7 +711,7 @@
         <w:fldChar w:fldCharType="begin"/>
       </w:r>
       <w:r>
-        <w:instrText xml:space="preserve"> PAGEREF _Toc197365175 \h </w:instrText>
+        <w:instrText xml:space="preserve"> PAGEREF _Toc197373414 \h </w:instrText>
       </w:r>
       <w:r>
         <w:fldChar w:fldCharType="separate"/>
@@ -733,7 +731,7 @@
           <w:kern w:val="2"/>
           <w:sz w:val="24"/>
           <w:szCs w:val="24"/>
-          <w:lang w:eastAsia="en-US"/>
+          <w:lang w:val="lv-LV" w:eastAsia="lv-LV"/>
           <w14:ligatures w14:val="standardContextual"/>
         </w:rPr>
       </w:pPr>
@@ -749,7 +747,7 @@
           <w:kern w:val="2"/>
           <w:sz w:val="24"/>
           <w:szCs w:val="24"/>
-          <w:lang w:eastAsia="en-US"/>
+          <w:lang w:val="lv-LV" w:eastAsia="lv-LV"/>
           <w14:ligatures w14:val="standardContextual"/>
         </w:rPr>
         <w:tab/>
@@ -767,7 +765,103 @@
         <w:fldChar w:fldCharType="begin"/>
       </w:r>
       <w:r>
-        <w:instrText xml:space="preserve"> PAGEREF _Toc197365176 \h </w:instrText>
+        <w:instrText xml:space="preserve"> PAGEREF _Toc197373415 \h </w:instrText>
+      </w:r>
+      <w:r>
+        <w:fldChar w:fldCharType="separate"/>
+      </w:r>
+      <w:r>
+        <w:t>4</w:t>
+      </w:r>
+      <w:r>
+        <w:fldChar w:fldCharType="end"/>
+      </w:r>
+    </w:p>
+    <w:p>
+      <w:pPr>
+        <w:pStyle w:val="TOC2"/>
+        <w:rPr>
+          <w:rFonts w:asciiTheme="minorHAnsi" w:eastAsiaTheme="minorEastAsia" w:hAnsiTheme="minorHAnsi" w:cstheme="minorBidi"/>
+          <w:kern w:val="2"/>
+          <w:sz w:val="24"/>
+          <w:szCs w:val="24"/>
+          <w:lang w:val="lv-LV" w:eastAsia="lv-LV"/>
+          <w14:ligatures w14:val="standardContextual"/>
+        </w:rPr>
+      </w:pPr>
+      <w:r>
+        <w:t>2.4</w:t>
+      </w:r>
+      <w:r>
+        <w:rPr>
+          <w:rFonts w:asciiTheme="minorHAnsi" w:eastAsiaTheme="minorEastAsia" w:hAnsiTheme="minorHAnsi" w:cstheme="minorBidi"/>
+          <w:kern w:val="2"/>
+          <w:sz w:val="24"/>
+          <w:szCs w:val="24"/>
+          <w:lang w:val="lv-LV" w:eastAsia="lv-LV"/>
+          <w14:ligatures w14:val="standardContextual"/>
+        </w:rPr>
+        <w:tab/>
+      </w:r>
+      <w:r>
+        <w:t>Header</w:t>
+      </w:r>
+      <w:r>
+        <w:tab/>
+      </w:r>
+      <w:r>
+        <w:fldChar w:fldCharType="begin"/>
+      </w:r>
+      <w:r>
+        <w:instrText xml:space="preserve"> PAGEREF _Toc197373416 \h </w:instrText>
+      </w:r>
+      <w:r>
+        <w:fldChar w:fldCharType="separate"/>
+      </w:r>
+      <w:r>
+        <w:t>4</w:t>
+      </w:r>
+      <w:r>
+        <w:fldChar w:fldCharType="end"/>
+      </w:r>
+    </w:p>
+    <w:p>
+      <w:pPr>
+        <w:pStyle w:val="TOC2"/>
+        <w:rPr>
+          <w:rFonts w:asciiTheme="minorHAnsi" w:eastAsiaTheme="minorEastAsia" w:hAnsiTheme="minorHAnsi" w:cstheme="minorBidi"/>
+          <w:kern w:val="2"/>
+          <w:sz w:val="24"/>
+          <w:szCs w:val="24"/>
+          <w:lang w:val="lv-LV" w:eastAsia="lv-LV"/>
+          <w14:ligatures w14:val="standardContextual"/>
+        </w:rPr>
+      </w:pPr>
+      <w:r>
+        <w:t>2.5</w:t>
+      </w:r>
+      <w:r>
+        <w:rPr>
+          <w:rFonts w:asciiTheme="minorHAnsi" w:eastAsiaTheme="minorEastAsia" w:hAnsiTheme="minorHAnsi" w:cstheme="minorBidi"/>
+          <w:kern w:val="2"/>
+          <w:sz w:val="24"/>
+          <w:szCs w:val="24"/>
+          <w:lang w:val="lv-LV" w:eastAsia="lv-LV"/>
+          <w14:ligatures w14:val="standardContextual"/>
+        </w:rPr>
+        <w:tab/>
+      </w:r>
+      <w:r>
+        <w:t>Footer</w:t>
+      </w:r>
+      <w:r>
+        <w:tab/>
+      </w:r>
+      <w:r>
+        <w:fldChar w:fldCharType="begin"/>
+      </w:r>
+      <w:r>
+        <w:instrText xml:space="preserve"> PAGEREF _Toc197373417 \h </w:instrText>
       </w:r>
       <w:r>
         <w:fldChar w:fldCharType="separate"/>
@@ -788,7 +882,7 @@
           <w:kern w:val="2"/>
           <w:sz w:val="24"/>
           <w:szCs w:val="24"/>
-          <w:lang w:eastAsia="en-US"/>
+          <w:lang w:val="lv-LV" w:eastAsia="lv-LV"/>
           <w14:ligatures w14:val="standardContextual"/>
         </w:rPr>
       </w:pPr>
@@ -805,7 +899,7 @@
           <w:kern w:val="2"/>
           <w:sz w:val="24"/>
           <w:szCs w:val="24"/>
-          <w:lang w:eastAsia="en-US"/>
+          <w:lang w:val="lv-LV" w:eastAsia="lv-LV"/>
           <w14:ligatures w14:val="standardContextual"/>
         </w:rPr>
         <w:tab/>
@@ -823,13 +917,13 @@
         <w:fldChar w:fldCharType="begin"/>
       </w:r>
       <w:r>
-        <w:instrText xml:space="preserve"> PAGEREF _Toc197365177 \h </w:instrText>
+        <w:instrText xml:space="preserve"> PAGEREF _Toc197373418 \h </w:instrText>
       </w:r>
       <w:r>
         <w:fldChar w:fldCharType="separate"/>
       </w:r>
       <w:r>
-        <w:t>4</w:t>
+        <w:t>5</w:t>
       </w:r>
       <w:r>
         <w:fldChar w:fldCharType="end"/>
@@ -843,7 +937,7 @@
           <w:kern w:val="2"/>
           <w:sz w:val="24"/>
           <w:szCs w:val="24"/>
-          <w:lang w:eastAsia="en-US"/>
+          <w:lang w:val="lv-LV" w:eastAsia="lv-LV"/>
           <w14:ligatures w14:val="standardContextual"/>
         </w:rPr>
       </w:pPr>
@@ -859,7 +953,7 @@
           <w:kern w:val="2"/>
           <w:sz w:val="24"/>
           <w:szCs w:val="24"/>
-          <w:lang w:eastAsia="en-US"/>
+          <w:lang w:val="lv-LV" w:eastAsia="lv-LV"/>
           <w14:ligatures w14:val="standardContextual"/>
         </w:rPr>
         <w:tab/>
@@ -877,13 +971,13 @@
         <w:fldChar w:fldCharType="begin"/>
       </w:r>
       <w:r>
-        <w:instrText xml:space="preserve"> PAGEREF _Toc197365178 \h </w:instrText>
+        <w:instrText xml:space="preserve"> PAGEREF _Toc197373419 \h </w:instrText>
       </w:r>
       <w:r>
         <w:fldChar w:fldCharType="separate"/>
       </w:r>
       <w:r>
-        <w:t>4</w:t>
+        <w:t>5</w:t>
       </w:r>
       <w:r>
         <w:fldChar w:fldCharType="end"/>
@@ -897,7 +991,7 @@
           <w:kern w:val="2"/>
           <w:sz w:val="24"/>
           <w:szCs w:val="24"/>
-          <w:lang w:eastAsia="en-US"/>
+          <w:lang w:val="lv-LV"/>
           <w14:ligatures w14:val="standardContextual"/>
         </w:rPr>
       </w:pPr>
@@ -914,7 +1008,7 @@
           <w:kern w:val="2"/>
           <w:sz w:val="24"/>
           <w:szCs w:val="24"/>
-          <w:lang w:eastAsia="en-US"/>
+          <w:lang w:val="lv-LV"/>
           <w14:ligatures w14:val="standardContextual"/>
         </w:rPr>
         <w:tab/>
@@ -942,7 +1036,7 @@
         <w:rPr>
           <w:noProof/>
         </w:rPr>
-        <w:instrText xml:space="preserve"> PAGEREF _Toc197365179 \h </w:instrText>
+        <w:instrText xml:space="preserve"> PAGEREF _Toc197373420 \h </w:instrText>
       </w:r>
       <w:r>
         <w:rPr>
@@ -976,7 +1070,7 @@
           <w:kern w:val="2"/>
           <w:sz w:val="24"/>
           <w:szCs w:val="24"/>
-          <w:lang w:eastAsia="en-US"/>
+          <w:lang w:val="lv-LV" w:eastAsia="lv-LV"/>
           <w14:ligatures w14:val="standardContextual"/>
         </w:rPr>
       </w:pPr>
@@ -992,7 +1086,7 @@
           <w:kern w:val="2"/>
           <w:sz w:val="24"/>
           <w:szCs w:val="24"/>
-          <w:lang w:eastAsia="en-US"/>
+          <w:lang w:val="lv-LV" w:eastAsia="lv-LV"/>
           <w14:ligatures w14:val="standardContextual"/>
         </w:rPr>
         <w:tab/>
@@ -1010,7 +1104,7 @@
         <w:fldChar w:fldCharType="begin"/>
       </w:r>
       <w:r>
-        <w:instrText xml:space="preserve"> PAGEREF _Toc197365180 \h </w:instrText>
+        <w:instrText xml:space="preserve"> PAGEREF _Toc197373421 \h </w:instrText>
       </w:r>
       <w:r>
         <w:fldChar w:fldCharType="separate"/>
@@ -1030,7 +1124,7 @@
           <w:kern w:val="2"/>
           <w:sz w:val="24"/>
           <w:szCs w:val="24"/>
-          <w:lang w:eastAsia="en-US"/>
+          <w:lang w:val="lv-LV"/>
           <w14:ligatures w14:val="standardContextual"/>
         </w:rPr>
       </w:pPr>
@@ -1047,7 +1141,7 @@
           <w:kern w:val="2"/>
           <w:sz w:val="24"/>
           <w:szCs w:val="24"/>
-          <w:lang w:eastAsia="en-US"/>
+          <w:lang w:val="lv-LV"/>
           <w14:ligatures w14:val="standardContextual"/>
         </w:rPr>
         <w:tab/>
@@ -1075,7 +1169,7 @@
         <w:rPr>
           <w:noProof/>
         </w:rPr>
-        <w:instrText xml:space="preserve"> PAGEREF _Toc197365181 \h </w:instrText>
+        <w:instrText xml:space="preserve"> PAGEREF _Toc197373422 \h </w:instrText>
       </w:r>
       <w:r>
         <w:rPr>
@@ -1092,7 +1186,7 @@
         <w:rPr>
           <w:noProof/>
         </w:rPr>
-        <w:t>5</w:t>
+        <w:t>6</w:t>
       </w:r>
       <w:r>
         <w:rPr>
@@ -1109,7 +1203,7 @@
           <w:kern w:val="2"/>
           <w:sz w:val="24"/>
           <w:szCs w:val="24"/>
-          <w:lang w:eastAsia="en-US"/>
+          <w:lang w:val="lv-LV" w:eastAsia="lv-LV"/>
           <w14:ligatures w14:val="standardContextual"/>
         </w:rPr>
       </w:pPr>
@@ -1125,7 +1219,7 @@
           <w:kern w:val="2"/>
           <w:sz w:val="24"/>
           <w:szCs w:val="24"/>
-          <w:lang w:eastAsia="en-US"/>
+          <w:lang w:val="lv-LV" w:eastAsia="lv-LV"/>
           <w14:ligatures w14:val="standardContextual"/>
         </w:rPr>
         <w:tab/>
@@ -1143,13 +1237,13 @@
         <w:fldChar w:fldCharType="begin"/>
       </w:r>
       <w:r>
-        <w:instrText xml:space="preserve"> PAGEREF _Toc197365182 \h </w:instrText>
+        <w:instrText xml:space="preserve"> PAGEREF _Toc197373423 \h </w:instrText>
       </w:r>
       <w:r>
         <w:fldChar w:fldCharType="separate"/>
       </w:r>
       <w:r>
-        <w:t>5</w:t>
+        <w:t>6</w:t>
       </w:r>
       <w:r>
         <w:fldChar w:fldCharType="end"/>
@@ -1163,7 +1257,7 @@
           <w:kern w:val="2"/>
           <w:sz w:val="24"/>
           <w:szCs w:val="24"/>
-          <w:lang w:eastAsia="en-US"/>
+          <w:lang w:val="lv-LV" w:eastAsia="lv-LV"/>
           <w14:ligatures w14:val="standardContextual"/>
         </w:rPr>
       </w:pPr>
@@ -1179,7 +1273,7 @@
           <w:kern w:val="2"/>
           <w:sz w:val="24"/>
           <w:szCs w:val="24"/>
-          <w:lang w:eastAsia="en-US"/>
+          <w:lang w:val="lv-LV" w:eastAsia="lv-LV"/>
           <w14:ligatures w14:val="standardContextual"/>
         </w:rPr>
         <w:tab/>
@@ -1197,7 +1291,7 @@
         <w:fldChar w:fldCharType="begin"/>
       </w:r>
       <w:r>
-        <w:instrText xml:space="preserve"> PAGEREF _Toc197365183 \h </w:instrText>
+        <w:instrText xml:space="preserve"> PAGEREF _Toc197373424 \h </w:instrText>
       </w:r>
       <w:r>
         <w:fldChar w:fldCharType="separate"/>
@@ -1217,7 +1311,7 @@
           <w:kern w:val="2"/>
           <w:sz w:val="24"/>
           <w:szCs w:val="24"/>
-          <w:lang w:eastAsia="en-US"/>
+          <w:lang w:val="lv-LV"/>
           <w14:ligatures w14:val="standardContextual"/>
         </w:rPr>
       </w:pPr>
@@ -1233,7 +1327,7 @@
           <w:kern w:val="2"/>
           <w:sz w:val="24"/>
           <w:szCs w:val="24"/>
-          <w:lang w:eastAsia="en-US"/>
+          <w:lang w:val="lv-LV"/>
           <w14:ligatures w14:val="standardContextual"/>
         </w:rPr>
         <w:tab/>
@@ -1260,7 +1354,7 @@
         <w:rPr>
           <w:noProof/>
         </w:rPr>
-        <w:instrText xml:space="preserve"> PAGEREF _Toc197365184 \h </w:instrText>
+        <w:instrText xml:space="preserve"> PAGEREF _Toc197373425 \h </w:instrText>
       </w:r>
       <w:r>
         <w:rPr>
@@ -1294,7 +1388,7 @@
           <w:kern w:val="2"/>
           <w:sz w:val="24"/>
           <w:szCs w:val="24"/>
-          <w:lang w:eastAsia="en-US"/>
+          <w:lang w:val="lv-LV"/>
           <w14:ligatures w14:val="standardContextual"/>
         </w:rPr>
       </w:pPr>
@@ -1310,7 +1404,7 @@
           <w:kern w:val="2"/>
           <w:sz w:val="24"/>
           <w:szCs w:val="24"/>
-          <w:lang w:eastAsia="en-US"/>
+          <w:lang w:val="lv-LV"/>
           <w14:ligatures w14:val="standardContextual"/>
         </w:rPr>
         <w:tab/>
@@ -1337,7 +1431,7 @@
         <w:rPr>
           <w:noProof/>
         </w:rPr>
-        <w:instrText xml:space="preserve"> PAGEREF _Toc197365185 \h </w:instrText>
+        <w:instrText xml:space="preserve"> PAGEREF _Toc197373426 \h </w:instrText>
       </w:r>
       <w:r>
         <w:rPr>
@@ -1371,7 +1465,7 @@
           <w:kern w:val="2"/>
           <w:sz w:val="24"/>
           <w:szCs w:val="24"/>
-          <w:lang w:eastAsia="en-US"/>
+          <w:lang w:val="lv-LV"/>
           <w14:ligatures w14:val="standardContextual"/>
         </w:rPr>
       </w:pPr>
@@ -1387,7 +1481,7 @@
           <w:kern w:val="2"/>
           <w:sz w:val="24"/>
           <w:szCs w:val="24"/>
-          <w:lang w:eastAsia="en-US"/>
+          <w:lang w:val="lv-LV"/>
           <w14:ligatures w14:val="standardContextual"/>
         </w:rPr>
         <w:tab/>
@@ -1414,7 +1508,7 @@
         <w:rPr>
           <w:noProof/>
         </w:rPr>
-        <w:instrText xml:space="preserve"> PAGEREF _Toc197365186 \h </w:instrText>
+        <w:instrText xml:space="preserve"> PAGEREF _Toc197373427 \h </w:instrText>
       </w:r>
       <w:r>
         <w:rPr>
@@ -1448,7 +1542,7 @@
           <w:kern w:val="2"/>
           <w:sz w:val="24"/>
           <w:szCs w:val="24"/>
-          <w:lang w:eastAsia="en-US"/>
+          <w:lang w:val="lv-LV"/>
           <w14:ligatures w14:val="standardContextual"/>
         </w:rPr>
       </w:pPr>
@@ -1464,7 +1558,7 @@
           <w:kern w:val="2"/>
           <w:sz w:val="24"/>
           <w:szCs w:val="24"/>
-          <w:lang w:eastAsia="en-US"/>
+          <w:lang w:val="lv-LV"/>
           <w14:ligatures w14:val="standardContextual"/>
         </w:rPr>
         <w:tab/>
@@ -1491,7 +1585,7 @@
         <w:rPr>
           <w:noProof/>
         </w:rPr>
-        <w:instrText xml:space="preserve"> PAGEREF _Toc197365187 \h </w:instrText>
+        <w:instrText xml:space="preserve"> PAGEREF _Toc197373428 \h </w:instrText>
       </w:r>
       <w:r>
         <w:rPr>
@@ -1508,7 +1602,7 @@
         <w:rPr>
           <w:noProof/>
         </w:rPr>
-        <w:t>6</w:t>
+        <w:t>7</w:t>
       </w:r>
       <w:r>
         <w:rPr>
@@ -1525,7 +1619,7 @@
           <w:kern w:val="2"/>
           <w:sz w:val="24"/>
           <w:szCs w:val="24"/>
-          <w:lang w:eastAsia="en-US"/>
+          <w:lang w:val="lv-LV" w:eastAsia="lv-LV"/>
           <w14:ligatures w14:val="standardContextual"/>
         </w:rPr>
       </w:pPr>
@@ -1538,7 +1632,7 @@
           <w:kern w:val="2"/>
           <w:sz w:val="24"/>
           <w:szCs w:val="24"/>
-          <w:lang w:eastAsia="en-US"/>
+          <w:lang w:val="lv-LV" w:eastAsia="lv-LV"/>
           <w14:ligatures w14:val="standardContextual"/>
         </w:rPr>
         <w:tab/>
@@ -1553,13 +1647,13 @@
         <w:fldChar w:fldCharType="begin"/>
       </w:r>
       <w:r>
-        <w:instrText xml:space="preserve"> PAGEREF _Toc197365188 \h </w:instrText>
+        <w:instrText xml:space="preserve"> PAGEREF _Toc197373429 \h </w:instrText>
       </w:r>
       <w:r>
         <w:fldChar w:fldCharType="separate"/>
       </w:r>
       <w:r>
-        <w:t>6</w:t>
+        <w:t>7</w:t>
       </w:r>
       <w:r>
         <w:fldChar w:fldCharType="end"/>
@@ -1573,7 +1667,7 @@
           <w:kern w:val="2"/>
           <w:sz w:val="24"/>
           <w:szCs w:val="24"/>
-          <w:lang w:eastAsia="en-US"/>
+          <w:lang w:val="lv-LV"/>
           <w14:ligatures w14:val="standardContextual"/>
         </w:rPr>
       </w:pPr>
@@ -1589,7 +1683,7 @@
           <w:kern w:val="2"/>
           <w:sz w:val="24"/>
           <w:szCs w:val="24"/>
-          <w:lang w:eastAsia="en-US"/>
+          <w:lang w:val="lv-LV"/>
           <w14:ligatures w14:val="standardContextual"/>
         </w:rPr>
         <w:tab/>
@@ -1616,7 +1710,7 @@
         <w:rPr>
           <w:noProof/>
         </w:rPr>
-        <w:instrText xml:space="preserve"> PAGEREF _Toc197365189 \h </w:instrText>
+        <w:instrText xml:space="preserve"> PAGEREF _Toc197373430 \h </w:instrText>
       </w:r>
       <w:r>
         <w:rPr>
@@ -1650,7 +1744,7 @@
           <w:kern w:val="2"/>
           <w:sz w:val="24"/>
           <w:szCs w:val="24"/>
-          <w:lang w:eastAsia="en-US"/>
+          <w:lang w:val="lv-LV" w:eastAsia="lv-LV"/>
           <w14:ligatures w14:val="standardContextual"/>
         </w:rPr>
       </w:pPr>
@@ -1663,7 +1757,7 @@
           <w:kern w:val="2"/>
           <w:sz w:val="24"/>
           <w:szCs w:val="24"/>
-          <w:lang w:eastAsia="en-US"/>
+          <w:lang w:val="lv-LV" w:eastAsia="lv-LV"/>
           <w14:ligatures w14:val="standardContextual"/>
         </w:rPr>
         <w:tab/>
@@ -1678,7 +1772,7 @@
         <w:fldChar w:fldCharType="begin"/>
       </w:r>
       <w:r>
-        <w:instrText xml:space="preserve"> PAGEREF _Toc197365190 \h </w:instrText>
+        <w:instrText xml:space="preserve"> PAGEREF _Toc197373431 \h </w:instrText>
       </w:r>
       <w:r>
         <w:fldChar w:fldCharType="separate"/>
@@ -1698,7 +1792,7 @@
           <w:kern w:val="2"/>
           <w:sz w:val="24"/>
           <w:szCs w:val="24"/>
-          <w:lang w:eastAsia="en-US"/>
+          <w:lang w:val="lv-LV"/>
           <w14:ligatures w14:val="standardContextual"/>
         </w:rPr>
       </w:pPr>
@@ -1714,7 +1808,7 @@
           <w:kern w:val="2"/>
           <w:sz w:val="24"/>
           <w:szCs w:val="24"/>
-          <w:lang w:eastAsia="en-US"/>
+          <w:lang w:val="lv-LV"/>
           <w14:ligatures w14:val="standardContextual"/>
         </w:rPr>
         <w:tab/>
@@ -1741,7 +1835,7 @@
         <w:rPr>
           <w:noProof/>
         </w:rPr>
-        <w:instrText xml:space="preserve"> PAGEREF _Toc197365191 \h </w:instrText>
+        <w:instrText xml:space="preserve"> PAGEREF _Toc197373432 \h </w:instrText>
       </w:r>
       <w:r>
         <w:rPr>
@@ -1758,7 +1852,7 @@
         <w:rPr>
           <w:noProof/>
         </w:rPr>
-        <w:t>7</w:t>
+        <w:t>8</w:t>
       </w:r>
       <w:r>
         <w:rPr>
@@ -1775,7 +1869,7 @@
           <w:kern w:val="2"/>
           <w:sz w:val="24"/>
           <w:szCs w:val="24"/>
-          <w:lang w:eastAsia="en-US"/>
+          <w:lang w:val="lv-LV" w:eastAsia="lv-LV"/>
           <w14:ligatures w14:val="standardContextual"/>
         </w:rPr>
       </w:pPr>
@@ -1788,7 +1882,7 @@
           <w:kern w:val="2"/>
           <w:sz w:val="24"/>
           <w:szCs w:val="24"/>
-          <w:lang w:eastAsia="en-US"/>
+          <w:lang w:val="lv-LV" w:eastAsia="lv-LV"/>
           <w14:ligatures w14:val="standardContextual"/>
         </w:rPr>
         <w:tab/>
@@ -1803,13 +1897,13 @@
         <w:fldChar w:fldCharType="begin"/>
       </w:r>
       <w:r>
-        <w:instrText xml:space="preserve"> PAGEREF _Toc197365192 \h </w:instrText>
+        <w:instrText xml:space="preserve"> PAGEREF _Toc197373433 \h </w:instrText>
       </w:r>
       <w:r>
         <w:fldChar w:fldCharType="separate"/>
       </w:r>
       <w:r>
-        <w:t>7</w:t>
+        <w:t>8</w:t>
       </w:r>
       <w:r>
         <w:fldChar w:fldCharType="end"/>
@@ -1823,7 +1917,7 @@
           <w:kern w:val="2"/>
           <w:sz w:val="24"/>
           <w:szCs w:val="24"/>
-          <w:lang w:eastAsia="en-US"/>
+          <w:lang w:val="lv-LV"/>
           <w14:ligatures w14:val="standardContextual"/>
         </w:rPr>
       </w:pPr>
@@ -1839,7 +1933,7 @@
           <w:kern w:val="2"/>
           <w:sz w:val="24"/>
           <w:szCs w:val="24"/>
-          <w:lang w:eastAsia="en-US"/>
+          <w:lang w:val="lv-LV"/>
           <w14:ligatures w14:val="standardContextual"/>
         </w:rPr>
         <w:tab/>
@@ -1866,7 +1960,7 @@
         <w:rPr>
           <w:noProof/>
         </w:rPr>
-        <w:instrText xml:space="preserve"> PAGEREF _Toc197365193 \h </w:instrText>
+        <w:instrText xml:space="preserve"> PAGEREF _Toc197373434 \h </w:instrText>
       </w:r>
       <w:r>
         <w:rPr>
@@ -1901,7 +1995,7 @@
           <w:kern w:val="2"/>
           <w:sz w:val="24"/>
           <w:szCs w:val="24"/>
-          <w:lang w:eastAsia="en-US"/>
+          <w:lang w:val="lv-LV" w:eastAsia="lv-LV"/>
           <w14:ligatures w14:val="standardContextual"/>
         </w:rPr>
       </w:pPr>
@@ -1918,7 +2012,7 @@
         <w:fldChar w:fldCharType="begin"/>
       </w:r>
       <w:r>
-        <w:instrText xml:space="preserve"> PAGEREF _Toc197365194 \h </w:instrText>
+        <w:instrText xml:space="preserve"> PAGEREF _Toc197373435 \h </w:instrText>
       </w:r>
       <w:r>
         <w:fldChar w:fldCharType="separate"/>
@@ -1939,7 +2033,7 @@
           <w:kern w:val="2"/>
           <w:sz w:val="24"/>
           <w:szCs w:val="24"/>
-          <w:lang w:eastAsia="en-US"/>
+          <w:lang w:val="lv-LV" w:eastAsia="lv-LV"/>
           <w14:ligatures w14:val="standardContextual"/>
         </w:rPr>
       </w:pPr>
@@ -1956,7 +2050,7 @@
         <w:fldChar w:fldCharType="begin"/>
       </w:r>
       <w:r>
-        <w:instrText xml:space="preserve"> PAGEREF _Toc197365195 \h </w:instrText>
+        <w:instrText xml:space="preserve"> PAGEREF _Toc197373436 \h </w:instrText>
       </w:r>
       <w:r>
         <w:fldChar w:fldCharType="separate"/>
@@ -2271,6 +2365,9 @@
               <w:pStyle w:val="FormText"/>
               <w:spacing w:after="0"/>
             </w:pPr>
+            <w:r>
+              <w:t>Updated document</w:t>
+            </w:r>
           </w:p>
         </w:tc>
         <w:tc>
@@ -2282,6 +2379,9 @@
               <w:pStyle w:val="FormText"/>
               <w:spacing w:after="0"/>
             </w:pPr>
+            <w:r>
+              <w:t>05.05.2025</w:t>
+            </w:r>
           </w:p>
         </w:tc>
         <w:tc>
@@ -2293,6 +2393,9 @@
               <w:pStyle w:val="FormText"/>
               <w:spacing w:after="0"/>
             </w:pPr>
+            <w:r>
+              <w:t>Kristers Bizuns</w:t>
+            </w:r>
           </w:p>
         </w:tc>
       </w:tr>
@@ -2467,14 +2570,12 @@
               </w:rPr>
               <w:t xml:space="preserve"> </w:t>
             </w:r>
-            <w:proofErr w:type="gramStart"/>
             <w:r>
               <w:rPr>
                 <w:sz w:val="22"/>
               </w:rPr>
               <w:t>responsible</w:t>
             </w:r>
-            <w:proofErr w:type="gramEnd"/>
             <w:r>
               <w:rPr>
                 <w:sz w:val="22"/>
@@ -2638,13 +2739,8 @@
               <w:spacing w:after="0"/>
             </w:pPr>
             <w:r>
-              <w:t xml:space="preserve">Kristers </w:t>
+              <w:t>Kristers Bizuns</w:t>
             </w:r>
-            <w:proofErr w:type="spellStart"/>
-            <w:r>
-              <w:t>Bizuns</w:t>
-            </w:r>
-            <w:proofErr w:type="spellEnd"/>
           </w:p>
         </w:tc>
         <w:tc>
@@ -2847,104 +2943,6 @@
           </w:p>
         </w:tc>
       </w:tr>
-      <w:tr>
-        <w:trPr>
-          <w:cantSplit/>
-        </w:trPr>
-        <w:tc>
-          <w:tcPr>
-            <w:tcW w:w="1977" w:type="dxa"/>
-          </w:tcPr>
-          <w:p>
-            <w:pPr>
-              <w:pStyle w:val="FormText"/>
-              <w:spacing w:after="0"/>
-            </w:pPr>
-          </w:p>
-        </w:tc>
-        <w:tc>
-          <w:tcPr>
-            <w:tcW w:w="1533" w:type="dxa"/>
-          </w:tcPr>
-          <w:p>
-            <w:pPr>
-              <w:pStyle w:val="FormText"/>
-              <w:spacing w:after="0"/>
-            </w:pPr>
-          </w:p>
-        </w:tc>
-        <w:tc>
-          <w:tcPr>
-            <w:tcW w:w="1560" w:type="dxa"/>
-          </w:tcPr>
-          <w:p>
-            <w:pPr>
-              <w:pStyle w:val="FormText"/>
-              <w:spacing w:after="0"/>
-            </w:pPr>
-          </w:p>
-        </w:tc>
-        <w:tc>
-          <w:tcPr>
-            <w:tcW w:w="5103" w:type="dxa"/>
-          </w:tcPr>
-          <w:p>
-            <w:pPr>
-              <w:pStyle w:val="FormText"/>
-              <w:spacing w:after="0"/>
-            </w:pPr>
-          </w:p>
-        </w:tc>
-      </w:tr>
-      <w:tr>
-        <w:trPr>
-          <w:cantSplit/>
-        </w:trPr>
-        <w:tc>
-          <w:tcPr>
-            <w:tcW w:w="1977" w:type="dxa"/>
-          </w:tcPr>
-          <w:p>
-            <w:pPr>
-              <w:pStyle w:val="FormText"/>
-              <w:spacing w:after="0"/>
-            </w:pPr>
-          </w:p>
-        </w:tc>
-        <w:tc>
-          <w:tcPr>
-            <w:tcW w:w="1533" w:type="dxa"/>
-          </w:tcPr>
-          <w:p>
-            <w:pPr>
-              <w:pStyle w:val="FormText"/>
-              <w:spacing w:after="0"/>
-            </w:pPr>
-          </w:p>
-        </w:tc>
-        <w:tc>
-          <w:tcPr>
-            <w:tcW w:w="1560" w:type="dxa"/>
-          </w:tcPr>
-          <w:p>
-            <w:pPr>
-              <w:pStyle w:val="FormText"/>
-              <w:spacing w:after="0"/>
-            </w:pPr>
-          </w:p>
-        </w:tc>
-        <w:tc>
-          <w:tcPr>
-            <w:tcW w:w="5103" w:type="dxa"/>
-          </w:tcPr>
-          <w:p>
-            <w:pPr>
-              <w:pStyle w:val="FormText"/>
-              <w:spacing w:after="0"/>
-            </w:pPr>
-          </w:p>
-        </w:tc>
-      </w:tr>
     </w:tbl>
     <w:p>
       <w:bookmarkStart w:id="1" w:name="Beginning"/>
@@ -2978,7 +2976,7 @@
           <w:rFonts w:cs="Arial"/>
         </w:rPr>
       </w:pPr>
-      <w:bookmarkStart w:id="3" w:name="_Toc197365172"/>
+      <w:bookmarkStart w:id="3" w:name="_Toc197373411"/>
       <w:r>
         <w:rPr>
           <w:rFonts w:cs="Arial"/>
@@ -3009,124 +3007,33 @@
         </w:rPr>
         <w:t xml:space="preserve">Our goal: </w:t>
       </w:r>
-      <w:r>
-        <w:rPr>
-          <w:rFonts w:ascii="Arial" w:hAnsi="Arial" w:cs="Arial"/>
-        </w:rPr>
-        <w:t xml:space="preserve">To create a website using the </w:t>
-      </w:r>
-      <w:r>
-        <w:rPr>
-          <w:rFonts w:ascii="Arial" w:hAnsi="Arial" w:cs="Arial"/>
-        </w:rPr>
-        <w:t>PHP and JS</w:t>
-      </w:r>
-      <w:r>
-        <w:rPr>
-          <w:rFonts w:ascii="Arial" w:hAnsi="Arial" w:cs="Arial"/>
-        </w:rPr>
-        <w:t xml:space="preserve"> skills we were taught </w:t>
-      </w:r>
-      <w:r>
-        <w:rPr>
-          <w:rFonts w:ascii="Arial" w:hAnsi="Arial" w:cs="Arial"/>
-        </w:rPr>
-        <w:t xml:space="preserve">in the lectures </w:t>
-      </w:r>
-      <w:r>
-        <w:rPr>
-          <w:rFonts w:ascii="Arial" w:hAnsi="Arial" w:cs="Arial"/>
-        </w:rPr>
-        <w:t>and learnt on our own</w:t>
-      </w:r>
-      <w:r>
-        <w:rPr>
-          <w:rFonts w:ascii="Arial" w:hAnsi="Arial" w:cs="Arial"/>
-        </w:rPr>
-        <w:t xml:space="preserve"> based on our interests, experiences or hobbies.</w:t>
-      </w:r>
-      <w:r>
-        <w:rPr>
-          <w:rFonts w:ascii="Arial" w:hAnsi="Arial" w:cs="Arial"/>
-        </w:rPr>
-        <w:t xml:space="preserve"> </w:t>
+      <w:bookmarkStart w:id="4" w:name="_Toc197373412"/>
+      <w:r>
+        <w:rPr>
+          <w:rFonts w:ascii="Arial" w:hAnsi="Arial" w:cs="Arial"/>
+        </w:rPr>
+        <w:t>To create a dynamic website that applies PHP and JavaScript skills learned in lectures and through self-study, inspired by our personal interests, experiences, and hobbies. This project fulfills Practical Assignment #3, which builds upon our previous work by introducing server-side scripting with PHP and MySQL database integration.</w:t>
       </w:r>
     </w:p>
     <w:p>
       <w:pPr>
         <w:jc w:val="both"/>
         <w:rPr>
-          <w:rFonts w:ascii="Arial" w:hAnsi="Arial" w:cs="Arial"/>
-        </w:rPr>
-      </w:pPr>
-      <w:r>
-        <w:rPr>
-          <w:rFonts w:ascii="Arial" w:hAnsi="Arial" w:cs="Arial"/>
-        </w:rPr>
-        <w:t xml:space="preserve">In this practical work we used </w:t>
-      </w:r>
-      <w:r>
-        <w:rPr>
-          <w:rFonts w:ascii="Arial" w:hAnsi="Arial" w:cs="Arial"/>
-        </w:rPr>
-        <w:t>PHP and JS</w:t>
-      </w:r>
-      <w:r>
-        <w:rPr>
-          <w:rFonts w:ascii="Arial" w:hAnsi="Arial" w:cs="Arial"/>
-        </w:rPr>
-        <w:t xml:space="preserve"> to create </w:t>
-      </w:r>
-      <w:proofErr w:type="gramStart"/>
-      <w:r>
-        <w:rPr>
-          <w:rFonts w:ascii="Arial" w:hAnsi="Arial" w:cs="Arial"/>
-        </w:rPr>
-        <w:t>the our</w:t>
-      </w:r>
-      <w:proofErr w:type="gramEnd"/>
-      <w:r>
-        <w:rPr>
-          <w:rFonts w:ascii="Arial" w:hAnsi="Arial" w:cs="Arial"/>
-        </w:rPr>
-        <w:t xml:space="preserve"> website</w:t>
-      </w:r>
-      <w:r>
-        <w:rPr>
-          <w:rFonts w:ascii="Arial" w:hAnsi="Arial" w:cs="Arial"/>
-        </w:rPr>
-        <w:t xml:space="preserve"> in which</w:t>
-      </w:r>
-      <w:r>
-        <w:rPr>
-          <w:rFonts w:ascii="Arial" w:hAnsi="Arial" w:cs="Arial"/>
-        </w:rPr>
-        <w:t xml:space="preserve"> </w:t>
-      </w:r>
-      <w:r>
-        <w:rPr>
-          <w:rFonts w:ascii="Arial" w:hAnsi="Arial" w:cs="Arial"/>
-        </w:rPr>
-        <w:t>15 PHP files were used, 9 of which are the base of the webpage</w:t>
-      </w:r>
-      <w:r>
-        <w:rPr>
-          <w:rFonts w:ascii="Arial" w:hAnsi="Arial" w:cs="Arial"/>
-        </w:rPr>
-        <w:t xml:space="preserve">: </w:t>
+          <w:rFonts w:cs="Arial"/>
+        </w:rPr>
+      </w:pPr>
+      <w:r>
+        <w:rPr>
+          <w:rFonts w:ascii="Arial" w:hAnsi="Arial" w:cs="Arial"/>
+        </w:rPr>
+        <w:t>The website consists of 15 PHP files structured to provide comprehensive functionality. Nine core files (</w:t>
       </w:r>
       <w:proofErr w:type="spellStart"/>
       <w:r>
         <w:rPr>
           <w:rFonts w:ascii="Arial" w:hAnsi="Arial" w:cs="Arial"/>
         </w:rPr>
-        <w:t>index</w:t>
-      </w:r>
-      <w:r>
-        <w:rPr>
-          <w:rFonts w:ascii="Arial" w:hAnsi="Arial" w:cs="Arial"/>
-        </w:rPr>
-        <w:t>.php</w:t>
+        <w:t>index.php</w:t>
       </w:r>
       <w:proofErr w:type="spellEnd"/>
       <w:r>
@@ -3140,13 +3047,7 @@
         <w:rPr>
           <w:rFonts w:ascii="Arial" w:hAnsi="Arial" w:cs="Arial"/>
         </w:rPr>
-        <w:t>contact</w:t>
-      </w:r>
-      <w:r>
-        <w:rPr>
-          <w:rFonts w:ascii="Arial" w:hAnsi="Arial" w:cs="Arial"/>
-        </w:rPr>
-        <w:t>.php</w:t>
+        <w:t>contact.php</w:t>
       </w:r>
       <w:proofErr w:type="spellEnd"/>
       <w:r>
@@ -3160,13 +3061,7 @@
         <w:rPr>
           <w:rFonts w:ascii="Arial" w:hAnsi="Arial" w:cs="Arial"/>
         </w:rPr>
-        <w:t>services</w:t>
-      </w:r>
-      <w:r>
-        <w:rPr>
-          <w:rFonts w:ascii="Arial" w:hAnsi="Arial" w:cs="Arial"/>
-        </w:rPr>
-        <w:t>.php</w:t>
+        <w:t>services.php</w:t>
       </w:r>
       <w:proofErr w:type="spellEnd"/>
       <w:r>
@@ -3180,13 +3075,7 @@
         <w:rPr>
           <w:rFonts w:ascii="Arial" w:hAnsi="Arial" w:cs="Arial"/>
         </w:rPr>
-        <w:t>register</w:t>
-      </w:r>
-      <w:r>
-        <w:rPr>
-          <w:rFonts w:ascii="Arial" w:hAnsi="Arial" w:cs="Arial"/>
-        </w:rPr>
-        <w:t>.php</w:t>
+        <w:t>register.php</w:t>
       </w:r>
       <w:proofErr w:type="spellEnd"/>
       <w:r>
@@ -3200,13 +3089,7 @@
         <w:rPr>
           <w:rFonts w:ascii="Arial" w:hAnsi="Arial" w:cs="Arial"/>
         </w:rPr>
-        <w:t>logout</w:t>
-      </w:r>
-      <w:r>
-        <w:rPr>
-          <w:rFonts w:ascii="Arial" w:hAnsi="Arial" w:cs="Arial"/>
-        </w:rPr>
-        <w:t>.php</w:t>
+        <w:t>logout.php</w:t>
       </w:r>
       <w:proofErr w:type="spellEnd"/>
       <w:r>
@@ -3220,13 +3103,7 @@
         <w:rPr>
           <w:rFonts w:ascii="Arial" w:hAnsi="Arial" w:cs="Arial"/>
         </w:rPr>
-        <w:t>login</w:t>
-      </w:r>
-      <w:r>
-        <w:rPr>
-          <w:rFonts w:ascii="Arial" w:hAnsi="Arial" w:cs="Arial"/>
-        </w:rPr>
-        <w:t>.php</w:t>
+        <w:t>login.php</w:t>
       </w:r>
       <w:proofErr w:type="spellEnd"/>
       <w:r>
@@ -3240,13 +3117,7 @@
         <w:rPr>
           <w:rFonts w:ascii="Arial" w:hAnsi="Arial" w:cs="Arial"/>
         </w:rPr>
-        <w:t>edit_service</w:t>
-      </w:r>
-      <w:r>
-        <w:rPr>
-          <w:rFonts w:ascii="Arial" w:hAnsi="Arial" w:cs="Arial"/>
-        </w:rPr>
-        <w:t>.php</w:t>
+        <w:t>edit_service.php</w:t>
       </w:r>
       <w:proofErr w:type="spellEnd"/>
       <w:r>
@@ -3260,19 +3131,41 @@
         <w:rPr>
           <w:rFonts w:ascii="Arial" w:hAnsi="Arial" w:cs="Arial"/>
         </w:rPr>
-        <w:t>dashboard</w:t>
-      </w:r>
-      <w:r>
-        <w:rPr>
-          <w:rFonts w:ascii="Arial" w:hAnsi="Arial" w:cs="Arial"/>
-        </w:rPr>
-        <w:t>.php</w:t>
+        <w:t>dashboard.php</w:t>
       </w:r>
       <w:proofErr w:type="spellEnd"/>
       <w:r>
         <w:rPr>
           <w:rFonts w:ascii="Arial" w:hAnsi="Arial" w:cs="Arial"/>
         </w:rPr>
+        <w:t xml:space="preserve">, and </w:t>
+      </w:r>
+      <w:proofErr w:type="spellStart"/>
+      <w:r>
+        <w:rPr>
+          <w:rFonts w:ascii="Arial" w:hAnsi="Arial" w:cs="Arial"/>
+        </w:rPr>
+        <w:t>add_service.php</w:t>
+      </w:r>
+      <w:proofErr w:type="spellEnd"/>
+      <w:r>
+        <w:rPr>
+          <w:rFonts w:ascii="Arial" w:hAnsi="Arial" w:cs="Arial"/>
+        </w:rPr>
+        <w:t>) form the website's foundation, delivering user authentication, service management, and public-facing content. Two class files (</w:t>
+      </w:r>
+      <w:proofErr w:type="spellStart"/>
+      <w:r>
+        <w:rPr>
+          <w:rFonts w:ascii="Arial" w:hAnsi="Arial" w:cs="Arial"/>
+        </w:rPr>
+        <w:t>Database.php</w:t>
+      </w:r>
+      <w:proofErr w:type="spellEnd"/>
+      <w:r>
+        <w:rPr>
+          <w:rFonts w:ascii="Arial" w:hAnsi="Arial" w:cs="Arial"/>
+        </w:rPr>
         <w:t xml:space="preserve"> and </w:t>
       </w:r>
       <w:proofErr w:type="spellStart"/>
@@ -3280,94 +3173,56 @@
         <w:rPr>
           <w:rFonts w:ascii="Arial" w:hAnsi="Arial" w:cs="Arial"/>
         </w:rPr>
-        <w:t>add_service</w:t>
-      </w:r>
-      <w:r>
-        <w:rPr>
-          <w:rFonts w:ascii="Arial" w:hAnsi="Arial" w:cs="Arial"/>
-        </w:rPr>
-        <w:t>.php</w:t>
+        <w:t>Service.php</w:t>
       </w:r>
       <w:proofErr w:type="spellEnd"/>
       <w:r>
         <w:rPr>
           <w:rFonts w:ascii="Arial" w:hAnsi="Arial" w:cs="Arial"/>
         </w:rPr>
-        <w:t xml:space="preserve">. Two are for </w:t>
-      </w:r>
-      <w:r>
-        <w:rPr>
-          <w:rFonts w:ascii="Arial" w:hAnsi="Arial" w:cs="Arial"/>
-        </w:rPr>
-        <w:t>connecting to</w:t>
-      </w:r>
-      <w:r>
-        <w:rPr>
-          <w:rFonts w:ascii="Arial" w:hAnsi="Arial" w:cs="Arial"/>
-        </w:rPr>
-        <w:t xml:space="preserve"> the database and allowing us to insert data into it, </w:t>
+        <w:t>) encapsulate object-oriented programming principles for database connectivity and service operations. Four supporting files (</w:t>
       </w:r>
       <w:proofErr w:type="spellStart"/>
       <w:r>
         <w:rPr>
           <w:rFonts w:ascii="Arial" w:hAnsi="Arial" w:cs="Arial"/>
         </w:rPr>
-        <w:t>Database.php</w:t>
+        <w:t>db.php</w:t>
       </w:r>
       <w:proofErr w:type="spellEnd"/>
       <w:r>
         <w:rPr>
           <w:rFonts w:ascii="Arial" w:hAnsi="Arial" w:cs="Arial"/>
         </w:rPr>
-        <w:t xml:space="preserve"> and </w:t>
+        <w:t xml:space="preserve">, </w:t>
       </w:r>
       <w:proofErr w:type="spellStart"/>
       <w:r>
         <w:rPr>
           <w:rFonts w:ascii="Arial" w:hAnsi="Arial" w:cs="Arial"/>
         </w:rPr>
-        <w:t>Service.php</w:t>
+        <w:t>setup.php</w:t>
       </w:r>
       <w:proofErr w:type="spellEnd"/>
       <w:r>
         <w:rPr>
           <w:rFonts w:ascii="Arial" w:hAnsi="Arial" w:cs="Arial"/>
         </w:rPr>
-        <w:t>, and the other 4 are for</w:t>
-      </w:r>
-      <w:r>
-        <w:rPr>
-          <w:rFonts w:ascii="Arial" w:hAnsi="Arial" w:cs="Arial"/>
-        </w:rPr>
-        <w:t xml:space="preserve"> creating the </w:t>
-      </w:r>
-      <w:proofErr w:type="gramStart"/>
-      <w:r>
-        <w:rPr>
-          <w:rFonts w:ascii="Arial" w:hAnsi="Arial" w:cs="Arial"/>
-        </w:rPr>
-        <w:t>databases</w:t>
-      </w:r>
-      <w:proofErr w:type="gramEnd"/>
-      <w:r>
-        <w:rPr>
-          <w:rFonts w:ascii="Arial" w:hAnsi="Arial" w:cs="Arial"/>
-        </w:rPr>
-        <w:t xml:space="preserve"> structure, and the webpages header and footer: </w:t>
+        <w:t xml:space="preserve">, </w:t>
       </w:r>
       <w:proofErr w:type="spellStart"/>
       <w:r>
         <w:rPr>
           <w:rFonts w:ascii="Arial" w:hAnsi="Arial" w:cs="Arial"/>
         </w:rPr>
-        <w:t>db.php</w:t>
+        <w:t>header.php</w:t>
       </w:r>
       <w:proofErr w:type="spellEnd"/>
       <w:r>
         <w:rPr>
           <w:rFonts w:ascii="Arial" w:hAnsi="Arial" w:cs="Arial"/>
         </w:rPr>
-        <w:t xml:space="preserve">, </w:t>
+        <w:t xml:space="preserve">, and </w:t>
       </w:r>
       <w:proofErr w:type="spellStart"/>
       <w:r>
@@ -3381,79 +3236,38 @@
         <w:rPr>
           <w:rFonts w:ascii="Arial" w:hAnsi="Arial" w:cs="Arial"/>
         </w:rPr>
-        <w:t xml:space="preserve">, </w:t>
+        <w:t xml:space="preserve">) handle database configuration, table structure creation, and consistent page layouts. Each component demonstrates our proficiency in web technologies while creating a cohesive, functional </w:t>
       </w:r>
       <w:proofErr w:type="spellStart"/>
       <w:r>
         <w:rPr>
           <w:rFonts w:ascii="Arial" w:hAnsi="Arial" w:cs="Arial"/>
         </w:rPr>
-        <w:t>header.php</w:t>
+        <w:t>website.</w:t>
+      </w:r>
+      <w:r>
+        <w:rPr>
+          <w:rFonts w:cs="Arial"/>
+        </w:rPr>
+        <w:t>Setting</w:t>
       </w:r>
       <w:proofErr w:type="spellEnd"/>
       <w:r>
         <w:rPr>
-          <w:rFonts w:ascii="Arial" w:hAnsi="Arial" w:cs="Arial"/>
-        </w:rPr>
-        <w:t xml:space="preserve">, </w:t>
-      </w:r>
-      <w:proofErr w:type="spellStart"/>
-      <w:r>
-        <w:rPr>
-          <w:rFonts w:ascii="Arial" w:hAnsi="Arial" w:cs="Arial"/>
-        </w:rPr>
-        <w:t>setup.php</w:t>
-      </w:r>
-      <w:proofErr w:type="spellEnd"/>
-      <w:r>
-        <w:rPr>
-          <w:rFonts w:ascii="Arial" w:hAnsi="Arial" w:cs="Arial"/>
-        </w:rPr>
-        <w:t>.</w:t>
-      </w:r>
-      <w:r>
-        <w:rPr>
-          <w:rFonts w:ascii="Arial" w:hAnsi="Arial" w:cs="Arial"/>
-        </w:rPr>
-        <w:t xml:space="preserve">  </w:t>
-      </w:r>
-      <w:r>
-        <w:rPr>
-          <w:rFonts w:ascii="Arial" w:hAnsi="Arial" w:cs="Arial"/>
-        </w:rPr>
-        <w:t>Each of these files represents a different aspect of our knowledge</w:t>
-      </w:r>
-      <w:r>
-        <w:rPr>
-          <w:rFonts w:ascii="Arial" w:hAnsi="Arial" w:cs="Arial"/>
-        </w:rPr>
-        <w:t>.</w:t>
-      </w:r>
-    </w:p>
-    <w:p>
-      <w:pPr>
-        <w:pStyle w:val="Heading1"/>
-        <w:rPr>
           <w:rFonts w:cs="Arial"/>
         </w:rPr>
-      </w:pPr>
-      <w:bookmarkStart w:id="4" w:name="_Toc197365173"/>
-      <w:r>
+        <w:t xml:space="preserve"> up the database</w:t>
+      </w:r>
+      <w:bookmarkEnd w:id="4"/>
+    </w:p>
+    <w:p>
+      <w:pPr>
+        <w:pStyle w:val="Heading2"/>
         <w:rPr>
           <w:rFonts w:cs="Arial"/>
         </w:rPr>
-        <w:t>Setting up the database</w:t>
-      </w:r>
-      <w:bookmarkEnd w:id="4"/>
-    </w:p>
-    <w:p>
-      <w:pPr>
-        <w:pStyle w:val="Heading2"/>
-        <w:rPr>
-          <w:rFonts w:cs="Arial"/>
-        </w:rPr>
-      </w:pPr>
-      <w:bookmarkStart w:id="5" w:name="_Toc197365174"/>
+      </w:pPr>
+      <w:bookmarkStart w:id="5" w:name="_Toc197373413"/>
       <w:proofErr w:type="spellStart"/>
       <w:r>
         <w:rPr>
@@ -3489,21 +3303,7 @@
         <w:rPr>
           <w:rFonts w:ascii="Arial" w:hAnsi="Arial" w:cs="Arial"/>
         </w:rPr>
-        <w:t xml:space="preserve"> script is responsible for the initial setup of the project's database environment. It ensures that the specified database is created if it does </w:t>
-      </w:r>
-      <w:proofErr w:type="gramStart"/>
-      <w:r>
-        <w:rPr>
-          <w:rFonts w:ascii="Arial" w:hAnsi="Arial" w:cs="Arial"/>
-        </w:rPr>
-        <w:t>not already</w:t>
-      </w:r>
-      <w:proofErr w:type="gramEnd"/>
-      <w:r>
-        <w:rPr>
-          <w:rFonts w:ascii="Arial" w:hAnsi="Arial" w:cs="Arial"/>
-        </w:rPr>
-        <w:t xml:space="preserve"> exist, selects it, and then proceeds to define and create the required tables.</w:t>
+        <w:t xml:space="preserve"> script is responsible for the initial setup of the project's database environment. It ensures that the specified database is created if it does not already exist, selects it, and then proceeds to define and create the required tables.</w:t>
       </w:r>
     </w:p>
     <w:p>
@@ -3513,7 +3313,7 @@
           <w:rFonts w:cs="Arial"/>
         </w:rPr>
       </w:pPr>
-      <w:bookmarkStart w:id="6" w:name="_Toc197365175"/>
+      <w:bookmarkStart w:id="6" w:name="_Toc197373414"/>
       <w:proofErr w:type="spellStart"/>
       <w:r>
         <w:rPr>
@@ -3559,7 +3359,7 @@
           <w:rFonts w:cs="Arial"/>
         </w:rPr>
       </w:pPr>
-      <w:bookmarkStart w:id="7" w:name="_Toc197365176"/>
+      <w:bookmarkStart w:id="7" w:name="_Toc197373415"/>
       <w:proofErr w:type="spellStart"/>
       <w:r>
         <w:rPr>
@@ -3575,23 +3375,139 @@
         <w:jc w:val="both"/>
         <w:rPr>
           <w:rFonts w:ascii="Arial" w:hAnsi="Arial" w:cs="Arial"/>
+        </w:rPr>
+      </w:pPr>
+      <w:proofErr w:type="spellStart"/>
+      <w:r>
+        <w:rPr>
+          <w:rFonts w:ascii="Arial" w:hAnsi="Arial" w:cs="Arial"/>
+        </w:rPr>
+        <w:t>Database.php</w:t>
+      </w:r>
+      <w:proofErr w:type="spellEnd"/>
+      <w:r>
+        <w:rPr>
+          <w:rFonts w:ascii="Arial" w:hAnsi="Arial" w:cs="Arial"/>
+        </w:rPr>
+        <w:t xml:space="preserve"> defines an object-oriented PHP class that encapsulates all database-related logic using PDO. It serves as an abstraction layer over the raw connection, promoting clean architecture and reusable code.</w:t>
+      </w:r>
+    </w:p>
+    <w:p>
+      <w:pPr>
+        <w:pStyle w:val="Heading2"/>
+      </w:pPr>
+      <w:bookmarkStart w:id="8" w:name="_Toc197373416"/>
+      <w:r>
+        <w:t>Header</w:t>
+      </w:r>
+      <w:bookmarkEnd w:id="8"/>
+    </w:p>
+    <w:p>
+      <w:pPr>
+        <w:rPr>
+          <w:rFonts w:ascii="Arial" w:hAnsi="Arial" w:cs="Arial"/>
           <w:lang w:eastAsia="fi-FI"/>
         </w:rPr>
       </w:pPr>
+      <w:r>
+        <w:rPr>
+          <w:rFonts w:ascii="Arial" w:hAnsi="Arial" w:cs="Arial"/>
+          <w:lang w:eastAsia="fi-FI"/>
+        </w:rPr>
+        <w:t xml:space="preserve">Header is included at the top of </w:t>
+      </w:r>
+      <w:r>
+        <w:rPr>
+          <w:rFonts w:ascii="Arial" w:hAnsi="Arial" w:cs="Arial"/>
+          <w:lang w:eastAsia="fi-FI"/>
+        </w:rPr>
+        <w:t>all pages</w:t>
+      </w:r>
+      <w:r>
+        <w:rPr>
+          <w:rFonts w:ascii="Arial" w:hAnsi="Arial" w:cs="Arial"/>
+          <w:lang w:eastAsia="fi-FI"/>
+        </w:rPr>
+        <w:t xml:space="preserve"> and establishes the HTML structure, meta tags, and navigation menu for the </w:t>
+      </w:r>
       <w:proofErr w:type="spellStart"/>
       <w:r>
         <w:rPr>
           <w:rFonts w:ascii="Arial" w:hAnsi="Arial" w:cs="Arial"/>
-        </w:rPr>
-        <w:t>Database.php</w:t>
+          <w:lang w:eastAsia="fi-FI"/>
+        </w:rPr>
+        <w:t>WebDev</w:t>
       </w:r>
       <w:proofErr w:type="spellEnd"/>
       <w:r>
         <w:rPr>
           <w:rFonts w:ascii="Arial" w:hAnsi="Arial" w:cs="Arial"/>
-        </w:rPr>
-        <w:t xml:space="preserve"> defines an object-oriented PHP class that encapsulates all database-related logic using PDO. It serves as an abstraction layer over the raw connection, promoting clean architecture and reusable code.</w:t>
-      </w:r>
+          <w:lang w:eastAsia="fi-FI"/>
+        </w:rPr>
+        <w:t xml:space="preserve"> Project. This approach maintains consistent presentation across all pages while enabling centralized updates to site-wide elements through a single file.</w:t>
+      </w:r>
+    </w:p>
+    <w:p>
+      <w:pPr>
+        <w:rPr>
+          <w:rFonts w:ascii="Arial" w:hAnsi="Arial" w:cs="Arial"/>
+          <w:lang w:eastAsia="fi-FI"/>
+        </w:rPr>
+      </w:pPr>
+    </w:p>
+    <w:p>
+      <w:pPr>
+        <w:pStyle w:val="Heading2"/>
+      </w:pPr>
+      <w:bookmarkStart w:id="9" w:name="_Toc197373417"/>
+      <w:r>
+        <w:t>Footer</w:t>
+      </w:r>
+      <w:bookmarkEnd w:id="9"/>
+    </w:p>
+    <w:p>
+      <w:pPr>
+        <w:rPr>
+          <w:rFonts w:ascii="Arial" w:hAnsi="Arial" w:cs="Arial"/>
+          <w:lang w:eastAsia="fi-FI"/>
+        </w:rPr>
+      </w:pPr>
+      <w:r>
+        <w:t xml:space="preserve"> </w:t>
+      </w:r>
+      <w:proofErr w:type="spellStart"/>
+      <w:r>
+        <w:rPr>
+          <w:b/>
+        </w:rPr>
+        <w:t>Footer</w:t>
+      </w:r>
+      <w:proofErr w:type="spellEnd"/>
+      <w:r>
+        <w:rPr>
+          <w:b/>
+        </w:rPr>
+        <w:t xml:space="preserve"> is included at the bottom of </w:t>
+      </w:r>
+      <w:r>
+        <w:rPr>
+          <w:b/>
+        </w:rPr>
+        <w:t>all pages</w:t>
+      </w:r>
+      <w:r>
+        <w:rPr>
+          <w:b/>
+        </w:rPr>
+        <w:t xml:space="preserve"> and contains the closing elements of each webpage including copyright information, secondary links, and JavaScript resources. This modular approach ensures uniform page endings throughout the site and simplifies maintenance by centralizing common closing elements.</w:t>
+      </w:r>
+    </w:p>
+    <w:p>
+      <w:pPr>
+        <w:rPr>
+          <w:lang w:eastAsia="fi-FI"/>
+        </w:rPr>
+      </w:pPr>
     </w:p>
     <w:p>
       <w:pPr>
@@ -3600,14 +3516,14 @@
           <w:rFonts w:cs="Arial"/>
         </w:rPr>
       </w:pPr>
-      <w:bookmarkStart w:id="8" w:name="_Toc197365177"/>
+      <w:bookmarkStart w:id="10" w:name="_Toc197373418"/>
       <w:r>
         <w:rPr>
           <w:rFonts w:cs="Arial"/>
         </w:rPr>
         <w:t>Base of the webpage</w:t>
       </w:r>
-      <w:bookmarkEnd w:id="8"/>
+      <w:bookmarkEnd w:id="10"/>
     </w:p>
     <w:p>
       <w:pPr>
@@ -3616,7 +3532,7 @@
           <w:rFonts w:cs="Arial"/>
         </w:rPr>
       </w:pPr>
-      <w:bookmarkStart w:id="9" w:name="_Toc197365178"/>
+      <w:bookmarkStart w:id="11" w:name="_Toc197373419"/>
       <w:proofErr w:type="spellStart"/>
       <w:r>
         <w:rPr>
@@ -3624,7 +3540,7 @@
         </w:rPr>
         <w:t>Register.php</w:t>
       </w:r>
-      <w:bookmarkEnd w:id="9"/>
+      <w:bookmarkEnd w:id="11"/>
       <w:proofErr w:type="spellEnd"/>
     </w:p>
     <w:p>
@@ -3727,73 +3643,57 @@
           <w:rFonts w:ascii="Arial" w:hAnsi="Arial" w:cs="Arial"/>
           <w:lang w:eastAsia="fi-FI"/>
         </w:rPr>
-        <w:t>password_</w:t>
-      </w:r>
-      <w:proofErr w:type="gramStart"/>
+        <w:t>password_hash</w:t>
+      </w:r>
+      <w:proofErr w:type="spellEnd"/>
       <w:r>
         <w:rPr>
           <w:rFonts w:ascii="Arial" w:hAnsi="Arial" w:cs="Arial"/>
           <w:lang w:eastAsia="fi-FI"/>
         </w:rPr>
-        <w:t>hash</w:t>
+        <w:t>() before storing them, and provides feedback to the user based on the success or failure of the operation</w:t>
+      </w:r>
+      <w:r>
+        <w:rPr>
+          <w:rFonts w:ascii="Arial" w:hAnsi="Arial" w:cs="Arial"/>
+          <w:lang w:eastAsia="fi-FI"/>
+        </w:rPr>
+        <w:t>.</w:t>
+      </w:r>
+    </w:p>
+    <w:p>
+      <w:pPr>
+        <w:pStyle w:val="Heading3"/>
+        <w:rPr>
+          <w:rFonts w:cs="Arial"/>
+        </w:rPr>
+      </w:pPr>
+      <w:bookmarkStart w:id="12" w:name="_Toc197373420"/>
+      <w:proofErr w:type="spellStart"/>
+      <w:r>
+        <w:rPr>
+          <w:rFonts w:cs="Arial"/>
+        </w:rPr>
+        <w:t>Register.php</w:t>
       </w:r>
       <w:proofErr w:type="spellEnd"/>
       <w:r>
         <w:rPr>
-          <w:rFonts w:ascii="Arial" w:hAnsi="Arial" w:cs="Arial"/>
+          <w:rFonts w:cs="Arial"/>
+        </w:rPr>
+        <w:t xml:space="preserve"> image</w:t>
+      </w:r>
+      <w:bookmarkEnd w:id="12"/>
+    </w:p>
+    <w:p>
+      <w:pPr>
+        <w:rPr>
           <w:lang w:eastAsia="fi-FI"/>
         </w:rPr>
-        <w:t>(</w:t>
-      </w:r>
-      <w:proofErr w:type="gramEnd"/>
-      <w:r>
-        <w:rPr>
-          <w:rFonts w:ascii="Arial" w:hAnsi="Arial" w:cs="Arial"/>
-          <w:lang w:eastAsia="fi-FI"/>
-        </w:rPr>
-        <w:t>) before storing them, and provides feedback to the user based on the success or failure of the operation</w:t>
-      </w:r>
-      <w:r>
-        <w:rPr>
-          <w:rFonts w:ascii="Arial" w:hAnsi="Arial" w:cs="Arial"/>
-          <w:lang w:eastAsia="fi-FI"/>
-        </w:rPr>
-        <w:t>.</w:t>
-      </w:r>
-    </w:p>
-    <w:p>
-      <w:pPr>
-        <w:pStyle w:val="Heading3"/>
-        <w:rPr>
-          <w:rFonts w:cs="Arial"/>
-        </w:rPr>
-      </w:pPr>
-      <w:bookmarkStart w:id="10" w:name="_Toc197365179"/>
-      <w:proofErr w:type="spellStart"/>
-      <w:r>
-        <w:rPr>
-          <w:rFonts w:cs="Arial"/>
-        </w:rPr>
-        <w:lastRenderedPageBreak/>
-        <w:t>Register.php</w:t>
-      </w:r>
-      <w:proofErr w:type="spellEnd"/>
-      <w:r>
-        <w:rPr>
-          <w:rFonts w:cs="Arial"/>
-        </w:rPr>
-        <w:t xml:space="preserve"> image</w:t>
-      </w:r>
-      <w:bookmarkEnd w:id="10"/>
-    </w:p>
-    <w:p>
-      <w:pPr>
-        <w:rPr>
-          <w:lang w:eastAsia="fi-FI"/>
-        </w:rPr>
-      </w:pPr>
-      <w:r>
-        <w:rPr>
+      </w:pPr>
+      <w:r>
+        <w:rPr>
+          <w:noProof/>
           <w:lang w:eastAsia="fi-FI"/>
         </w:rPr>
         <w:drawing>
@@ -3840,7 +3740,7 @@
           <w:rFonts w:cs="Arial"/>
         </w:rPr>
       </w:pPr>
-      <w:bookmarkStart w:id="11" w:name="_Toc197365180"/>
+      <w:bookmarkStart w:id="13" w:name="_Toc197373421"/>
       <w:proofErr w:type="spellStart"/>
       <w:r>
         <w:rPr>
@@ -3848,7 +3748,7 @@
         </w:rPr>
         <w:t>Login.php</w:t>
       </w:r>
-      <w:bookmarkEnd w:id="11"/>
+      <w:bookmarkEnd w:id="13"/>
       <w:proofErr w:type="spellEnd"/>
     </w:p>
     <w:p>
@@ -3896,80 +3796,50 @@
           <w:rFonts w:ascii="Arial" w:hAnsi="Arial" w:cs="Arial"/>
           <w:lang w:eastAsia="fi-FI"/>
         </w:rPr>
-        <w:t xml:space="preserve">If the login is </w:t>
-      </w:r>
-      <w:proofErr w:type="gramStart"/>
+        <w:t>If the login is successful it sets a cookie which stores the username for a set duration. Which makes it so on future visits upon logging in the cookie will be read and used to display a greeting “Welcome back, ‘Name of the user’ “</w:t>
+      </w:r>
       <w:r>
         <w:rPr>
           <w:rFonts w:ascii="Arial" w:hAnsi="Arial" w:cs="Arial"/>
           <w:lang w:eastAsia="fi-FI"/>
         </w:rPr>
-        <w:t>successful</w:t>
-      </w:r>
-      <w:proofErr w:type="gramEnd"/>
-      <w:r>
-        <w:rPr>
-          <w:rFonts w:ascii="Arial" w:hAnsi="Arial" w:cs="Arial"/>
+        <w:t xml:space="preserve"> on the home page.</w:t>
+      </w:r>
+    </w:p>
+    <w:p>
+      <w:pPr>
+        <w:pStyle w:val="Heading3"/>
+        <w:rPr>
+          <w:rFonts w:cs="Arial"/>
+        </w:rPr>
+      </w:pPr>
+      <w:bookmarkStart w:id="14" w:name="_Toc197373422"/>
+      <w:proofErr w:type="spellStart"/>
+      <w:r>
+        <w:rPr>
+          <w:rFonts w:cs="Arial"/>
+        </w:rPr>
+        <w:lastRenderedPageBreak/>
+        <w:t>Login.php</w:t>
+      </w:r>
+      <w:proofErr w:type="spellEnd"/>
+      <w:r>
+        <w:rPr>
+          <w:rFonts w:cs="Arial"/>
+        </w:rPr>
+        <w:t xml:space="preserve"> image</w:t>
+      </w:r>
+      <w:bookmarkEnd w:id="14"/>
+    </w:p>
+    <w:p>
+      <w:pPr>
+        <w:rPr>
           <w:lang w:eastAsia="fi-FI"/>
         </w:rPr>
-        <w:t xml:space="preserve"> it sets a cookie which stores the username for a set duration. Which makes it so on future visits upon logging in the cookie will be read and used to display a greeting “Welcome back, ‘Name of the user’ </w:t>
-      </w:r>
-      <w:proofErr w:type="gramStart"/>
-      <w:r>
-        <w:rPr>
-          <w:rFonts w:ascii="Arial" w:hAnsi="Arial" w:cs="Arial"/>
-          <w:lang w:eastAsia="fi-FI"/>
-        </w:rPr>
-        <w:t>“</w:t>
-      </w:r>
-      <w:r>
-        <w:rPr>
-          <w:rFonts w:ascii="Arial" w:hAnsi="Arial" w:cs="Arial"/>
-          <w:lang w:eastAsia="fi-FI"/>
-        </w:rPr>
-        <w:t xml:space="preserve"> on</w:t>
-      </w:r>
-      <w:proofErr w:type="gramEnd"/>
-      <w:r>
-        <w:rPr>
-          <w:rFonts w:ascii="Arial" w:hAnsi="Arial" w:cs="Arial"/>
-          <w:lang w:eastAsia="fi-FI"/>
-        </w:rPr>
-        <w:t xml:space="preserve"> the home page.</w:t>
-      </w:r>
-    </w:p>
-    <w:p>
-      <w:pPr>
-        <w:pStyle w:val="Heading3"/>
-        <w:rPr>
-          <w:rFonts w:cs="Arial"/>
-        </w:rPr>
-      </w:pPr>
-      <w:bookmarkStart w:id="12" w:name="_Toc197365181"/>
-      <w:proofErr w:type="spellStart"/>
-      <w:r>
-        <w:rPr>
-          <w:rFonts w:cs="Arial"/>
-        </w:rPr>
-        <w:t>Login.php</w:t>
-      </w:r>
-      <w:proofErr w:type="spellEnd"/>
-      <w:r>
-        <w:rPr>
-          <w:rFonts w:cs="Arial"/>
-        </w:rPr>
-        <w:t xml:space="preserve"> image</w:t>
-      </w:r>
-      <w:bookmarkEnd w:id="12"/>
-    </w:p>
-    <w:p>
-      <w:pPr>
-        <w:rPr>
-          <w:lang w:eastAsia="fi-FI"/>
-        </w:rPr>
-      </w:pPr>
-      <w:r>
-        <w:rPr>
+      </w:pPr>
+      <w:r>
+        <w:rPr>
+          <w:noProof/>
           <w:lang w:eastAsia="fi-FI"/>
         </w:rPr>
         <w:drawing>
@@ -4016,131 +3886,58 @@
           <w:rFonts w:cs="Arial"/>
         </w:rPr>
       </w:pPr>
-      <w:bookmarkStart w:id="13" w:name="_Toc197365182"/>
+      <w:bookmarkStart w:id="15" w:name="_Toc197373423"/>
       <w:proofErr w:type="spellStart"/>
       <w:r>
         <w:rPr>
           <w:rFonts w:cs="Arial"/>
         </w:rPr>
         <w:t>Logout.php</w:t>
-      </w:r>
-      <w:bookmarkEnd w:id="13"/>
-      <w:proofErr w:type="spellEnd"/>
-    </w:p>
-    <w:p>
-      <w:pPr>
-        <w:rPr>
-          <w:lang w:eastAsia="fi-FI"/>
-        </w:rPr>
-      </w:pPr>
-      <w:proofErr w:type="spellStart"/>
-      <w:r>
-        <w:rPr>
-          <w:lang w:eastAsia="fi-FI"/>
-        </w:rPr>
-        <w:t>Logout.php</w:t>
-      </w:r>
-      <w:proofErr w:type="spellEnd"/>
-      <w:r>
-        <w:rPr>
-          <w:lang w:eastAsia="fi-FI"/>
-        </w:rPr>
-        <w:t xml:space="preserve"> securely logs out the user from the webpage, by clearing the session data and redirecting the user back to the login page.</w:t>
-      </w:r>
-    </w:p>
-    <w:p>
-      <w:pPr>
-        <w:pStyle w:val="Heading2"/>
-        <w:rPr>
-          <w:rFonts w:cs="Arial"/>
-        </w:rPr>
-      </w:pPr>
-      <w:bookmarkStart w:id="14" w:name="_Toc197365183"/>
-      <w:proofErr w:type="spellStart"/>
-      <w:r>
-        <w:rPr>
-          <w:rFonts w:cs="Arial"/>
-        </w:rPr>
-        <w:lastRenderedPageBreak/>
-        <w:t>Service.php</w:t>
-      </w:r>
-      <w:bookmarkEnd w:id="14"/>
-      <w:proofErr w:type="spellEnd"/>
-    </w:p>
-    <w:p>
-      <w:pPr>
-        <w:jc w:val="both"/>
-        <w:rPr>
-          <w:lang w:eastAsia="fi-FI"/>
-        </w:rPr>
-      </w:pPr>
-      <w:proofErr w:type="spellStart"/>
-      <w:r>
-        <w:rPr>
-          <w:lang w:eastAsia="fi-FI"/>
-        </w:rPr>
-        <w:t>Service</w:t>
-      </w:r>
-      <w:r>
-        <w:rPr>
-          <w:lang w:eastAsia="fi-FI"/>
-        </w:rPr>
-        <w:t>.php</w:t>
-      </w:r>
-      <w:proofErr w:type="spellEnd"/>
-      <w:r>
-        <w:rPr>
-          <w:lang w:eastAsia="fi-FI"/>
-        </w:rPr>
-        <w:t xml:space="preserve"> </w:t>
-      </w:r>
-      <w:proofErr w:type="gramStart"/>
-      <w:r>
-        <w:rPr>
-          <w:lang w:eastAsia="fi-FI"/>
-        </w:rPr>
-        <w:t>is located in</w:t>
-      </w:r>
-      <w:proofErr w:type="gramEnd"/>
-      <w:r>
-        <w:rPr>
-          <w:lang w:eastAsia="fi-FI"/>
-        </w:rPr>
-        <w:t xml:space="preserve"> the classes/ directory and </w:t>
-      </w:r>
-      <w:r>
-        <w:rPr>
-          <w:lang w:eastAsia="fi-FI"/>
-        </w:rPr>
-        <w:t>defines the Service class, which encapsulates all logic related to managing service entries in the system. It handl</w:t>
-      </w:r>
-      <w:r>
-        <w:rPr>
-          <w:lang w:eastAsia="fi-FI"/>
-        </w:rPr>
-        <w:t xml:space="preserve">es </w:t>
-      </w:r>
-      <w:r>
-        <w:rPr>
-          <w:lang w:eastAsia="fi-FI"/>
-        </w:rPr>
-        <w:t>interaction with the database using PDO.</w:t>
-      </w:r>
-    </w:p>
-    <w:p>
-      <w:pPr>
-        <w:pStyle w:val="Heading3"/>
-      </w:pPr>
-      <w:bookmarkStart w:id="15" w:name="_Toc197365184"/>
-      <w:proofErr w:type="spellStart"/>
-      <w:r>
-        <w:t>Services.php</w:t>
       </w:r>
       <w:bookmarkEnd w:id="15"/>
       <w:proofErr w:type="spellEnd"/>
     </w:p>
     <w:p>
       <w:pPr>
+        <w:rPr>
+          <w:lang w:eastAsia="fi-FI"/>
+        </w:rPr>
+      </w:pPr>
+      <w:proofErr w:type="spellStart"/>
+      <w:r>
+        <w:rPr>
+          <w:lang w:eastAsia="fi-FI"/>
+        </w:rPr>
+        <w:t>Logout.php</w:t>
+      </w:r>
+      <w:proofErr w:type="spellEnd"/>
+      <w:r>
+        <w:rPr>
+          <w:lang w:eastAsia="fi-FI"/>
+        </w:rPr>
+        <w:t xml:space="preserve"> securely logs out the user from the webpage, by clearing the session data and redirecting the user back to the login page.</w:t>
+      </w:r>
+    </w:p>
+    <w:p>
+      <w:pPr>
+        <w:pStyle w:val="Heading2"/>
+        <w:rPr>
+          <w:rFonts w:cs="Arial"/>
+        </w:rPr>
+      </w:pPr>
+      <w:bookmarkStart w:id="16" w:name="_Toc197373424"/>
+      <w:proofErr w:type="spellStart"/>
+      <w:r>
+        <w:rPr>
+          <w:rFonts w:cs="Arial"/>
+        </w:rPr>
+        <w:t>Service.php</w:t>
+      </w:r>
+      <w:bookmarkEnd w:id="16"/>
+      <w:proofErr w:type="spellEnd"/>
+    </w:p>
+    <w:p>
+      <w:pPr>
         <w:jc w:val="both"/>
         <w:rPr>
           <w:lang w:eastAsia="fi-FI"/>
@@ -4151,28 +3948,78 @@
         <w:rPr>
           <w:lang w:eastAsia="fi-FI"/>
         </w:rPr>
+        <w:t>Service</w:t>
+      </w:r>
+      <w:r>
+        <w:rPr>
+          <w:lang w:eastAsia="fi-FI"/>
+        </w:rPr>
+        <w:t>.php</w:t>
+      </w:r>
+      <w:proofErr w:type="spellEnd"/>
+      <w:r>
+        <w:rPr>
+          <w:lang w:eastAsia="fi-FI"/>
+        </w:rPr>
+        <w:t xml:space="preserve"> </w:t>
+      </w:r>
+      <w:r>
+        <w:rPr>
+          <w:lang w:eastAsia="fi-FI"/>
+        </w:rPr>
+        <w:t xml:space="preserve">is located in the classes/ directory and </w:t>
+      </w:r>
+      <w:r>
+        <w:rPr>
+          <w:lang w:eastAsia="fi-FI"/>
+        </w:rPr>
+        <w:t>defines the Service class, which encapsulates all logic related to managing service entries in the system. It handl</w:t>
+      </w:r>
+      <w:r>
+        <w:rPr>
+          <w:lang w:eastAsia="fi-FI"/>
+        </w:rPr>
+        <w:t xml:space="preserve">es </w:t>
+      </w:r>
+      <w:r>
+        <w:rPr>
+          <w:lang w:eastAsia="fi-FI"/>
+        </w:rPr>
+        <w:t>interaction with the database using PDO.</w:t>
+      </w:r>
+    </w:p>
+    <w:p>
+      <w:pPr>
+        <w:pStyle w:val="Heading3"/>
+      </w:pPr>
+      <w:bookmarkStart w:id="17" w:name="_Toc197373425"/>
+      <w:proofErr w:type="spellStart"/>
+      <w:r>
         <w:t>Services.php</w:t>
       </w:r>
+      <w:bookmarkEnd w:id="17"/>
       <w:proofErr w:type="spellEnd"/>
-      <w:r>
+    </w:p>
+    <w:p>
+      <w:pPr>
+        <w:jc w:val="both"/>
         <w:rPr>
           <w:lang w:eastAsia="fi-FI"/>
         </w:rPr>
-        <w:t xml:space="preserve"> is responsible for displaying the services that are currently available in the system. It acts as the view that fetches data from the Service </w:t>
-      </w:r>
-      <w:proofErr w:type="gramStart"/>
+      </w:pPr>
+      <w:proofErr w:type="spellStart"/>
       <w:r>
         <w:rPr>
           <w:lang w:eastAsia="fi-FI"/>
         </w:rPr>
-        <w:t>class, and</w:t>
-      </w:r>
-      <w:proofErr w:type="gramEnd"/>
+        <w:t>Services.php</w:t>
+      </w:r>
+      <w:proofErr w:type="spellEnd"/>
       <w:r>
         <w:rPr>
           <w:lang w:eastAsia="fi-FI"/>
         </w:rPr>
-        <w:t xml:space="preserve"> displays them as bootstrap cards to the end user.</w:t>
+        <w:t xml:space="preserve"> is responsible for displaying the services that are currently available in the system. It acts as the view that fetches data from the Service class, and displays them as bootstrap cards to the end user.</w:t>
       </w:r>
     </w:p>
     <w:p>
@@ -4180,12 +4027,12 @@
         <w:pStyle w:val="Heading3"/>
         <w:jc w:val="both"/>
       </w:pPr>
-      <w:bookmarkStart w:id="16" w:name="_Toc197365185"/>
+      <w:bookmarkStart w:id="18" w:name="_Toc197373426"/>
       <w:proofErr w:type="spellStart"/>
       <w:r>
         <w:t>Add_service.php</w:t>
       </w:r>
-      <w:bookmarkEnd w:id="16"/>
+      <w:bookmarkEnd w:id="18"/>
       <w:proofErr w:type="spellEnd"/>
     </w:p>
     <w:p>
@@ -4207,21 +4054,7 @@
         <w:rPr>
           <w:lang w:eastAsia="fi-FI"/>
         </w:rPr>
-        <w:t xml:space="preserve"> handles the creation of new services and stores them </w:t>
-      </w:r>
-      <w:proofErr w:type="gramStart"/>
-      <w:r>
-        <w:rPr>
-          <w:lang w:eastAsia="fi-FI"/>
-        </w:rPr>
-        <w:t>into</w:t>
-      </w:r>
-      <w:proofErr w:type="gramEnd"/>
-      <w:r>
-        <w:rPr>
-          <w:lang w:eastAsia="fi-FI"/>
-        </w:rPr>
-        <w:t xml:space="preserve"> the database.</w:t>
+        <w:t xml:space="preserve"> handles the creation of new services and stores them into the database.</w:t>
       </w:r>
     </w:p>
     <w:p>
@@ -4229,12 +4062,12 @@
         <w:pStyle w:val="Heading3"/>
         <w:jc w:val="both"/>
       </w:pPr>
-      <w:bookmarkStart w:id="17" w:name="_Toc197365186"/>
+      <w:bookmarkStart w:id="19" w:name="_Toc197373427"/>
       <w:proofErr w:type="spellStart"/>
       <w:r>
         <w:t>Edit_service.php</w:t>
       </w:r>
-      <w:bookmarkEnd w:id="17"/>
+      <w:bookmarkEnd w:id="19"/>
       <w:proofErr w:type="spellEnd"/>
     </w:p>
     <w:p>
@@ -4263,11 +4096,12 @@
       <w:pPr>
         <w:pStyle w:val="Heading3"/>
       </w:pPr>
-      <w:bookmarkStart w:id="18" w:name="_Toc197365187"/>
-      <w:r>
+      <w:bookmarkStart w:id="20" w:name="_Toc197373428"/>
+      <w:r>
+        <w:lastRenderedPageBreak/>
         <w:t>Service Image</w:t>
       </w:r>
-      <w:bookmarkEnd w:id="18"/>
+      <w:bookmarkEnd w:id="20"/>
     </w:p>
     <w:p>
       <w:pPr>
@@ -4277,13 +4111,13 @@
       </w:pPr>
       <w:r>
         <w:rPr>
-          <w:lang w:eastAsia="fi-FI"/>
+          <w:noProof/>
         </w:rPr>
         <w:drawing>
-          <wp:inline distT="0" distB="0" distL="0" distR="0" wp14:anchorId="06B07556" wp14:editId="6B94DF28">
-            <wp:extent cx="6120765" cy="2403475"/>
-            <wp:effectExtent l="0" t="0" r="0" b="0"/>
-            <wp:docPr id="1857163223" name="Picture 1" descr="A screenshot of a computer&#10;&#10;AI-generated content may be incorrect."/>
+          <wp:inline distT="0" distB="0" distL="0" distR="0" wp14:anchorId="4EF07130" wp14:editId="0315D91E">
+            <wp:extent cx="6120765" cy="2375535"/>
+            <wp:effectExtent l="0" t="0" r="0" b="5715"/>
+            <wp:docPr id="1699262045" name="Picture 1" descr="A screenshot of a computer&#10;&#10;AI-generated content may be incorrect."/>
             <wp:cNvGraphicFramePr>
               <a:graphicFrameLocks xmlns:a="http://schemas.openxmlformats.org/drawingml/2006/main" noChangeAspect="1"/>
             </wp:cNvGraphicFramePr>
@@ -4291,7 +4125,7 @@
               <a:graphicData uri="http://schemas.openxmlformats.org/drawingml/2006/picture">
                 <pic:pic xmlns:pic="http://schemas.openxmlformats.org/drawingml/2006/picture">
                   <pic:nvPicPr>
-                    <pic:cNvPr id="1857163223" name="Picture 1" descr="A screenshot of a computer&#10;&#10;AI-generated content may be incorrect."/>
+                    <pic:cNvPr id="1699262045" name="Picture 1" descr="A screenshot of a computer&#10;&#10;AI-generated content may be incorrect."/>
                     <pic:cNvPicPr/>
                   </pic:nvPicPr>
                   <pic:blipFill>
@@ -4303,7 +4137,7 @@
                   <pic:spPr>
                     <a:xfrm>
                       <a:off x="0" y="0"/>
-                      <a:ext cx="6120765" cy="2403475"/>
+                      <a:ext cx="6120765" cy="2375535"/>
                     </a:xfrm>
                     <a:prstGeom prst="rect">
                       <a:avLst/>
@@ -4321,12 +4155,12 @@
         <w:pStyle w:val="Heading2"/>
         <w:jc w:val="both"/>
       </w:pPr>
-      <w:bookmarkStart w:id="19" w:name="_Toc197365188"/>
+      <w:bookmarkStart w:id="21" w:name="_Toc197373429"/>
       <w:proofErr w:type="spellStart"/>
       <w:r>
         <w:t>Dashboard.php</w:t>
       </w:r>
-      <w:bookmarkEnd w:id="19"/>
+      <w:bookmarkEnd w:id="21"/>
       <w:proofErr w:type="spellEnd"/>
     </w:p>
     <w:p>
@@ -4361,17 +4195,16 @@
       <w:pPr>
         <w:pStyle w:val="Heading3"/>
       </w:pPr>
-      <w:bookmarkStart w:id="20" w:name="_Toc197365189"/>
+      <w:bookmarkStart w:id="22" w:name="_Toc197373430"/>
       <w:proofErr w:type="spellStart"/>
       <w:r>
-        <w:lastRenderedPageBreak/>
         <w:t>Dashboard.php</w:t>
       </w:r>
       <w:proofErr w:type="spellEnd"/>
       <w:r>
         <w:t xml:space="preserve"> image</w:t>
       </w:r>
-      <w:bookmarkEnd w:id="20"/>
+      <w:bookmarkEnd w:id="22"/>
     </w:p>
     <w:p>
       <w:pPr>
@@ -4381,6 +4214,7 @@
       </w:pPr>
       <w:r>
         <w:rPr>
+          <w:noProof/>
           <w:lang w:eastAsia="fi-FI"/>
         </w:rPr>
         <w:drawing>
@@ -4424,12 +4258,12 @@
       <w:pPr>
         <w:pStyle w:val="Heading2"/>
       </w:pPr>
-      <w:bookmarkStart w:id="21" w:name="_Toc197365190"/>
+      <w:bookmarkStart w:id="23" w:name="_Toc197373431"/>
       <w:proofErr w:type="spellStart"/>
       <w:r>
         <w:t>Contact.php</w:t>
       </w:r>
-      <w:bookmarkEnd w:id="21"/>
+      <w:bookmarkEnd w:id="23"/>
       <w:proofErr w:type="spellEnd"/>
     </w:p>
     <w:p>
@@ -4450,46 +4284,34 @@
         <w:rPr>
           <w:lang w:eastAsia="fi-FI"/>
         </w:rPr>
-        <w:t xml:space="preserve"> handles the contact form </w:t>
-      </w:r>
-      <w:proofErr w:type="gramStart"/>
-      <w:r>
+        <w:t xml:space="preserve"> handles the contact form submission,  by performing user input validation, processing the data while also providing feedback to the user based on the outcome of the submission.</w:t>
+      </w:r>
+    </w:p>
+    <w:p>
+      <w:pPr>
+        <w:pStyle w:val="Heading3"/>
+      </w:pPr>
+      <w:bookmarkStart w:id="24" w:name="_Toc197373432"/>
+      <w:proofErr w:type="spellStart"/>
+      <w:r>
+        <w:lastRenderedPageBreak/>
+        <w:t>Contact.php</w:t>
+      </w:r>
+      <w:proofErr w:type="spellEnd"/>
+      <w:r>
+        <w:t xml:space="preserve"> image</w:t>
+      </w:r>
+      <w:bookmarkEnd w:id="24"/>
+    </w:p>
+    <w:p>
+      <w:pPr>
         <w:rPr>
           <w:lang w:eastAsia="fi-FI"/>
         </w:rPr>
-        <w:t>submission,  by</w:t>
-      </w:r>
-      <w:proofErr w:type="gramEnd"/>
-      <w:r>
-        <w:rPr>
-          <w:lang w:eastAsia="fi-FI"/>
-        </w:rPr>
-        <w:t xml:space="preserve"> performing user input validation, processing the data while also providing feedback to the user based on the outcome of the submission.</w:t>
-      </w:r>
-    </w:p>
-    <w:p>
-      <w:pPr>
-        <w:pStyle w:val="Heading3"/>
-      </w:pPr>
-      <w:bookmarkStart w:id="22" w:name="_Toc197365191"/>
-      <w:proofErr w:type="spellStart"/>
-      <w:r>
-        <w:t>Contact.php</w:t>
-      </w:r>
-      <w:proofErr w:type="spellEnd"/>
-      <w:r>
-        <w:t xml:space="preserve"> image</w:t>
-      </w:r>
-      <w:bookmarkEnd w:id="22"/>
-    </w:p>
-    <w:p>
-      <w:pPr>
-        <w:rPr>
-          <w:lang w:eastAsia="fi-FI"/>
-        </w:rPr>
-      </w:pPr>
-      <w:r>
-        <w:rPr>
+      </w:pPr>
+      <w:r>
+        <w:rPr>
+          <w:noProof/>
           <w:lang w:eastAsia="fi-FI"/>
         </w:rPr>
         <w:drawing>
@@ -4533,12 +4355,12 @@
       <w:pPr>
         <w:pStyle w:val="Heading2"/>
       </w:pPr>
-      <w:bookmarkStart w:id="23" w:name="_Toc197365192"/>
+      <w:bookmarkStart w:id="25" w:name="_Toc197373433"/>
       <w:proofErr w:type="spellStart"/>
       <w:r>
         <w:t>Index.php</w:t>
       </w:r>
-      <w:bookmarkEnd w:id="23"/>
+      <w:bookmarkEnd w:id="25"/>
       <w:proofErr w:type="spellEnd"/>
     </w:p>
     <w:p>
@@ -4566,17 +4388,16 @@
       <w:pPr>
         <w:pStyle w:val="Heading3"/>
       </w:pPr>
-      <w:bookmarkStart w:id="24" w:name="_Toc197365193"/>
+      <w:bookmarkStart w:id="26" w:name="_Toc197373434"/>
       <w:proofErr w:type="spellStart"/>
       <w:r>
-        <w:lastRenderedPageBreak/>
         <w:t>Index.php</w:t>
       </w:r>
       <w:proofErr w:type="spellEnd"/>
       <w:r>
         <w:t xml:space="preserve"> image</w:t>
       </w:r>
-      <w:bookmarkEnd w:id="24"/>
+      <w:bookmarkEnd w:id="26"/>
     </w:p>
     <w:p>
       <w:pPr>
@@ -4586,6 +4407,7 @@
       </w:pPr>
       <w:r>
         <w:rPr>
+          <w:noProof/>
           <w:lang w:eastAsia="fi-FI"/>
         </w:rPr>
         <w:drawing>
@@ -4650,7 +4472,7 @@
           <w:rFonts w:cs="Arial"/>
         </w:rPr>
       </w:pPr>
-      <w:bookmarkStart w:id="25" w:name="_Toc197365194"/>
+      <w:bookmarkStart w:id="27" w:name="_Toc197373435"/>
       <w:r>
         <w:rPr>
           <w:rFonts w:cs="Arial"/>
@@ -4658,7 +4480,7 @@
         <w:lastRenderedPageBreak/>
         <w:t>List of used resources</w:t>
       </w:r>
-      <w:bookmarkEnd w:id="25"/>
+      <w:bookmarkEnd w:id="27"/>
     </w:p>
     <w:p>
       <w:pPr>
@@ -4739,7 +4561,7 @@
           <w:rFonts w:cs="Arial"/>
         </w:rPr>
       </w:pPr>
-      <w:bookmarkStart w:id="26" w:name="_Toc197365195"/>
+      <w:bookmarkStart w:id="28" w:name="_Toc197373436"/>
       <w:r>
         <w:rPr>
           <w:rFonts w:cs="Arial"/>
@@ -4752,7 +4574,7 @@
         </w:rPr>
         <w:t xml:space="preserve"> 1</w:t>
       </w:r>
-      <w:bookmarkEnd w:id="26"/>
+      <w:bookmarkEnd w:id="28"/>
     </w:p>
     <w:p>
       <w:pPr>
@@ -6716,6 +6538,92 @@
     </w:lvl>
   </w:abstractNum>
   <w:abstractNum w:abstractNumId="12" w15:restartNumberingAfterBreak="0">
+    <w:nsid w:val="47427BDC"/>
+    <w:multiLevelType w:val="hybridMultilevel"/>
+    <w:tmpl w:val="08DE740A"/>
+    <w:lvl w:ilvl="0" w:tplc="0426000F">
+      <w:start w:val="1"/>
+      <w:numFmt w:val="decimal"/>
+      <w:lvlText w:val="%1."/>
+      <w:lvlJc w:val="left"/>
+      <w:pPr>
+        <w:ind w:left="720" w:hanging="360"/>
+      </w:pPr>
+    </w:lvl>
+    <w:lvl w:ilvl="1" w:tplc="04260019" w:tentative="1">
+      <w:start w:val="1"/>
+      <w:numFmt w:val="lowerLetter"/>
+      <w:lvlText w:val="%2."/>
+      <w:lvlJc w:val="left"/>
+      <w:pPr>
+        <w:ind w:left="1440" w:hanging="360"/>
+      </w:pPr>
+    </w:lvl>
+    <w:lvl w:ilvl="2" w:tplc="0426001B" w:tentative="1">
+      <w:start w:val="1"/>
+      <w:numFmt w:val="lowerRoman"/>
+      <w:lvlText w:val="%3."/>
+      <w:lvlJc w:val="right"/>
+      <w:pPr>
+        <w:ind w:left="2160" w:hanging="180"/>
+      </w:pPr>
+    </w:lvl>
+    <w:lvl w:ilvl="3" w:tplc="0426000F" w:tentative="1">
+      <w:start w:val="1"/>
+      <w:numFmt w:val="decimal"/>
+      <w:lvlText w:val="%4."/>
+      <w:lvlJc w:val="left"/>
+      <w:pPr>
+        <w:ind w:left="2880" w:hanging="360"/>
+      </w:pPr>
+    </w:lvl>
+    <w:lvl w:ilvl="4" w:tplc="04260019" w:tentative="1">
+      <w:start w:val="1"/>
+      <w:numFmt w:val="lowerLetter"/>
+      <w:lvlText w:val="%5."/>
+      <w:lvlJc w:val="left"/>
+      <w:pPr>
+        <w:ind w:left="3600" w:hanging="360"/>
+      </w:pPr>
+    </w:lvl>
+    <w:lvl w:ilvl="5" w:tplc="0426001B" w:tentative="1">
+      <w:start w:val="1"/>
+      <w:numFmt w:val="lowerRoman"/>
+      <w:lvlText w:val="%6."/>
+      <w:lvlJc w:val="right"/>
+      <w:pPr>
+        <w:ind w:left="4320" w:hanging="180"/>
+      </w:pPr>
+    </w:lvl>
+    <w:lvl w:ilvl="6" w:tplc="0426000F" w:tentative="1">
+      <w:start w:val="1"/>
+      <w:numFmt w:val="decimal"/>
+      <w:lvlText w:val="%7."/>
+      <w:lvlJc w:val="left"/>
+      <w:pPr>
+        <w:ind w:left="5040" w:hanging="360"/>
+      </w:pPr>
+    </w:lvl>
+    <w:lvl w:ilvl="7" w:tplc="04260019" w:tentative="1">
+      <w:start w:val="1"/>
+      <w:numFmt w:val="lowerLetter"/>
+      <w:lvlText w:val="%8."/>
+      <w:lvlJc w:val="left"/>
+      <w:pPr>
+        <w:ind w:left="5760" w:hanging="360"/>
+      </w:pPr>
+    </w:lvl>
+    <w:lvl w:ilvl="8" w:tplc="0426001B" w:tentative="1">
+      <w:start w:val="1"/>
+      <w:numFmt w:val="lowerRoman"/>
+      <w:lvlText w:val="%9."/>
+      <w:lvlJc w:val="right"/>
+      <w:pPr>
+        <w:ind w:left="6480" w:hanging="180"/>
+      </w:pPr>
+    </w:lvl>
+  </w:abstractNum>
+  <w:abstractNum w:abstractNumId="13" w15:restartNumberingAfterBreak="0">
     <w:nsid w:val="4E490187"/>
     <w:multiLevelType w:val="hybridMultilevel"/>
     <w:tmpl w:val="93360014"/>
@@ -6828,7 +6736,7 @@
       </w:rPr>
     </w:lvl>
   </w:abstractNum>
-  <w:abstractNum w:abstractNumId="13" w15:restartNumberingAfterBreak="0">
+  <w:abstractNum w:abstractNumId="14" w15:restartNumberingAfterBreak="0">
     <w:nsid w:val="55C3704F"/>
     <w:multiLevelType w:val="hybridMultilevel"/>
     <w:tmpl w:val="5A9C8FB6"/>
@@ -6941,7 +6849,7 @@
       </w:rPr>
     </w:lvl>
   </w:abstractNum>
-  <w:abstractNum w:abstractNumId="14" w15:restartNumberingAfterBreak="0">
+  <w:abstractNum w:abstractNumId="15" w15:restartNumberingAfterBreak="0">
     <w:nsid w:val="5AA35F60"/>
     <w:multiLevelType w:val="hybridMultilevel"/>
     <w:tmpl w:val="7D6AA82C"/>
@@ -7054,7 +6962,93 @@
       </w:rPr>
     </w:lvl>
   </w:abstractNum>
-  <w:abstractNum w:abstractNumId="15" w15:restartNumberingAfterBreak="0">
+  <w:abstractNum w:abstractNumId="16" w15:restartNumberingAfterBreak="0">
+    <w:nsid w:val="5BC72EC3"/>
+    <w:multiLevelType w:val="hybridMultilevel"/>
+    <w:tmpl w:val="6F4AC6EE"/>
+    <w:lvl w:ilvl="0" w:tplc="0426000F">
+      <w:start w:val="1"/>
+      <w:numFmt w:val="decimal"/>
+      <w:lvlText w:val="%1."/>
+      <w:lvlJc w:val="left"/>
+      <w:pPr>
+        <w:ind w:left="720" w:hanging="360"/>
+      </w:pPr>
+    </w:lvl>
+    <w:lvl w:ilvl="1" w:tplc="04260019" w:tentative="1">
+      <w:start w:val="1"/>
+      <w:numFmt w:val="lowerLetter"/>
+      <w:lvlText w:val="%2."/>
+      <w:lvlJc w:val="left"/>
+      <w:pPr>
+        <w:ind w:left="1440" w:hanging="360"/>
+      </w:pPr>
+    </w:lvl>
+    <w:lvl w:ilvl="2" w:tplc="0426001B" w:tentative="1">
+      <w:start w:val="1"/>
+      <w:numFmt w:val="lowerRoman"/>
+      <w:lvlText w:val="%3."/>
+      <w:lvlJc w:val="right"/>
+      <w:pPr>
+        <w:ind w:left="2160" w:hanging="180"/>
+      </w:pPr>
+    </w:lvl>
+    <w:lvl w:ilvl="3" w:tplc="0426000F" w:tentative="1">
+      <w:start w:val="1"/>
+      <w:numFmt w:val="decimal"/>
+      <w:lvlText w:val="%4."/>
+      <w:lvlJc w:val="left"/>
+      <w:pPr>
+        <w:ind w:left="2880" w:hanging="360"/>
+      </w:pPr>
+    </w:lvl>
+    <w:lvl w:ilvl="4" w:tplc="04260019" w:tentative="1">
+      <w:start w:val="1"/>
+      <w:numFmt w:val="lowerLetter"/>
+      <w:lvlText w:val="%5."/>
+      <w:lvlJc w:val="left"/>
+      <w:pPr>
+        <w:ind w:left="3600" w:hanging="360"/>
+      </w:pPr>
+    </w:lvl>
+    <w:lvl w:ilvl="5" w:tplc="0426001B" w:tentative="1">
+      <w:start w:val="1"/>
+      <w:numFmt w:val="lowerRoman"/>
+      <w:lvlText w:val="%6."/>
+      <w:lvlJc w:val="right"/>
+      <w:pPr>
+        <w:ind w:left="4320" w:hanging="180"/>
+      </w:pPr>
+    </w:lvl>
+    <w:lvl w:ilvl="6" w:tplc="0426000F" w:tentative="1">
+      <w:start w:val="1"/>
+      <w:numFmt w:val="decimal"/>
+      <w:lvlText w:val="%7."/>
+      <w:lvlJc w:val="left"/>
+      <w:pPr>
+        <w:ind w:left="5040" w:hanging="360"/>
+      </w:pPr>
+    </w:lvl>
+    <w:lvl w:ilvl="7" w:tplc="04260019" w:tentative="1">
+      <w:start w:val="1"/>
+      <w:numFmt w:val="lowerLetter"/>
+      <w:lvlText w:val="%8."/>
+      <w:lvlJc w:val="left"/>
+      <w:pPr>
+        <w:ind w:left="5760" w:hanging="360"/>
+      </w:pPr>
+    </w:lvl>
+    <w:lvl w:ilvl="8" w:tplc="0426001B" w:tentative="1">
+      <w:start w:val="1"/>
+      <w:numFmt w:val="lowerRoman"/>
+      <w:lvlText w:val="%9."/>
+      <w:lvlJc w:val="right"/>
+      <w:pPr>
+        <w:ind w:left="6480" w:hanging="180"/>
+      </w:pPr>
+    </w:lvl>
+  </w:abstractNum>
+  <w:abstractNum w:abstractNumId="17" w15:restartNumberingAfterBreak="0">
     <w:nsid w:val="6C582F37"/>
     <w:multiLevelType w:val="hybridMultilevel"/>
     <w:tmpl w:val="31D06AAA"/>
@@ -7167,7 +7161,7 @@
       </w:rPr>
     </w:lvl>
   </w:abstractNum>
-  <w:abstractNum w:abstractNumId="16" w15:restartNumberingAfterBreak="0">
+  <w:abstractNum w:abstractNumId="18" w15:restartNumberingAfterBreak="0">
     <w:nsid w:val="73B65365"/>
     <w:multiLevelType w:val="singleLevel"/>
     <w:tmpl w:val="E66A126A"/>
@@ -7192,7 +7186,7 @@
     <w:abstractNumId w:val="0"/>
   </w:num>
   <w:num w:numId="2" w16cid:durableId="353071127">
-    <w:abstractNumId w:val="16"/>
+    <w:abstractNumId w:val="18"/>
   </w:num>
   <w:num w:numId="3" w16cid:durableId="1318222976">
     <w:abstractNumId w:val="5"/>
@@ -7207,7 +7201,7 @@
     <w:abstractNumId w:val="2"/>
   </w:num>
   <w:num w:numId="7" w16cid:durableId="576324355">
-    <w:abstractNumId w:val="12"/>
+    <w:abstractNumId w:val="13"/>
   </w:num>
   <w:num w:numId="8" w16cid:durableId="1343169146">
     <w:abstractNumId w:val="9"/>
@@ -7222,19 +7216,19 @@
     <w:abstractNumId w:val="1"/>
   </w:num>
   <w:num w:numId="12" w16cid:durableId="1650596192">
-    <w:abstractNumId w:val="14"/>
+    <w:abstractNumId w:val="15"/>
   </w:num>
   <w:num w:numId="13" w16cid:durableId="1400902068">
     <w:abstractNumId w:val="11"/>
   </w:num>
   <w:num w:numId="14" w16cid:durableId="1624268163">
-    <w:abstractNumId w:val="13"/>
+    <w:abstractNumId w:val="14"/>
   </w:num>
   <w:num w:numId="15" w16cid:durableId="2097706049">
     <w:abstractNumId w:val="4"/>
   </w:num>
   <w:num w:numId="16" w16cid:durableId="820728225">
-    <w:abstractNumId w:val="15"/>
+    <w:abstractNumId w:val="17"/>
   </w:num>
   <w:num w:numId="17" w16cid:durableId="1679885682">
     <w:abstractNumId w:val="10"/>
@@ -7268,6 +7262,12 @@
     <w:lvlOverride w:ilvl="8">
       <w:startOverride w:val="1"/>
     </w:lvlOverride>
+  </w:num>
+  <w:num w:numId="19" w16cid:durableId="2086222436">
+    <w:abstractNumId w:val="12"/>
+  </w:num>
+  <w:num w:numId="20" w16cid:durableId="1412193571">
+    <w:abstractNumId w:val="16"/>
   </w:num>
 </w:numbering>
 </file>
@@ -7829,7 +7829,6 @@
   <w:style w:type="character" w:default="1" w:styleId="DefaultParagraphFont">
     <w:name w:val="Default Paragraph Font"/>
     <w:uiPriority w:val="1"/>
-    <w:semiHidden/>
     <w:unhideWhenUsed/>
   </w:style>
   <w:style w:type="table" w:default="1" w:styleId="TableNormal">
@@ -8509,18 +8508,15 @@
 </file>
 
 <file path=customXml/item1.xml><?xml version="1.0" encoding="utf-8"?>
-<p:properties xmlns:p="http://schemas.microsoft.com/office/2006/metadata/properties" xmlns:xsi="http://www.w3.org/2001/XMLSchema-instance" xmlns:pc="http://schemas.microsoft.com/office/infopath/2007/PartnerControls">
-  <documentManagement>
-    <_activity xmlns="cbdc5970-8358-4c50-a4d9-cf73fd1a39ad" xsi:nil="true"/>
-  </documentManagement>
-</p:properties>
+<?mso-contentType ?>
+<FormTemplates xmlns="http://schemas.microsoft.com/sharepoint/v3/contenttype/forms">
+  <Display>DocumentLibraryForm</Display>
+  <Edit>DocumentLibraryForm</Edit>
+  <New>DocumentLibraryForm</New>
+</FormTemplates>
 </file>
 
 <file path=customXml/item2.xml><?xml version="1.0" encoding="utf-8"?>
-<b:Sources xmlns:b="http://schemas.openxmlformats.org/officeDocument/2006/bibliography" xmlns="http://schemas.openxmlformats.org/officeDocument/2006/bibliography" SelectedStyle="\APASixthEditionOfficeOnline.xsl" StyleName="APA" Version="6"/>
-</file>
-
-<file path=customXml/item3.xml><?xml version="1.0" encoding="utf-8"?>
 <ct:contentTypeSchema xmlns:ct="http://schemas.microsoft.com/office/2006/metadata/contentType" xmlns:ma="http://schemas.microsoft.com/office/2006/metadata/properties/metaAttributes" ct:_="" ma:_="" ma:contentTypeName="Dokuments" ma:contentTypeID="0x010100C8F7F01F6D0CC149A9B7150A3C686759" ma:contentTypeVersion="10" ma:contentTypeDescription="Izveidot jaunu dokumentu." ma:contentTypeScope="" ma:versionID="95b33dc7268e725ae5589559759ad6dd">
   <xsd:schema xmlns:xsd="http://www.w3.org/2001/XMLSchema" xmlns:xs="http://www.w3.org/2001/XMLSchema" xmlns:p="http://schemas.microsoft.com/office/2006/metadata/properties" xmlns:ns3="cbdc5970-8358-4c50-a4d9-cf73fd1a39ad" targetNamespace="http://schemas.microsoft.com/office/2006/metadata/properties" ma:root="true" ma:fieldsID="b57b4ef460c3e42f1c0e119126d6c3fc" ns3:_="">
     <xsd:import namespace="cbdc5970-8358-4c50-a4d9-cf73fd1a39ad"/>
@@ -8702,34 +8698,27 @@
 </ct:contentTypeSchema>
 </file>
 
+<file path=customXml/item3.xml><?xml version="1.0" encoding="utf-8"?>
+<b:Sources xmlns:b="http://schemas.openxmlformats.org/officeDocument/2006/bibliography" xmlns="http://schemas.openxmlformats.org/officeDocument/2006/bibliography" SelectedStyle="\APASixthEditionOfficeOnline.xsl" StyleName="APA" Version="6"/>
+</file>
+
 <file path=customXml/item4.xml><?xml version="1.0" encoding="utf-8"?>
-<?mso-contentType ?>
-<FormTemplates xmlns="http://schemas.microsoft.com/sharepoint/v3/contenttype/forms">
-  <Display>DocumentLibraryForm</Display>
-  <Edit>DocumentLibraryForm</Edit>
-  <New>DocumentLibraryForm</New>
-</FormTemplates>
+<p:properties xmlns:p="http://schemas.microsoft.com/office/2006/metadata/properties" xmlns:xsi="http://www.w3.org/2001/XMLSchema-instance" xmlns:pc="http://schemas.microsoft.com/office/infopath/2007/PartnerControls">
+  <documentManagement>
+    <_activity xmlns="cbdc5970-8358-4c50-a4d9-cf73fd1a39ad" xsi:nil="true"/>
+  </documentManagement>
+</p:properties>
 </file>
 
 <file path=customXml/itemProps1.xml><?xml version="1.0" encoding="utf-8"?>
-<ds:datastoreItem xmlns:ds="http://schemas.openxmlformats.org/officeDocument/2006/customXml" ds:itemID="{C9C7DABB-59BD-475A-831A-DCCF91DDA573}">
+<ds:datastoreItem xmlns:ds="http://schemas.openxmlformats.org/officeDocument/2006/customXml" ds:itemID="{C9DEB3EC-A595-4E8A-B420-8F3DC5E6997C}">
   <ds:schemaRefs>
-    <ds:schemaRef ds:uri="http://schemas.microsoft.com/office/2006/metadata/properties"/>
-    <ds:schemaRef ds:uri="http://schemas.microsoft.com/office/infopath/2007/PartnerControls"/>
-    <ds:schemaRef ds:uri="cbdc5970-8358-4c50-a4d9-cf73fd1a39ad"/>
+    <ds:schemaRef ds:uri="http://schemas.microsoft.com/sharepoint/v3/contenttype/forms"/>
   </ds:schemaRefs>
 </ds:datastoreItem>
 </file>
 
 <file path=customXml/itemProps2.xml><?xml version="1.0" encoding="utf-8"?>
-<ds:datastoreItem xmlns:ds="http://schemas.openxmlformats.org/officeDocument/2006/customXml" ds:itemID="{63E0AE4A-CA37-4FDA-8666-4209C6E1B665}">
-  <ds:schemaRefs>
-    <ds:schemaRef ds:uri="http://schemas.openxmlformats.org/officeDocument/2006/bibliography"/>
-  </ds:schemaRefs>
-</ds:datastoreItem>
-</file>
-
-<file path=customXml/itemProps3.xml><?xml version="1.0" encoding="utf-8"?>
 <ds:datastoreItem xmlns:ds="http://schemas.openxmlformats.org/officeDocument/2006/customXml" ds:itemID="{427C2474-2844-48C1-B12B-E2BDC4433181}">
   <ds:schemaRefs>
     <ds:schemaRef ds:uri="http://schemas.microsoft.com/office/2006/metadata/contentType"/>
@@ -8747,10 +8736,20 @@
 </ds:datastoreItem>
 </file>
 
+<file path=customXml/itemProps3.xml><?xml version="1.0" encoding="utf-8"?>
+<ds:datastoreItem xmlns:ds="http://schemas.openxmlformats.org/officeDocument/2006/customXml" ds:itemID="{63E0AE4A-CA37-4FDA-8666-4209C6E1B665}">
+  <ds:schemaRefs>
+    <ds:schemaRef ds:uri="http://schemas.openxmlformats.org/officeDocument/2006/bibliography"/>
+  </ds:schemaRefs>
+</ds:datastoreItem>
+</file>
+
 <file path=customXml/itemProps4.xml><?xml version="1.0" encoding="utf-8"?>
-<ds:datastoreItem xmlns:ds="http://schemas.openxmlformats.org/officeDocument/2006/customXml" ds:itemID="{C9DEB3EC-A595-4E8A-B420-8F3DC5E6997C}">
+<ds:datastoreItem xmlns:ds="http://schemas.openxmlformats.org/officeDocument/2006/customXml" ds:itemID="{C9C7DABB-59BD-475A-831A-DCCF91DDA573}">
   <ds:schemaRefs>
-    <ds:schemaRef ds:uri="http://schemas.microsoft.com/sharepoint/v3/contenttype/forms"/>
+    <ds:schemaRef ds:uri="http://schemas.microsoft.com/office/2006/metadata/properties"/>
+    <ds:schemaRef ds:uri="http://schemas.microsoft.com/office/infopath/2007/PartnerControls"/>
+    <ds:schemaRef ds:uri="cbdc5970-8358-4c50-a4d9-cf73fd1a39ad"/>
   </ds:schemaRefs>
 </ds:datastoreItem>
 </file>
--- a/PW_3_G3/solution/_web2025_group03_pw3_document.docx
+++ b/PW_3_G3/solution/_web2025_group03_pw3_document.docx
@@ -284,6 +284,7 @@
         </w:rPr>
         <w:t xml:space="preserve"> </w:t>
       </w:r>
+      <w:proofErr w:type="gramStart"/>
       <w:r>
         <w:rPr>
           <w:rFonts w:ascii="Arial" w:hAnsi="Arial" w:cs="Arial"/>
@@ -304,6 +305,7 @@
         </w:rPr>
         <w:t xml:space="preserve">  #</w:t>
       </w:r>
+      <w:proofErr w:type="gramEnd"/>
       <w:r>
         <w:rPr>
           <w:rFonts w:ascii="Arial" w:hAnsi="Arial" w:cs="Arial"/>
@@ -488,7 +490,7 @@
           <w:kern w:val="2"/>
           <w:sz w:val="24"/>
           <w:szCs w:val="24"/>
-          <w:lang w:val="lv-LV" w:eastAsia="lv-LV"/>
+          <w:lang w:eastAsia="en-US"/>
           <w14:ligatures w14:val="standardContextual"/>
         </w:rPr>
       </w:pPr>
@@ -529,7 +531,7 @@
           <w:kern w:val="2"/>
           <w:sz w:val="24"/>
           <w:szCs w:val="24"/>
-          <w:lang w:val="lv-LV" w:eastAsia="lv-LV"/>
+          <w:lang w:eastAsia="en-US"/>
           <w14:ligatures w14:val="standardContextual"/>
         </w:rPr>
         <w:tab/>
@@ -547,7 +549,7 @@
         <w:fldChar w:fldCharType="begin"/>
       </w:r>
       <w:r>
-        <w:instrText xml:space="preserve"> PAGEREF _Toc197373411 \h </w:instrText>
+        <w:instrText xml:space="preserve"> PAGEREF _Toc197375283 \h </w:instrText>
       </w:r>
       <w:r>
         <w:fldChar w:fldCharType="separate"/>
@@ -568,7 +570,7 @@
           <w:kern w:val="2"/>
           <w:sz w:val="24"/>
           <w:szCs w:val="24"/>
-          <w:lang w:val="lv-LV" w:eastAsia="lv-LV"/>
+          <w:lang w:eastAsia="en-US"/>
           <w14:ligatures w14:val="standardContextual"/>
         </w:rPr>
       </w:pPr>
@@ -585,7 +587,7 @@
           <w:kern w:val="2"/>
           <w:sz w:val="24"/>
           <w:szCs w:val="24"/>
-          <w:lang w:val="lv-LV" w:eastAsia="lv-LV"/>
+          <w:lang w:eastAsia="en-US"/>
           <w14:ligatures w14:val="standardContextual"/>
         </w:rPr>
         <w:tab/>
@@ -603,7 +605,7 @@
         <w:fldChar w:fldCharType="begin"/>
       </w:r>
       <w:r>
-        <w:instrText xml:space="preserve"> PAGEREF _Toc197373412 \h </w:instrText>
+        <w:instrText xml:space="preserve"> PAGEREF _Toc197375284 \h </w:instrText>
       </w:r>
       <w:r>
         <w:fldChar w:fldCharType="separate"/>
@@ -623,7 +625,7 @@
           <w:kern w:val="2"/>
           <w:sz w:val="24"/>
           <w:szCs w:val="24"/>
-          <w:lang w:val="lv-LV" w:eastAsia="lv-LV"/>
+          <w:lang w:eastAsia="en-US"/>
           <w14:ligatures w14:val="standardContextual"/>
         </w:rPr>
       </w:pPr>
@@ -639,7 +641,7 @@
           <w:kern w:val="2"/>
           <w:sz w:val="24"/>
           <w:szCs w:val="24"/>
-          <w:lang w:val="lv-LV" w:eastAsia="lv-LV"/>
+          <w:lang w:eastAsia="en-US"/>
           <w14:ligatures w14:val="standardContextual"/>
         </w:rPr>
         <w:tab/>
@@ -657,7 +659,7 @@
         <w:fldChar w:fldCharType="begin"/>
       </w:r>
       <w:r>
-        <w:instrText xml:space="preserve"> PAGEREF _Toc197373413 \h </w:instrText>
+        <w:instrText xml:space="preserve"> PAGEREF _Toc197375285 \h </w:instrText>
       </w:r>
       <w:r>
         <w:fldChar w:fldCharType="separate"/>
@@ -677,7 +679,7 @@
           <w:kern w:val="2"/>
           <w:sz w:val="24"/>
           <w:szCs w:val="24"/>
-          <w:lang w:val="lv-LV" w:eastAsia="lv-LV"/>
+          <w:lang w:eastAsia="en-US"/>
           <w14:ligatures w14:val="standardContextual"/>
         </w:rPr>
       </w:pPr>
@@ -693,7 +695,7 @@
           <w:kern w:val="2"/>
           <w:sz w:val="24"/>
           <w:szCs w:val="24"/>
-          <w:lang w:val="lv-LV" w:eastAsia="lv-LV"/>
+          <w:lang w:eastAsia="en-US"/>
           <w14:ligatures w14:val="standardContextual"/>
         </w:rPr>
         <w:tab/>
@@ -711,7 +713,7 @@
         <w:fldChar w:fldCharType="begin"/>
       </w:r>
       <w:r>
-        <w:instrText xml:space="preserve"> PAGEREF _Toc197373414 \h </w:instrText>
+        <w:instrText xml:space="preserve"> PAGEREF _Toc197375286 \h </w:instrText>
       </w:r>
       <w:r>
         <w:fldChar w:fldCharType="separate"/>
@@ -731,7 +733,7 @@
           <w:kern w:val="2"/>
           <w:sz w:val="24"/>
           <w:szCs w:val="24"/>
-          <w:lang w:val="lv-LV" w:eastAsia="lv-LV"/>
+          <w:lang w:eastAsia="en-US"/>
           <w14:ligatures w14:val="standardContextual"/>
         </w:rPr>
       </w:pPr>
@@ -747,7 +749,7 @@
           <w:kern w:val="2"/>
           <w:sz w:val="24"/>
           <w:szCs w:val="24"/>
-          <w:lang w:val="lv-LV" w:eastAsia="lv-LV"/>
+          <w:lang w:eastAsia="en-US"/>
           <w14:ligatures w14:val="standardContextual"/>
         </w:rPr>
         <w:tab/>
@@ -765,7 +767,7 @@
         <w:fldChar w:fldCharType="begin"/>
       </w:r>
       <w:r>
-        <w:instrText xml:space="preserve"> PAGEREF _Toc197373415 \h </w:instrText>
+        <w:instrText xml:space="preserve"> PAGEREF _Toc197375287 \h </w:instrText>
       </w:r>
       <w:r>
         <w:fldChar w:fldCharType="separate"/>
@@ -785,7 +787,7 @@
           <w:kern w:val="2"/>
           <w:sz w:val="24"/>
           <w:szCs w:val="24"/>
-          <w:lang w:val="lv-LV" w:eastAsia="lv-LV"/>
+          <w:lang w:eastAsia="en-US"/>
           <w14:ligatures w14:val="standardContextual"/>
         </w:rPr>
       </w:pPr>
@@ -798,7 +800,7 @@
           <w:kern w:val="2"/>
           <w:sz w:val="24"/>
           <w:szCs w:val="24"/>
-          <w:lang w:val="lv-LV" w:eastAsia="lv-LV"/>
+          <w:lang w:eastAsia="en-US"/>
           <w14:ligatures w14:val="standardContextual"/>
         </w:rPr>
         <w:tab/>
@@ -813,7 +815,7 @@
         <w:fldChar w:fldCharType="begin"/>
       </w:r>
       <w:r>
-        <w:instrText xml:space="preserve"> PAGEREF _Toc197373416 \h </w:instrText>
+        <w:instrText xml:space="preserve"> PAGEREF _Toc197375288 \h </w:instrText>
       </w:r>
       <w:r>
         <w:fldChar w:fldCharType="separate"/>
@@ -833,7 +835,7 @@
           <w:kern w:val="2"/>
           <w:sz w:val="24"/>
           <w:szCs w:val="24"/>
-          <w:lang w:val="lv-LV" w:eastAsia="lv-LV"/>
+          <w:lang w:eastAsia="en-US"/>
           <w14:ligatures w14:val="standardContextual"/>
         </w:rPr>
       </w:pPr>
@@ -846,7 +848,7 @@
           <w:kern w:val="2"/>
           <w:sz w:val="24"/>
           <w:szCs w:val="24"/>
-          <w:lang w:val="lv-LV" w:eastAsia="lv-LV"/>
+          <w:lang w:eastAsia="en-US"/>
           <w14:ligatures w14:val="standardContextual"/>
         </w:rPr>
         <w:tab/>
@@ -861,13 +863,13 @@
         <w:fldChar w:fldCharType="begin"/>
       </w:r>
       <w:r>
-        <w:instrText xml:space="preserve"> PAGEREF _Toc197373417 \h </w:instrText>
+        <w:instrText xml:space="preserve"> PAGEREF _Toc197375289 \h </w:instrText>
       </w:r>
       <w:r>
         <w:fldChar w:fldCharType="separate"/>
       </w:r>
       <w:r>
-        <w:t>4</w:t>
+        <w:t>5</w:t>
       </w:r>
       <w:r>
         <w:fldChar w:fldCharType="end"/>
@@ -882,7 +884,7 @@
           <w:kern w:val="2"/>
           <w:sz w:val="24"/>
           <w:szCs w:val="24"/>
-          <w:lang w:val="lv-LV" w:eastAsia="lv-LV"/>
+          <w:lang w:eastAsia="en-US"/>
           <w14:ligatures w14:val="standardContextual"/>
         </w:rPr>
       </w:pPr>
@@ -899,7 +901,7 @@
           <w:kern w:val="2"/>
           <w:sz w:val="24"/>
           <w:szCs w:val="24"/>
-          <w:lang w:val="lv-LV" w:eastAsia="lv-LV"/>
+          <w:lang w:eastAsia="en-US"/>
           <w14:ligatures w14:val="standardContextual"/>
         </w:rPr>
         <w:tab/>
@@ -917,7 +919,7 @@
         <w:fldChar w:fldCharType="begin"/>
       </w:r>
       <w:r>
-        <w:instrText xml:space="preserve"> PAGEREF _Toc197373418 \h </w:instrText>
+        <w:instrText xml:space="preserve"> PAGEREF _Toc197375290 \h </w:instrText>
       </w:r>
       <w:r>
         <w:fldChar w:fldCharType="separate"/>
@@ -937,7 +939,7 @@
           <w:kern w:val="2"/>
           <w:sz w:val="24"/>
           <w:szCs w:val="24"/>
-          <w:lang w:val="lv-LV" w:eastAsia="lv-LV"/>
+          <w:lang w:eastAsia="en-US"/>
           <w14:ligatures w14:val="standardContextual"/>
         </w:rPr>
       </w:pPr>
@@ -953,7 +955,7 @@
           <w:kern w:val="2"/>
           <w:sz w:val="24"/>
           <w:szCs w:val="24"/>
-          <w:lang w:val="lv-LV" w:eastAsia="lv-LV"/>
+          <w:lang w:eastAsia="en-US"/>
           <w14:ligatures w14:val="standardContextual"/>
         </w:rPr>
         <w:tab/>
@@ -971,7 +973,7 @@
         <w:fldChar w:fldCharType="begin"/>
       </w:r>
       <w:r>
-        <w:instrText xml:space="preserve"> PAGEREF _Toc197373419 \h </w:instrText>
+        <w:instrText xml:space="preserve"> PAGEREF _Toc197375291 \h </w:instrText>
       </w:r>
       <w:r>
         <w:fldChar w:fldCharType="separate"/>
@@ -991,7 +993,7 @@
           <w:kern w:val="2"/>
           <w:sz w:val="24"/>
           <w:szCs w:val="24"/>
-          <w:lang w:val="lv-LV"/>
+          <w:lang w:eastAsia="en-US"/>
           <w14:ligatures w14:val="standardContextual"/>
         </w:rPr>
       </w:pPr>
@@ -1008,7 +1010,7 @@
           <w:kern w:val="2"/>
           <w:sz w:val="24"/>
           <w:szCs w:val="24"/>
-          <w:lang w:val="lv-LV"/>
+          <w:lang w:eastAsia="en-US"/>
           <w14:ligatures w14:val="standardContextual"/>
         </w:rPr>
         <w:tab/>
@@ -1036,7 +1038,7 @@
         <w:rPr>
           <w:noProof/>
         </w:rPr>
-        <w:instrText xml:space="preserve"> PAGEREF _Toc197373420 \h </w:instrText>
+        <w:instrText xml:space="preserve"> PAGEREF _Toc197375292 \h </w:instrText>
       </w:r>
       <w:r>
         <w:rPr>
@@ -1070,7 +1072,7 @@
           <w:kern w:val="2"/>
           <w:sz w:val="24"/>
           <w:szCs w:val="24"/>
-          <w:lang w:val="lv-LV" w:eastAsia="lv-LV"/>
+          <w:lang w:eastAsia="en-US"/>
           <w14:ligatures w14:val="standardContextual"/>
         </w:rPr>
       </w:pPr>
@@ -1086,7 +1088,7 @@
           <w:kern w:val="2"/>
           <w:sz w:val="24"/>
           <w:szCs w:val="24"/>
-          <w:lang w:val="lv-LV" w:eastAsia="lv-LV"/>
+          <w:lang w:eastAsia="en-US"/>
           <w14:ligatures w14:val="standardContextual"/>
         </w:rPr>
         <w:tab/>
@@ -1104,7 +1106,7 @@
         <w:fldChar w:fldCharType="begin"/>
       </w:r>
       <w:r>
-        <w:instrText xml:space="preserve"> PAGEREF _Toc197373421 \h </w:instrText>
+        <w:instrText xml:space="preserve"> PAGEREF _Toc197375293 \h </w:instrText>
       </w:r>
       <w:r>
         <w:fldChar w:fldCharType="separate"/>
@@ -1124,7 +1126,7 @@
           <w:kern w:val="2"/>
           <w:sz w:val="24"/>
           <w:szCs w:val="24"/>
-          <w:lang w:val="lv-LV"/>
+          <w:lang w:eastAsia="en-US"/>
           <w14:ligatures w14:val="standardContextual"/>
         </w:rPr>
       </w:pPr>
@@ -1141,7 +1143,7 @@
           <w:kern w:val="2"/>
           <w:sz w:val="24"/>
           <w:szCs w:val="24"/>
-          <w:lang w:val="lv-LV"/>
+          <w:lang w:eastAsia="en-US"/>
           <w14:ligatures w14:val="standardContextual"/>
         </w:rPr>
         <w:tab/>
@@ -1169,7 +1171,7 @@
         <w:rPr>
           <w:noProof/>
         </w:rPr>
-        <w:instrText xml:space="preserve"> PAGEREF _Toc197373422 \h </w:instrText>
+        <w:instrText xml:space="preserve"> PAGEREF _Toc197375294 \h </w:instrText>
       </w:r>
       <w:r>
         <w:rPr>
@@ -1203,7 +1205,7 @@
           <w:kern w:val="2"/>
           <w:sz w:val="24"/>
           <w:szCs w:val="24"/>
-          <w:lang w:val="lv-LV" w:eastAsia="lv-LV"/>
+          <w:lang w:eastAsia="en-US"/>
           <w14:ligatures w14:val="standardContextual"/>
         </w:rPr>
       </w:pPr>
@@ -1219,7 +1221,7 @@
           <w:kern w:val="2"/>
           <w:sz w:val="24"/>
           <w:szCs w:val="24"/>
-          <w:lang w:val="lv-LV" w:eastAsia="lv-LV"/>
+          <w:lang w:eastAsia="en-US"/>
           <w14:ligatures w14:val="standardContextual"/>
         </w:rPr>
         <w:tab/>
@@ -1237,7 +1239,7 @@
         <w:fldChar w:fldCharType="begin"/>
       </w:r>
       <w:r>
-        <w:instrText xml:space="preserve"> PAGEREF _Toc197373423 \h </w:instrText>
+        <w:instrText xml:space="preserve"> PAGEREF _Toc197375295 \h </w:instrText>
       </w:r>
       <w:r>
         <w:fldChar w:fldCharType="separate"/>
@@ -1257,7 +1259,7 @@
           <w:kern w:val="2"/>
           <w:sz w:val="24"/>
           <w:szCs w:val="24"/>
-          <w:lang w:val="lv-LV" w:eastAsia="lv-LV"/>
+          <w:lang w:eastAsia="en-US"/>
           <w14:ligatures w14:val="standardContextual"/>
         </w:rPr>
       </w:pPr>
@@ -1273,7 +1275,7 @@
           <w:kern w:val="2"/>
           <w:sz w:val="24"/>
           <w:szCs w:val="24"/>
-          <w:lang w:val="lv-LV" w:eastAsia="lv-LV"/>
+          <w:lang w:eastAsia="en-US"/>
           <w14:ligatures w14:val="standardContextual"/>
         </w:rPr>
         <w:tab/>
@@ -1291,7 +1293,7 @@
         <w:fldChar w:fldCharType="begin"/>
       </w:r>
       <w:r>
-        <w:instrText xml:space="preserve"> PAGEREF _Toc197373424 \h </w:instrText>
+        <w:instrText xml:space="preserve"> PAGEREF _Toc197375296 \h </w:instrText>
       </w:r>
       <w:r>
         <w:fldChar w:fldCharType="separate"/>
@@ -1311,7 +1313,7 @@
           <w:kern w:val="2"/>
           <w:sz w:val="24"/>
           <w:szCs w:val="24"/>
-          <w:lang w:val="lv-LV"/>
+          <w:lang w:eastAsia="en-US"/>
           <w14:ligatures w14:val="standardContextual"/>
         </w:rPr>
       </w:pPr>
@@ -1327,7 +1329,7 @@
           <w:kern w:val="2"/>
           <w:sz w:val="24"/>
           <w:szCs w:val="24"/>
-          <w:lang w:val="lv-LV"/>
+          <w:lang w:eastAsia="en-US"/>
           <w14:ligatures w14:val="standardContextual"/>
         </w:rPr>
         <w:tab/>
@@ -1354,7 +1356,7 @@
         <w:rPr>
           <w:noProof/>
         </w:rPr>
-        <w:instrText xml:space="preserve"> PAGEREF _Toc197373425 \h </w:instrText>
+        <w:instrText xml:space="preserve"> PAGEREF _Toc197375297 \h </w:instrText>
       </w:r>
       <w:r>
         <w:rPr>
@@ -1388,7 +1390,7 @@
           <w:kern w:val="2"/>
           <w:sz w:val="24"/>
           <w:szCs w:val="24"/>
-          <w:lang w:val="lv-LV"/>
+          <w:lang w:eastAsia="en-US"/>
           <w14:ligatures w14:val="standardContextual"/>
         </w:rPr>
       </w:pPr>
@@ -1404,7 +1406,7 @@
           <w:kern w:val="2"/>
           <w:sz w:val="24"/>
           <w:szCs w:val="24"/>
-          <w:lang w:val="lv-LV"/>
+          <w:lang w:eastAsia="en-US"/>
           <w14:ligatures w14:val="standardContextual"/>
         </w:rPr>
         <w:tab/>
@@ -1431,7 +1433,7 @@
         <w:rPr>
           <w:noProof/>
         </w:rPr>
-        <w:instrText xml:space="preserve"> PAGEREF _Toc197373426 \h </w:instrText>
+        <w:instrText xml:space="preserve"> PAGEREF _Toc197375298 \h </w:instrText>
       </w:r>
       <w:r>
         <w:rPr>
@@ -1465,7 +1467,7 @@
           <w:kern w:val="2"/>
           <w:sz w:val="24"/>
           <w:szCs w:val="24"/>
-          <w:lang w:val="lv-LV"/>
+          <w:lang w:eastAsia="en-US"/>
           <w14:ligatures w14:val="standardContextual"/>
         </w:rPr>
       </w:pPr>
@@ -1481,7 +1483,7 @@
           <w:kern w:val="2"/>
           <w:sz w:val="24"/>
           <w:szCs w:val="24"/>
-          <w:lang w:val="lv-LV"/>
+          <w:lang w:eastAsia="en-US"/>
           <w14:ligatures w14:val="standardContextual"/>
         </w:rPr>
         <w:tab/>
@@ -1508,7 +1510,7 @@
         <w:rPr>
           <w:noProof/>
         </w:rPr>
-        <w:instrText xml:space="preserve"> PAGEREF _Toc197373427 \h </w:instrText>
+        <w:instrText xml:space="preserve"> PAGEREF _Toc197375299 \h </w:instrText>
       </w:r>
       <w:r>
         <w:rPr>
@@ -1542,7 +1544,7 @@
           <w:kern w:val="2"/>
           <w:sz w:val="24"/>
           <w:szCs w:val="24"/>
-          <w:lang w:val="lv-LV"/>
+          <w:lang w:eastAsia="en-US"/>
           <w14:ligatures w14:val="standardContextual"/>
         </w:rPr>
       </w:pPr>
@@ -1558,7 +1560,7 @@
           <w:kern w:val="2"/>
           <w:sz w:val="24"/>
           <w:szCs w:val="24"/>
-          <w:lang w:val="lv-LV"/>
+          <w:lang w:eastAsia="en-US"/>
           <w14:ligatures w14:val="standardContextual"/>
         </w:rPr>
         <w:tab/>
@@ -1585,7 +1587,7 @@
         <w:rPr>
           <w:noProof/>
         </w:rPr>
-        <w:instrText xml:space="preserve"> PAGEREF _Toc197373428 \h </w:instrText>
+        <w:instrText xml:space="preserve"> PAGEREF _Toc197375300 \h </w:instrText>
       </w:r>
       <w:r>
         <w:rPr>
@@ -1619,7 +1621,7 @@
           <w:kern w:val="2"/>
           <w:sz w:val="24"/>
           <w:szCs w:val="24"/>
-          <w:lang w:val="lv-LV" w:eastAsia="lv-LV"/>
+          <w:lang w:eastAsia="en-US"/>
           <w14:ligatures w14:val="standardContextual"/>
         </w:rPr>
       </w:pPr>
@@ -1632,7 +1634,7 @@
           <w:kern w:val="2"/>
           <w:sz w:val="24"/>
           <w:szCs w:val="24"/>
-          <w:lang w:val="lv-LV" w:eastAsia="lv-LV"/>
+          <w:lang w:eastAsia="en-US"/>
           <w14:ligatures w14:val="standardContextual"/>
         </w:rPr>
         <w:tab/>
@@ -1647,7 +1649,7 @@
         <w:fldChar w:fldCharType="begin"/>
       </w:r>
       <w:r>
-        <w:instrText xml:space="preserve"> PAGEREF _Toc197373429 \h </w:instrText>
+        <w:instrText xml:space="preserve"> PAGEREF _Toc197375301 \h </w:instrText>
       </w:r>
       <w:r>
         <w:fldChar w:fldCharType="separate"/>
@@ -1667,7 +1669,7 @@
           <w:kern w:val="2"/>
           <w:sz w:val="24"/>
           <w:szCs w:val="24"/>
-          <w:lang w:val="lv-LV"/>
+          <w:lang w:eastAsia="en-US"/>
           <w14:ligatures w14:val="standardContextual"/>
         </w:rPr>
       </w:pPr>
@@ -1683,7 +1685,7 @@
           <w:kern w:val="2"/>
           <w:sz w:val="24"/>
           <w:szCs w:val="24"/>
-          <w:lang w:val="lv-LV"/>
+          <w:lang w:eastAsia="en-US"/>
           <w14:ligatures w14:val="standardContextual"/>
         </w:rPr>
         <w:tab/>
@@ -1710,7 +1712,7 @@
         <w:rPr>
           <w:noProof/>
         </w:rPr>
-        <w:instrText xml:space="preserve"> PAGEREF _Toc197373430 \h </w:instrText>
+        <w:instrText xml:space="preserve"> PAGEREF _Toc197375302 \h </w:instrText>
       </w:r>
       <w:r>
         <w:rPr>
@@ -1744,7 +1746,7 @@
           <w:kern w:val="2"/>
           <w:sz w:val="24"/>
           <w:szCs w:val="24"/>
-          <w:lang w:val="lv-LV" w:eastAsia="lv-LV"/>
+          <w:lang w:eastAsia="en-US"/>
           <w14:ligatures w14:val="standardContextual"/>
         </w:rPr>
       </w:pPr>
@@ -1757,7 +1759,7 @@
           <w:kern w:val="2"/>
           <w:sz w:val="24"/>
           <w:szCs w:val="24"/>
-          <w:lang w:val="lv-LV" w:eastAsia="lv-LV"/>
+          <w:lang w:eastAsia="en-US"/>
           <w14:ligatures w14:val="standardContextual"/>
         </w:rPr>
         <w:tab/>
@@ -1772,7 +1774,7 @@
         <w:fldChar w:fldCharType="begin"/>
       </w:r>
       <w:r>
-        <w:instrText xml:space="preserve"> PAGEREF _Toc197373431 \h </w:instrText>
+        <w:instrText xml:space="preserve"> PAGEREF _Toc197375303 \h </w:instrText>
       </w:r>
       <w:r>
         <w:fldChar w:fldCharType="separate"/>
@@ -1792,7 +1794,7 @@
           <w:kern w:val="2"/>
           <w:sz w:val="24"/>
           <w:szCs w:val="24"/>
-          <w:lang w:val="lv-LV"/>
+          <w:lang w:eastAsia="en-US"/>
           <w14:ligatures w14:val="standardContextual"/>
         </w:rPr>
       </w:pPr>
@@ -1808,7 +1810,7 @@
           <w:kern w:val="2"/>
           <w:sz w:val="24"/>
           <w:szCs w:val="24"/>
-          <w:lang w:val="lv-LV"/>
+          <w:lang w:eastAsia="en-US"/>
           <w14:ligatures w14:val="standardContextual"/>
         </w:rPr>
         <w:tab/>
@@ -1835,7 +1837,7 @@
         <w:rPr>
           <w:noProof/>
         </w:rPr>
-        <w:instrText xml:space="preserve"> PAGEREF _Toc197373432 \h </w:instrText>
+        <w:instrText xml:space="preserve"> PAGEREF _Toc197375304 \h </w:instrText>
       </w:r>
       <w:r>
         <w:rPr>
@@ -1869,7 +1871,7 @@
           <w:kern w:val="2"/>
           <w:sz w:val="24"/>
           <w:szCs w:val="24"/>
-          <w:lang w:val="lv-LV" w:eastAsia="lv-LV"/>
+          <w:lang w:eastAsia="en-US"/>
           <w14:ligatures w14:val="standardContextual"/>
         </w:rPr>
       </w:pPr>
@@ -1882,7 +1884,7 @@
           <w:kern w:val="2"/>
           <w:sz w:val="24"/>
           <w:szCs w:val="24"/>
-          <w:lang w:val="lv-LV" w:eastAsia="lv-LV"/>
+          <w:lang w:eastAsia="en-US"/>
           <w14:ligatures w14:val="standardContextual"/>
         </w:rPr>
         <w:tab/>
@@ -1897,7 +1899,7 @@
         <w:fldChar w:fldCharType="begin"/>
       </w:r>
       <w:r>
-        <w:instrText xml:space="preserve"> PAGEREF _Toc197373433 \h </w:instrText>
+        <w:instrText xml:space="preserve"> PAGEREF _Toc197375305 \h </w:instrText>
       </w:r>
       <w:r>
         <w:fldChar w:fldCharType="separate"/>
@@ -1917,7 +1919,7 @@
           <w:kern w:val="2"/>
           <w:sz w:val="24"/>
           <w:szCs w:val="24"/>
-          <w:lang w:val="lv-LV"/>
+          <w:lang w:eastAsia="en-US"/>
           <w14:ligatures w14:val="standardContextual"/>
         </w:rPr>
       </w:pPr>
@@ -1933,7 +1935,7 @@
           <w:kern w:val="2"/>
           <w:sz w:val="24"/>
           <w:szCs w:val="24"/>
-          <w:lang w:val="lv-LV"/>
+          <w:lang w:eastAsia="en-US"/>
           <w14:ligatures w14:val="standardContextual"/>
         </w:rPr>
         <w:tab/>
@@ -1960,7 +1962,7 @@
         <w:rPr>
           <w:noProof/>
         </w:rPr>
-        <w:instrText xml:space="preserve"> PAGEREF _Toc197373434 \h </w:instrText>
+        <w:instrText xml:space="preserve"> PAGEREF _Toc197375306 \h </w:instrText>
       </w:r>
       <w:r>
         <w:rPr>
@@ -1995,7 +1997,7 @@
           <w:kern w:val="2"/>
           <w:sz w:val="24"/>
           <w:szCs w:val="24"/>
-          <w:lang w:val="lv-LV" w:eastAsia="lv-LV"/>
+          <w:lang w:eastAsia="en-US"/>
           <w14:ligatures w14:val="standardContextual"/>
         </w:rPr>
       </w:pPr>
@@ -2012,7 +2014,7 @@
         <w:fldChar w:fldCharType="begin"/>
       </w:r>
       <w:r>
-        <w:instrText xml:space="preserve"> PAGEREF _Toc197373435 \h </w:instrText>
+        <w:instrText xml:space="preserve"> PAGEREF _Toc197375307 \h </w:instrText>
       </w:r>
       <w:r>
         <w:fldChar w:fldCharType="separate"/>
@@ -2033,7 +2035,7 @@
           <w:kern w:val="2"/>
           <w:sz w:val="24"/>
           <w:szCs w:val="24"/>
-          <w:lang w:val="lv-LV" w:eastAsia="lv-LV"/>
+          <w:lang w:eastAsia="en-US"/>
           <w14:ligatures w14:val="standardContextual"/>
         </w:rPr>
       </w:pPr>
@@ -2050,7 +2052,7 @@
         <w:fldChar w:fldCharType="begin"/>
       </w:r>
       <w:r>
-        <w:instrText xml:space="preserve"> PAGEREF _Toc197373436 \h </w:instrText>
+        <w:instrText xml:space="preserve"> PAGEREF _Toc197375308 \h </w:instrText>
       </w:r>
       <w:r>
         <w:fldChar w:fldCharType="separate"/>
@@ -2570,12 +2572,14 @@
               </w:rPr>
               <w:t xml:space="preserve"> </w:t>
             </w:r>
+            <w:proofErr w:type="gramStart"/>
             <w:r>
               <w:rPr>
                 <w:sz w:val="22"/>
               </w:rPr>
               <w:t>responsible</w:t>
             </w:r>
+            <w:proofErr w:type="gramEnd"/>
             <w:r>
               <w:rPr>
                 <w:sz w:val="22"/>
@@ -2976,7 +2980,7 @@
           <w:rFonts w:cs="Arial"/>
         </w:rPr>
       </w:pPr>
-      <w:bookmarkStart w:id="3" w:name="_Toc197373411"/>
+      <w:bookmarkStart w:id="3" w:name="_Toc197375283"/>
       <w:r>
         <w:rPr>
           <w:rFonts w:cs="Arial"/>
@@ -3007,12 +3011,25 @@
         </w:rPr>
         <w:t xml:space="preserve">Our goal: </w:t>
       </w:r>
-      <w:bookmarkStart w:id="4" w:name="_Toc197373412"/>
-      <w:r>
-        <w:rPr>
-          <w:rFonts w:ascii="Arial" w:hAnsi="Arial" w:cs="Arial"/>
-        </w:rPr>
-        <w:t>To create a dynamic website that applies PHP and JavaScript skills learned in lectures and through self-study, inspired by our personal interests, experiences, and hobbies. This project fulfills Practical Assignment #3, which builds upon our previous work by introducing server-side scripting with PHP and MySQL database integration.</w:t>
+      <w:r>
+        <w:rPr>
+          <w:rFonts w:ascii="Arial" w:hAnsi="Arial" w:cs="Arial"/>
+        </w:rPr>
+        <w:t xml:space="preserve">To create a dynamic website that applies PHP and JavaScript skills learned in lectures and through self-study, inspired by our personal interests, experiences, and hobbies. This project </w:t>
+      </w:r>
+      <w:proofErr w:type="gramStart"/>
+      <w:r>
+        <w:rPr>
+          <w:rFonts w:ascii="Arial" w:hAnsi="Arial" w:cs="Arial"/>
+        </w:rPr>
+        <w:t>fulfills Practical Assignment #</w:t>
+      </w:r>
+      <w:proofErr w:type="gramEnd"/>
+      <w:r>
+        <w:rPr>
+          <w:rFonts w:ascii="Arial" w:hAnsi="Arial" w:cs="Arial"/>
+        </w:rPr>
+        <w:t>3, which builds upon our previous work by introducing server-side scripting with PHP and MySQL database integration.</w:t>
       </w:r>
     </w:p>
     <w:p>
@@ -3239,6 +3256,7 @@
         <w:t xml:space="preserve">) handle database configuration, table structure creation, and consistent page layouts. Each component demonstrates our proficiency in web technologies while creating a cohesive, functional </w:t>
       </w:r>
       <w:proofErr w:type="spellStart"/>
+      <w:proofErr w:type="gramStart"/>
       <w:r>
         <w:rPr>
           <w:rFonts w:ascii="Arial" w:hAnsi="Arial" w:cs="Arial"/>
@@ -3252,12 +3270,28 @@
         <w:t>Setting</w:t>
       </w:r>
       <w:proofErr w:type="spellEnd"/>
+      <w:proofErr w:type="gramEnd"/>
       <w:r>
         <w:rPr>
           <w:rFonts w:cs="Arial"/>
         </w:rPr>
         <w:t xml:space="preserve"> up the database</w:t>
       </w:r>
+    </w:p>
+    <w:p>
+      <w:pPr>
+        <w:pStyle w:val="Heading1"/>
+        <w:rPr>
+          <w:rFonts w:cs="Arial"/>
+        </w:rPr>
+      </w:pPr>
+      <w:bookmarkStart w:id="4" w:name="_Toc197375284"/>
+      <w:r>
+        <w:rPr>
+          <w:rFonts w:cs="Arial"/>
+        </w:rPr>
+        <w:t>Setting up the database</w:t>
+      </w:r>
       <w:bookmarkEnd w:id="4"/>
     </w:p>
     <w:p>
@@ -3267,7 +3301,7 @@
           <w:rFonts w:cs="Arial"/>
         </w:rPr>
       </w:pPr>
-      <w:bookmarkStart w:id="5" w:name="_Toc197373413"/>
+      <w:bookmarkStart w:id="5" w:name="_Toc197375285"/>
       <w:proofErr w:type="spellStart"/>
       <w:r>
         <w:rPr>
@@ -3303,7 +3337,21 @@
         <w:rPr>
           <w:rFonts w:ascii="Arial" w:hAnsi="Arial" w:cs="Arial"/>
         </w:rPr>
-        <w:t xml:space="preserve"> script is responsible for the initial setup of the project's database environment. It ensures that the specified database is created if it does not already exist, selects it, and then proceeds to define and create the required tables.</w:t>
+        <w:t xml:space="preserve"> script is responsible for the initial setup of the project's database environment. It ensures that the specified database is created if it does </w:t>
+      </w:r>
+      <w:proofErr w:type="gramStart"/>
+      <w:r>
+        <w:rPr>
+          <w:rFonts w:ascii="Arial" w:hAnsi="Arial" w:cs="Arial"/>
+        </w:rPr>
+        <w:t>not already</w:t>
+      </w:r>
+      <w:proofErr w:type="gramEnd"/>
+      <w:r>
+        <w:rPr>
+          <w:rFonts w:ascii="Arial" w:hAnsi="Arial" w:cs="Arial"/>
+        </w:rPr>
+        <w:t xml:space="preserve"> exist, selects it, and then proceeds to define and create the required tables.</w:t>
       </w:r>
     </w:p>
     <w:p>
@@ -3313,7 +3361,7 @@
           <w:rFonts w:cs="Arial"/>
         </w:rPr>
       </w:pPr>
-      <w:bookmarkStart w:id="6" w:name="_Toc197373414"/>
+      <w:bookmarkStart w:id="6" w:name="_Toc197375286"/>
       <w:proofErr w:type="spellStart"/>
       <w:r>
         <w:rPr>
@@ -3359,7 +3407,7 @@
           <w:rFonts w:cs="Arial"/>
         </w:rPr>
       </w:pPr>
-      <w:bookmarkStart w:id="7" w:name="_Toc197373415"/>
+      <w:bookmarkStart w:id="7" w:name="_Toc197375287"/>
       <w:proofErr w:type="spellStart"/>
       <w:r>
         <w:rPr>
@@ -3396,7 +3444,7 @@
       <w:pPr>
         <w:pStyle w:val="Heading2"/>
       </w:pPr>
-      <w:bookmarkStart w:id="8" w:name="_Toc197373416"/>
+      <w:bookmarkStart w:id="8" w:name="_Toc197375288"/>
       <w:r>
         <w:t>Header</w:t>
       </w:r>
@@ -3404,6 +3452,7 @@
     </w:p>
     <w:p>
       <w:pPr>
+        <w:jc w:val="both"/>
         <w:rPr>
           <w:rFonts w:ascii="Arial" w:hAnsi="Arial" w:cs="Arial"/>
           <w:lang w:eastAsia="fi-FI"/>
@@ -3459,47 +3508,35 @@
       <w:pPr>
         <w:pStyle w:val="Heading2"/>
       </w:pPr>
-      <w:bookmarkStart w:id="9" w:name="_Toc197373417"/>
-      <w:r>
+      <w:bookmarkStart w:id="9" w:name="_Toc197375289"/>
+      <w:r>
+        <w:lastRenderedPageBreak/>
         <w:t>Footer</w:t>
       </w:r>
       <w:bookmarkEnd w:id="9"/>
     </w:p>
     <w:p>
       <w:pPr>
-        <w:rPr>
-          <w:rFonts w:ascii="Arial" w:hAnsi="Arial" w:cs="Arial"/>
+        <w:jc w:val="both"/>
+        <w:rPr>
+          <w:rFonts w:ascii="Arial" w:hAnsi="Arial" w:cs="Arial"/>
+          <w:bCs/>
           <w:lang w:eastAsia="fi-FI"/>
         </w:rPr>
       </w:pPr>
       <w:r>
-        <w:t xml:space="preserve"> </w:t>
-      </w:r>
-      <w:proofErr w:type="spellStart"/>
-      <w:r>
-        <w:rPr>
-          <w:b/>
-        </w:rPr>
-        <w:t>Footer</w:t>
-      </w:r>
-      <w:proofErr w:type="spellEnd"/>
-      <w:r>
-        <w:rPr>
-          <w:b/>
-        </w:rPr>
-        <w:t xml:space="preserve"> is included at the bottom of </w:t>
-      </w:r>
-      <w:r>
-        <w:rPr>
-          <w:b/>
-        </w:rPr>
-        <w:t>all pages</w:t>
-      </w:r>
-      <w:r>
-        <w:rPr>
-          <w:b/>
-        </w:rPr>
-        <w:t xml:space="preserve"> and contains the closing elements of each webpage including copyright information, secondary links, and JavaScript resources. This modular approach ensures uniform page endings throughout the site and simplifies maintenance by centralizing common closing elements.</w:t>
+        <w:rPr>
+          <w:rFonts w:ascii="Arial" w:hAnsi="Arial" w:cs="Arial"/>
+          <w:bCs/>
+        </w:rPr>
+        <w:t xml:space="preserve">The </w:t>
+      </w:r>
+      <w:r>
+        <w:rPr>
+          <w:rFonts w:ascii="Arial" w:hAnsi="Arial" w:cs="Arial"/>
+          <w:bCs/>
+        </w:rPr>
+        <w:t>Footer is included at the bottom of all pages and contains the closing elements of each webpage including copyright information, secondary links, and JavaScript resources. This modular approach ensures uniform page endings throughout the site and simplifies maintenance by centralizing common closing elements.</w:t>
       </w:r>
     </w:p>
     <w:p>
@@ -3516,7 +3553,7 @@
           <w:rFonts w:cs="Arial"/>
         </w:rPr>
       </w:pPr>
-      <w:bookmarkStart w:id="10" w:name="_Toc197373418"/>
+      <w:bookmarkStart w:id="10" w:name="_Toc197375290"/>
       <w:r>
         <w:rPr>
           <w:rFonts w:cs="Arial"/>
@@ -3532,7 +3569,7 @@
           <w:rFonts w:cs="Arial"/>
         </w:rPr>
       </w:pPr>
-      <w:bookmarkStart w:id="11" w:name="_Toc197373419"/>
+      <w:bookmarkStart w:id="11" w:name="_Toc197375291"/>
       <w:proofErr w:type="spellStart"/>
       <w:r>
         <w:rPr>
@@ -3643,7 +3680,15 @@
           <w:rFonts w:ascii="Arial" w:hAnsi="Arial" w:cs="Arial"/>
           <w:lang w:eastAsia="fi-FI"/>
         </w:rPr>
-        <w:t>password_hash</w:t>
+        <w:t>password_</w:t>
+      </w:r>
+      <w:proofErr w:type="gramStart"/>
+      <w:r>
+        <w:rPr>
+          <w:rFonts w:ascii="Arial" w:hAnsi="Arial" w:cs="Arial"/>
+          <w:lang w:eastAsia="fi-FI"/>
+        </w:rPr>
+        <w:t>hash</w:t>
       </w:r>
       <w:proofErr w:type="spellEnd"/>
       <w:r>
@@ -3651,13 +3696,21 @@
           <w:rFonts w:ascii="Arial" w:hAnsi="Arial" w:cs="Arial"/>
           <w:lang w:eastAsia="fi-FI"/>
         </w:rPr>
-        <w:t>() before storing them, and provides feedback to the user based on the success or failure of the operation</w:t>
-      </w:r>
+        <w:t>(</w:t>
+      </w:r>
+      <w:proofErr w:type="gramEnd"/>
       <w:r>
         <w:rPr>
           <w:rFonts w:ascii="Arial" w:hAnsi="Arial" w:cs="Arial"/>
           <w:lang w:eastAsia="fi-FI"/>
         </w:rPr>
+        <w:t>) before storing them, and provides feedback to the user based on the success or failure of the operation</w:t>
+      </w:r>
+      <w:r>
+        <w:rPr>
+          <w:rFonts w:ascii="Arial" w:hAnsi="Arial" w:cs="Arial"/>
+          <w:lang w:eastAsia="fi-FI"/>
+        </w:rPr>
         <w:t>.</w:t>
       </w:r>
     </w:p>
@@ -3668,7 +3721,7 @@
           <w:rFonts w:cs="Arial"/>
         </w:rPr>
       </w:pPr>
-      <w:bookmarkStart w:id="12" w:name="_Toc197373420"/>
+      <w:bookmarkStart w:id="12" w:name="_Toc197375292"/>
       <w:proofErr w:type="spellStart"/>
       <w:r>
         <w:rPr>
@@ -3740,7 +3793,7 @@
           <w:rFonts w:cs="Arial"/>
         </w:rPr>
       </w:pPr>
-      <w:bookmarkStart w:id="13" w:name="_Toc197373421"/>
+      <w:bookmarkStart w:id="13" w:name="_Toc197375293"/>
       <w:proofErr w:type="spellStart"/>
       <w:r>
         <w:rPr>
@@ -3796,14 +3849,46 @@
           <w:rFonts w:ascii="Arial" w:hAnsi="Arial" w:cs="Arial"/>
           <w:lang w:eastAsia="fi-FI"/>
         </w:rPr>
-        <w:t>If the login is successful it sets a cookie which stores the username for a set duration. Which makes it so on future visits upon logging in the cookie will be read and used to display a greeting “Welcome back, ‘Name of the user’ “</w:t>
-      </w:r>
+        <w:t xml:space="preserve">If the login is </w:t>
+      </w:r>
+      <w:proofErr w:type="gramStart"/>
       <w:r>
         <w:rPr>
           <w:rFonts w:ascii="Arial" w:hAnsi="Arial" w:cs="Arial"/>
           <w:lang w:eastAsia="fi-FI"/>
         </w:rPr>
-        <w:t xml:space="preserve"> on the home page.</w:t>
+        <w:t>successful</w:t>
+      </w:r>
+      <w:proofErr w:type="gramEnd"/>
+      <w:r>
+        <w:rPr>
+          <w:rFonts w:ascii="Arial" w:hAnsi="Arial" w:cs="Arial"/>
+          <w:lang w:eastAsia="fi-FI"/>
+        </w:rPr>
+        <w:t xml:space="preserve"> it sets a cookie which stores the username for a set duration. Which makes it so on future visits upon logging in the cookie will be read and used to display a greeting “Welcome back, ‘Name of the user’ </w:t>
+      </w:r>
+      <w:proofErr w:type="gramStart"/>
+      <w:r>
+        <w:rPr>
+          <w:rFonts w:ascii="Arial" w:hAnsi="Arial" w:cs="Arial"/>
+          <w:lang w:eastAsia="fi-FI"/>
+        </w:rPr>
+        <w:t>“</w:t>
+      </w:r>
+      <w:r>
+        <w:rPr>
+          <w:rFonts w:ascii="Arial" w:hAnsi="Arial" w:cs="Arial"/>
+          <w:lang w:eastAsia="fi-FI"/>
+        </w:rPr>
+        <w:t xml:space="preserve"> on</w:t>
+      </w:r>
+      <w:proofErr w:type="gramEnd"/>
+      <w:r>
+        <w:rPr>
+          <w:rFonts w:ascii="Arial" w:hAnsi="Arial" w:cs="Arial"/>
+          <w:lang w:eastAsia="fi-FI"/>
+        </w:rPr>
+        <w:t xml:space="preserve"> the home page.</w:t>
       </w:r>
     </w:p>
     <w:p>
@@ -3813,7 +3898,7 @@
           <w:rFonts w:cs="Arial"/>
         </w:rPr>
       </w:pPr>
-      <w:bookmarkStart w:id="14" w:name="_Toc197373422"/>
+      <w:bookmarkStart w:id="14" w:name="_Toc197375294"/>
       <w:proofErr w:type="spellStart"/>
       <w:r>
         <w:rPr>
@@ -3886,7 +3971,7 @@
           <w:rFonts w:cs="Arial"/>
         </w:rPr>
       </w:pPr>
-      <w:bookmarkStart w:id="15" w:name="_Toc197373423"/>
+      <w:bookmarkStart w:id="15" w:name="_Toc197375295"/>
       <w:proofErr w:type="spellStart"/>
       <w:r>
         <w:rPr>
@@ -3925,7 +4010,7 @@
           <w:rFonts w:cs="Arial"/>
         </w:rPr>
       </w:pPr>
-      <w:bookmarkStart w:id="16" w:name="_Toc197373424"/>
+      <w:bookmarkStart w:id="16" w:name="_Toc197375296"/>
       <w:proofErr w:type="spellStart"/>
       <w:r>
         <w:rPr>
@@ -3963,16 +4048,24 @@
         </w:rPr>
         <w:t xml:space="preserve"> </w:t>
       </w:r>
+      <w:proofErr w:type="gramStart"/>
       <w:r>
         <w:rPr>
           <w:lang w:eastAsia="fi-FI"/>
         </w:rPr>
-        <w:t xml:space="preserve">is located in the classes/ directory and </w:t>
-      </w:r>
+        <w:t>is located in</w:t>
+      </w:r>
+      <w:proofErr w:type="gramEnd"/>
       <w:r>
         <w:rPr>
           <w:lang w:eastAsia="fi-FI"/>
         </w:rPr>
+        <w:t xml:space="preserve"> the classes/ directory and </w:t>
+      </w:r>
+      <w:r>
+        <w:rPr>
+          <w:lang w:eastAsia="fi-FI"/>
+        </w:rPr>
         <w:t>defines the Service class, which encapsulates all logic related to managing service entries in the system. It handl</w:t>
       </w:r>
       <w:r>
@@ -3992,7 +4085,7 @@
       <w:pPr>
         <w:pStyle w:val="Heading3"/>
       </w:pPr>
-      <w:bookmarkStart w:id="17" w:name="_Toc197373425"/>
+      <w:bookmarkStart w:id="17" w:name="_Toc197375297"/>
       <w:proofErr w:type="spellStart"/>
       <w:r>
         <w:t>Services.php</w:t>
@@ -4019,7 +4112,21 @@
         <w:rPr>
           <w:lang w:eastAsia="fi-FI"/>
         </w:rPr>
-        <w:t xml:space="preserve"> is responsible for displaying the services that are currently available in the system. It acts as the view that fetches data from the Service class, and displays them as bootstrap cards to the end user.</w:t>
+        <w:t xml:space="preserve"> is responsible for displaying the services that are currently available in the system. It acts as the view that fetches data from the Service </w:t>
+      </w:r>
+      <w:proofErr w:type="gramStart"/>
+      <w:r>
+        <w:rPr>
+          <w:lang w:eastAsia="fi-FI"/>
+        </w:rPr>
+        <w:t>class, and</w:t>
+      </w:r>
+      <w:proofErr w:type="gramEnd"/>
+      <w:r>
+        <w:rPr>
+          <w:lang w:eastAsia="fi-FI"/>
+        </w:rPr>
+        <w:t xml:space="preserve"> displays them as bootstrap cards to the end user.</w:t>
       </w:r>
     </w:p>
     <w:p>
@@ -4027,7 +4134,7 @@
         <w:pStyle w:val="Heading3"/>
         <w:jc w:val="both"/>
       </w:pPr>
-      <w:bookmarkStart w:id="18" w:name="_Toc197373426"/>
+      <w:bookmarkStart w:id="18" w:name="_Toc197375298"/>
       <w:proofErr w:type="spellStart"/>
       <w:r>
         <w:t>Add_service.php</w:t>
@@ -4054,7 +4161,21 @@
         <w:rPr>
           <w:lang w:eastAsia="fi-FI"/>
         </w:rPr>
-        <w:t xml:space="preserve"> handles the creation of new services and stores them into the database.</w:t>
+        <w:t xml:space="preserve"> handles the creation of new services and stores them </w:t>
+      </w:r>
+      <w:proofErr w:type="gramStart"/>
+      <w:r>
+        <w:rPr>
+          <w:lang w:eastAsia="fi-FI"/>
+        </w:rPr>
+        <w:t>into</w:t>
+      </w:r>
+      <w:proofErr w:type="gramEnd"/>
+      <w:r>
+        <w:rPr>
+          <w:lang w:eastAsia="fi-FI"/>
+        </w:rPr>
+        <w:t xml:space="preserve"> the database.</w:t>
       </w:r>
     </w:p>
     <w:p>
@@ -4062,7 +4183,7 @@
         <w:pStyle w:val="Heading3"/>
         <w:jc w:val="both"/>
       </w:pPr>
-      <w:bookmarkStart w:id="19" w:name="_Toc197373427"/>
+      <w:bookmarkStart w:id="19" w:name="_Toc197375299"/>
       <w:proofErr w:type="spellStart"/>
       <w:r>
         <w:t>Edit_service.php</w:t>
@@ -4096,7 +4217,7 @@
       <w:pPr>
         <w:pStyle w:val="Heading3"/>
       </w:pPr>
-      <w:bookmarkStart w:id="20" w:name="_Toc197373428"/>
+      <w:bookmarkStart w:id="20" w:name="_Toc197375300"/>
       <w:r>
         <w:lastRenderedPageBreak/>
         <w:t>Service Image</w:t>
@@ -4155,7 +4276,7 @@
         <w:pStyle w:val="Heading2"/>
         <w:jc w:val="both"/>
       </w:pPr>
-      <w:bookmarkStart w:id="21" w:name="_Toc197373429"/>
+      <w:bookmarkStart w:id="21" w:name="_Toc197375301"/>
       <w:proofErr w:type="spellStart"/>
       <w:r>
         <w:t>Dashboard.php</w:t>
@@ -4195,7 +4316,7 @@
       <w:pPr>
         <w:pStyle w:val="Heading3"/>
       </w:pPr>
-      <w:bookmarkStart w:id="22" w:name="_Toc197373430"/>
+      <w:bookmarkStart w:id="22" w:name="_Toc197375302"/>
       <w:proofErr w:type="spellStart"/>
       <w:r>
         <w:t>Dashboard.php</w:t>
@@ -4258,7 +4379,7 @@
       <w:pPr>
         <w:pStyle w:val="Heading2"/>
       </w:pPr>
-      <w:bookmarkStart w:id="23" w:name="_Toc197373431"/>
+      <w:bookmarkStart w:id="23" w:name="_Toc197375303"/>
       <w:proofErr w:type="spellStart"/>
       <w:r>
         <w:t>Contact.php</w:t>
@@ -4284,14 +4405,28 @@
         <w:rPr>
           <w:lang w:eastAsia="fi-FI"/>
         </w:rPr>
-        <w:t xml:space="preserve"> handles the contact form submission,  by performing user input validation, processing the data while also providing feedback to the user based on the outcome of the submission.</w:t>
+        <w:t xml:space="preserve"> handles the contact form </w:t>
+      </w:r>
+      <w:proofErr w:type="gramStart"/>
+      <w:r>
+        <w:rPr>
+          <w:lang w:eastAsia="fi-FI"/>
+        </w:rPr>
+        <w:t>submission,  by</w:t>
+      </w:r>
+      <w:proofErr w:type="gramEnd"/>
+      <w:r>
+        <w:rPr>
+          <w:lang w:eastAsia="fi-FI"/>
+        </w:rPr>
+        <w:t xml:space="preserve"> performing user input validation, processing the data while also providing feedback to the user based on the outcome of the submission.</w:t>
       </w:r>
     </w:p>
     <w:p>
       <w:pPr>
         <w:pStyle w:val="Heading3"/>
       </w:pPr>
-      <w:bookmarkStart w:id="24" w:name="_Toc197373432"/>
+      <w:bookmarkStart w:id="24" w:name="_Toc197375304"/>
       <w:proofErr w:type="spellStart"/>
       <w:r>
         <w:lastRenderedPageBreak/>
@@ -4355,7 +4490,7 @@
       <w:pPr>
         <w:pStyle w:val="Heading2"/>
       </w:pPr>
-      <w:bookmarkStart w:id="25" w:name="_Toc197373433"/>
+      <w:bookmarkStart w:id="25" w:name="_Toc197375305"/>
       <w:proofErr w:type="spellStart"/>
       <w:r>
         <w:t>Index.php</w:t>
@@ -4388,7 +4523,7 @@
       <w:pPr>
         <w:pStyle w:val="Heading3"/>
       </w:pPr>
-      <w:bookmarkStart w:id="26" w:name="_Toc197373434"/>
+      <w:bookmarkStart w:id="26" w:name="_Toc197375306"/>
       <w:proofErr w:type="spellStart"/>
       <w:r>
         <w:t>Index.php</w:t>
@@ -4472,7 +4607,7 @@
           <w:rFonts w:cs="Arial"/>
         </w:rPr>
       </w:pPr>
-      <w:bookmarkStart w:id="27" w:name="_Toc197373435"/>
+      <w:bookmarkStart w:id="27" w:name="_Toc197375307"/>
       <w:r>
         <w:rPr>
           <w:rFonts w:cs="Arial"/>
@@ -4561,7 +4696,7 @@
           <w:rFonts w:cs="Arial"/>
         </w:rPr>
       </w:pPr>
-      <w:bookmarkStart w:id="28" w:name="_Toc197373436"/>
+      <w:bookmarkStart w:id="28" w:name="_Toc197375308"/>
       <w:r>
         <w:rPr>
           <w:rFonts w:cs="Arial"/>
@@ -7829,6 +7964,7 @@
   <w:style w:type="character" w:default="1" w:styleId="DefaultParagraphFont">
     <w:name w:val="Default Paragraph Font"/>
     <w:uiPriority w:val="1"/>
+    <w:semiHidden/>
     <w:unhideWhenUsed/>
   </w:style>
   <w:style w:type="table" w:default="1" w:styleId="TableNormal">
@@ -8508,15 +8644,6 @@
 </file>
 
 <file path=customXml/item1.xml><?xml version="1.0" encoding="utf-8"?>
-<?mso-contentType ?>
-<FormTemplates xmlns="http://schemas.microsoft.com/sharepoint/v3/contenttype/forms">
-  <Display>DocumentLibraryForm</Display>
-  <Edit>DocumentLibraryForm</Edit>
-  <New>DocumentLibraryForm</New>
-</FormTemplates>
-</file>
-
-<file path=customXml/item2.xml><?xml version="1.0" encoding="utf-8"?>
 <ct:contentTypeSchema xmlns:ct="http://schemas.microsoft.com/office/2006/metadata/contentType" xmlns:ma="http://schemas.microsoft.com/office/2006/metadata/properties/metaAttributes" ct:_="" ma:_="" ma:contentTypeName="Dokuments" ma:contentTypeID="0x010100C8F7F01F6D0CC149A9B7150A3C686759" ma:contentTypeVersion="10" ma:contentTypeDescription="Izveidot jaunu dokumentu." ma:contentTypeScope="" ma:versionID="95b33dc7268e725ae5589559759ad6dd">
   <xsd:schema xmlns:xsd="http://www.w3.org/2001/XMLSchema" xmlns:xs="http://www.w3.org/2001/XMLSchema" xmlns:p="http://schemas.microsoft.com/office/2006/metadata/properties" xmlns:ns3="cbdc5970-8358-4c50-a4d9-cf73fd1a39ad" targetNamespace="http://schemas.microsoft.com/office/2006/metadata/properties" ma:root="true" ma:fieldsID="b57b4ef460c3e42f1c0e119126d6c3fc" ns3:_="">
     <xsd:import namespace="cbdc5970-8358-4c50-a4d9-cf73fd1a39ad"/>
@@ -8698,11 +8825,16 @@
 </ct:contentTypeSchema>
 </file>
 
-<file path=customXml/item3.xml><?xml version="1.0" encoding="utf-8"?>
-<b:Sources xmlns:b="http://schemas.openxmlformats.org/officeDocument/2006/bibliography" xmlns="http://schemas.openxmlformats.org/officeDocument/2006/bibliography" SelectedStyle="\APASixthEditionOfficeOnline.xsl" StyleName="APA" Version="6"/>
+<file path=customXml/item2.xml><?xml version="1.0" encoding="utf-8"?>
+<?mso-contentType ?>
+<FormTemplates xmlns="http://schemas.microsoft.com/sharepoint/v3/contenttype/forms">
+  <Display>DocumentLibraryForm</Display>
+  <Edit>DocumentLibraryForm</Edit>
+  <New>DocumentLibraryForm</New>
+</FormTemplates>
 </file>
 
-<file path=customXml/item4.xml><?xml version="1.0" encoding="utf-8"?>
+<file path=customXml/item3.xml><?xml version="1.0" encoding="utf-8"?>
 <p:properties xmlns:p="http://schemas.microsoft.com/office/2006/metadata/properties" xmlns:xsi="http://www.w3.org/2001/XMLSchema-instance" xmlns:pc="http://schemas.microsoft.com/office/infopath/2007/PartnerControls">
   <documentManagement>
     <_activity xmlns="cbdc5970-8358-4c50-a4d9-cf73fd1a39ad" xsi:nil="true"/>
@@ -8710,15 +8842,11 @@
 </p:properties>
 </file>
 
-<file path=customXml/itemProps1.xml><?xml version="1.0" encoding="utf-8"?>
-<ds:datastoreItem xmlns:ds="http://schemas.openxmlformats.org/officeDocument/2006/customXml" ds:itemID="{C9DEB3EC-A595-4E8A-B420-8F3DC5E6997C}">
-  <ds:schemaRefs>
-    <ds:schemaRef ds:uri="http://schemas.microsoft.com/sharepoint/v3/contenttype/forms"/>
-  </ds:schemaRefs>
-</ds:datastoreItem>
+<file path=customXml/item4.xml><?xml version="1.0" encoding="utf-8"?>
+<b:Sources xmlns:b="http://schemas.openxmlformats.org/officeDocument/2006/bibliography" xmlns="http://schemas.openxmlformats.org/officeDocument/2006/bibliography" SelectedStyle="\APASixthEditionOfficeOnline.xsl" StyleName="APA" Version="6"/>
 </file>
 
-<file path=customXml/itemProps2.xml><?xml version="1.0" encoding="utf-8"?>
+<file path=customXml/itemProps1.xml><?xml version="1.0" encoding="utf-8"?>
 <ds:datastoreItem xmlns:ds="http://schemas.openxmlformats.org/officeDocument/2006/customXml" ds:itemID="{427C2474-2844-48C1-B12B-E2BDC4433181}">
   <ds:schemaRefs>
     <ds:schemaRef ds:uri="http://schemas.microsoft.com/office/2006/metadata/contentType"/>
@@ -8736,15 +8864,15 @@
 </ds:datastoreItem>
 </file>
 
-<file path=customXml/itemProps3.xml><?xml version="1.0" encoding="utf-8"?>
-<ds:datastoreItem xmlns:ds="http://schemas.openxmlformats.org/officeDocument/2006/customXml" ds:itemID="{63E0AE4A-CA37-4FDA-8666-4209C6E1B665}">
+<file path=customXml/itemProps2.xml><?xml version="1.0" encoding="utf-8"?>
+<ds:datastoreItem xmlns:ds="http://schemas.openxmlformats.org/officeDocument/2006/customXml" ds:itemID="{C9DEB3EC-A595-4E8A-B420-8F3DC5E6997C}">
   <ds:schemaRefs>
-    <ds:schemaRef ds:uri="http://schemas.openxmlformats.org/officeDocument/2006/bibliography"/>
+    <ds:schemaRef ds:uri="http://schemas.microsoft.com/sharepoint/v3/contenttype/forms"/>
   </ds:schemaRefs>
 </ds:datastoreItem>
 </file>
 
-<file path=customXml/itemProps4.xml><?xml version="1.0" encoding="utf-8"?>
+<file path=customXml/itemProps3.xml><?xml version="1.0" encoding="utf-8"?>
 <ds:datastoreItem xmlns:ds="http://schemas.openxmlformats.org/officeDocument/2006/customXml" ds:itemID="{C9C7DABB-59BD-475A-831A-DCCF91DDA573}">
   <ds:schemaRefs>
     <ds:schemaRef ds:uri="http://schemas.microsoft.com/office/2006/metadata/properties"/>
@@ -8752,4 +8880,12 @@
     <ds:schemaRef ds:uri="cbdc5970-8358-4c50-a4d9-cf73fd1a39ad"/>
   </ds:schemaRefs>
 </ds:datastoreItem>
+</file>
+
+<file path=customXml/itemProps4.xml><?xml version="1.0" encoding="utf-8"?>
+<ds:datastoreItem xmlns:ds="http://schemas.openxmlformats.org/officeDocument/2006/customXml" ds:itemID="{63E0AE4A-CA37-4FDA-8666-4209C6E1B665}">
+  <ds:schemaRefs>
+    <ds:schemaRef ds:uri="http://schemas.openxmlformats.org/officeDocument/2006/bibliography"/>
+  </ds:schemaRefs>
+</ds:datastoreItem>
 </file>